--- a/docs/CMP7001_PRAC1_Report.docx
+++ b/docs/CMP7001_PRAC1_Report.docx
@@ -138,8 +138,9 @@
           <w:sz w:val="36"/>
           <w:szCs w:val="36"/>
         </w:rPr>
-        <w:t>Intelligent Wellness and Fitness Center (IWFC)</w:t>
-      </w:r>
+        <w:t xml:space="preserve">Intelligent Wellness and Fitness </w:t>
+      </w:r>
+      <w:proofErr w:type="spellStart"/>
       <w:r>
         <w:rPr>
           <w:b/>
@@ -148,6 +149,27 @@
           <w:sz w:val="36"/>
           <w:szCs w:val="36"/>
         </w:rPr>
+        <w:t>Center</w:t>
+      </w:r>
+      <w:proofErr w:type="spellEnd"/>
+      <w:r>
+        <w:rPr>
+          <w:b/>
+          <w:bCs/>
+          <w:color w:val="000000"/>
+          <w:sz w:val="36"/>
+          <w:szCs w:val="36"/>
+        </w:rPr>
+        <w:t xml:space="preserve"> (IWFC)</w:t>
+      </w:r>
+      <w:r>
+        <w:rPr>
+          <w:b/>
+          <w:bCs/>
+          <w:color w:val="000000"/>
+          <w:sz w:val="36"/>
+          <w:szCs w:val="36"/>
+        </w:rPr>
         <w:br/>
         <w:t>Management System</w:t>
       </w:r>
@@ -218,7 +240,29 @@
         <w:rPr>
           <w:color w:val="000000"/>
         </w:rPr>
-        <w:t xml:space="preserve"> st[CardiffMetID]</w:t>
+        <w:t xml:space="preserve"> </w:t>
+      </w:r>
+      <w:proofErr w:type="gramStart"/>
+      <w:r>
+        <w:rPr>
+          <w:color w:val="000000"/>
+        </w:rPr>
+        <w:t>st[</w:t>
+      </w:r>
+      <w:proofErr w:type="spellStart"/>
+      <w:proofErr w:type="gramEnd"/>
+      <w:r>
+        <w:rPr>
+          <w:color w:val="000000"/>
+        </w:rPr>
+        <w:t>CardiffMetID</w:t>
+      </w:r>
+      <w:proofErr w:type="spellEnd"/>
+      <w:r>
+        <w:rPr>
+          <w:color w:val="000000"/>
+        </w:rPr>
+        <w:t>]</w:t>
       </w:r>
     </w:p>
     <w:p>
@@ -754,8 +798,16 @@
         <w:rPr>
           <w:color w:val="000000"/>
         </w:rPr>
-        <w:t>4.1.1 Singleton – DataStore</w:t>
-      </w:r>
+        <w:t xml:space="preserve">4.1.1 Singleton – </w:t>
+      </w:r>
+      <w:proofErr w:type="spellStart"/>
+      <w:r>
+        <w:rPr>
+          <w:color w:val="000000"/>
+        </w:rPr>
+        <w:t>DataStore</w:t>
+      </w:r>
+      <w:proofErr w:type="spellEnd"/>
     </w:p>
     <w:p>
       <w:pPr>
@@ -769,8 +821,16 @@
         <w:rPr>
           <w:color w:val="000000"/>
         </w:rPr>
-        <w:t>4.1.2 Factory – SessionFactory</w:t>
-      </w:r>
+        <w:t xml:space="preserve">4.1.2 Factory – </w:t>
+      </w:r>
+      <w:proofErr w:type="spellStart"/>
+      <w:r>
+        <w:rPr>
+          <w:color w:val="000000"/>
+        </w:rPr>
+        <w:t>SessionFactory</w:t>
+      </w:r>
+      <w:proofErr w:type="spellEnd"/>
     </w:p>
     <w:p>
       <w:pPr>
@@ -786,12 +846,14 @@
         </w:rPr>
         <w:t xml:space="preserve">4.1.3 Builder – </w:t>
       </w:r>
+      <w:proofErr w:type="spellStart"/>
       <w:r>
         <w:rPr>
           <w:color w:val="000000"/>
         </w:rPr>
         <w:t>FitnessPlanBuilder</w:t>
       </w:r>
+      <w:proofErr w:type="spellEnd"/>
     </w:p>
     <w:p>
       <w:pPr>
@@ -820,8 +882,16 @@
         <w:rPr>
           <w:color w:val="000000"/>
         </w:rPr>
-        <w:t>4.2.1 Facade – IWFCSystemFacade</w:t>
-      </w:r>
+        <w:t xml:space="preserve">4.2.1 Facade – </w:t>
+      </w:r>
+      <w:proofErr w:type="spellStart"/>
+      <w:r>
+        <w:rPr>
+          <w:color w:val="000000"/>
+        </w:rPr>
+        <w:t>IWFCSystemFacade</w:t>
+      </w:r>
+      <w:proofErr w:type="spellEnd"/>
     </w:p>
     <w:p>
       <w:pPr>
@@ -850,8 +920,16 @@
         <w:rPr>
           <w:color w:val="000000"/>
         </w:rPr>
-        <w:t>4.3.1 Observer – NotificationService</w:t>
-      </w:r>
+        <w:t xml:space="preserve">4.3.1 Observer – </w:t>
+      </w:r>
+      <w:proofErr w:type="spellStart"/>
+      <w:r>
+        <w:rPr>
+          <w:color w:val="000000"/>
+        </w:rPr>
+        <w:t>NotificationService</w:t>
+      </w:r>
+      <w:proofErr w:type="spellEnd"/>
     </w:p>
     <w:p>
       <w:pPr>
@@ -865,8 +943,16 @@
         <w:rPr>
           <w:color w:val="000000"/>
         </w:rPr>
-        <w:t>4.3.2 Strategy – PaymentStrategy</w:t>
-      </w:r>
+        <w:t xml:space="preserve">4.3.2 Strategy – </w:t>
+      </w:r>
+      <w:proofErr w:type="spellStart"/>
+      <w:r>
+        <w:rPr>
+          <w:color w:val="000000"/>
+        </w:rPr>
+        <w:t>PaymentStrategy</w:t>
+      </w:r>
+      <w:proofErr w:type="spellEnd"/>
     </w:p>
     <w:p>
       <w:pPr>
@@ -1634,6 +1720,7 @@
                 <w:szCs w:val="22"/>
               </w:rPr>
             </w:pPr>
+            <w:proofErr w:type="spellStart"/>
             <w:r>
               <w:rPr>
                 <w:rFonts w:eastAsia="Times New Roman"/>
@@ -1643,6 +1730,7 @@
               </w:rPr>
               <w:t>GoF</w:t>
             </w:r>
+            <w:proofErr w:type="spellEnd"/>
           </w:p>
         </w:tc>
         <w:tc>
@@ -1913,8 +2001,19 @@
                 <w:sz w:val="22"/>
                 <w:szCs w:val="22"/>
               </w:rPr>
-              <w:t>Intelligent Wellness and Fitness Center</w:t>
+              <w:t xml:space="preserve">Intelligent Wellness and Fitness </w:t>
             </w:r>
+            <w:proofErr w:type="spellStart"/>
+            <w:r>
+              <w:rPr>
+                <w:rFonts w:eastAsia="Times New Roman"/>
+                <w:color w:val="000000"/>
+                <w:sz w:val="22"/>
+                <w:szCs w:val="22"/>
+              </w:rPr>
+              <w:t>Center</w:t>
+            </w:r>
+            <w:proofErr w:type="spellEnd"/>
           </w:p>
         </w:tc>
       </w:tr>
@@ -2343,6 +2442,7 @@
                 <w:sz w:val="22"/>
                 <w:szCs w:val="22"/>
               </w:rPr>
+              <w:lastRenderedPageBreak/>
               <w:t>UI</w:t>
             </w:r>
           </w:p>
@@ -2478,6 +2578,7 @@
           <w:rFonts w:eastAsia="Times New Roman"/>
           <w:color w:val="000000"/>
         </w:rPr>
+        <w:lastRenderedPageBreak/>
         <w:t>List of Figures</w:t>
       </w:r>
     </w:p>
@@ -2538,13 +2639,7 @@
         <w:rPr>
           <w:color w:val="000000"/>
         </w:rPr>
-        <w:t xml:space="preserve">Figure 4 – </w:t>
-      </w:r>
-      <w:r>
-        <w:rPr>
-          <w:color w:val="000000"/>
-        </w:rPr>
-        <w:t>Equipment Management View</w:t>
+        <w:t>Figure 4 – Equipment Management View</w:t>
       </w:r>
     </w:p>
     <w:p>
@@ -2680,6 +2775,7 @@
           <w:rFonts w:eastAsia="Times New Roman"/>
           <w:color w:val="000000"/>
         </w:rPr>
+        <w:lastRenderedPageBreak/>
         <w:t>List of Tables</w:t>
       </w:r>
     </w:p>
@@ -2710,13 +2806,7 @@
         <w:rPr>
           <w:color w:val="000000"/>
         </w:rPr>
-        <w:t xml:space="preserve">Table 2 – </w:t>
-      </w:r>
-      <w:r>
-        <w:rPr>
-          <w:color w:val="000000"/>
-        </w:rPr>
-        <w:t>Design Patterns Implemented and Rationale</w:t>
+        <w:t>Table 2 – Design Patterns Implemented and Rationale</w:t>
       </w:r>
     </w:p>
     <w:p>
@@ -2777,6 +2867,7 @@
           <w:rFonts w:eastAsia="Times New Roman"/>
           <w:color w:val="000000"/>
         </w:rPr>
+        <w:lastRenderedPageBreak/>
         <w:t>1. Introduction</w:t>
       </w:r>
     </w:p>
@@ -2807,13 +2898,7 @@
         <w:rPr>
           <w:color w:val="000000"/>
         </w:rPr>
-        <w:t>The fitness and wellness sector has seen a significant push towards digitalisation over recent years, with management platforms becoming central to how gymnasiums and athletic centres handle their day-to-day operations (Sommerville, 2016). Despite this general trend, a considerable number of mid-sized fitness facilities still depend on fragmented manual processes for tracking equipment, scheduling classes, and coordinating maintenance work. This fragmentation often results in booking conflicts, delayed faul</w:t>
-      </w:r>
-      <w:r>
-        <w:rPr>
-          <w:color w:val="000000"/>
-        </w:rPr>
-        <w:t>t responses, and poor visibility across the organisation.</w:t>
+        <w:t>The fitness and wellness sector has seen a significant push towards digitalisation over recent years, with management platforms becoming central to how gymnasiums and athletic centres handle their day-to-day operations (Sommerville, 2016). Despite this general trend, a considerable number of mid-sized fitness facilities still depend on fragmented manual processes for tracking equipment, scheduling classes, and coordinating maintenance work. This fragmentation often results in booking conflicts, delayed fault responses, and poor visibility across the organisation.</w:t>
       </w:r>
     </w:p>
     <w:p>
@@ -2827,13 +2912,49 @@
         <w:rPr>
           <w:color w:val="000000"/>
         </w:rPr>
-        <w:t>The Intelligent Wellness and Fitness Center (IWFC) scenario, as outlined in the assessment brief, captures exactly this kind of operational challenge. The centre wants to replace its disjointed manual systems with a single unified management tool that brings together equipment oversight, session scheduling, and maintenance workflows under one roof. Three actor roles drive the system: an Administrator who manages the equipment inventory and oversees global operations, an Instructor who schedules fitness sess</w:t>
-      </w:r>
-      <w:r>
-        <w:rPr>
-          <w:color w:val="000000"/>
-        </w:rPr>
-        <w:t>ions and reports technical faults, and a Member who views available schedules and requests bookings.</w:t>
+        <w:t xml:space="preserve">The Intelligent Wellness and Fitness </w:t>
+      </w:r>
+      <w:proofErr w:type="spellStart"/>
+      <w:r>
+        <w:rPr>
+          <w:color w:val="000000"/>
+        </w:rPr>
+        <w:t>Center</w:t>
+      </w:r>
+      <w:proofErr w:type="spellEnd"/>
+      <w:r>
+        <w:rPr>
+          <w:color w:val="000000"/>
+        </w:rPr>
+        <w:t xml:space="preserve"> (IWFC) scenario, as outlined in the assessment brief, captures exactly this kind of operational challenge. The centre wants to replace its disjointed manual systems with a single unified management tool that brings together equipment oversight, session scheduling, and maintenance workflows under one roof. Three actor roles drive the system: an Administrator who manages the equipment inventory and oversees global operations, an </w:t>
+      </w:r>
+      <w:proofErr w:type="gramStart"/>
+      <w:r>
+        <w:rPr>
+          <w:color w:val="000000"/>
+        </w:rPr>
+        <w:t>Instructor</w:t>
+      </w:r>
+      <w:proofErr w:type="gramEnd"/>
+      <w:r>
+        <w:rPr>
+          <w:color w:val="000000"/>
+        </w:rPr>
+        <w:t xml:space="preserve"> who schedules fitness sessions and reports technical faults, and a </w:t>
+      </w:r>
+      <w:proofErr w:type="gramStart"/>
+      <w:r>
+        <w:rPr>
+          <w:color w:val="000000"/>
+        </w:rPr>
+        <w:t>Member</w:t>
+      </w:r>
+      <w:proofErr w:type="gramEnd"/>
+      <w:r>
+        <w:rPr>
+          <w:color w:val="000000"/>
+        </w:rPr>
+        <w:t xml:space="preserve"> who views available schedules and requests bookings.</w:t>
       </w:r>
     </w:p>
     <w:p>
@@ -2863,19 +2984,21 @@
         <w:rPr>
           <w:color w:val="000000"/>
         </w:rPr>
-        <w:t>The primary aim of this project was to develop a working Java-based software prototype that applies advanced programming techniques to solve the IWFC problem scenario. Specifically, the prototype needed to demonstrate proficiency in object-oriented principles (abstraction, encapsulation, polymorphism), implement at least one design pattern from each of the three GoF categories (creational, structural, behavioural), utilise Java Collections and Generics effectively, and employ custom exception handling along</w:t>
-      </w:r>
-      <w:r>
-        <w:rPr>
-          <w:color w:val="000000"/>
-        </w:rPr>
-        <w:t>side JUnit-based testing. A secondary goal was to produce a polished desktop interface using JavaFX, going beyond the minimum console requirement to provide a more realistic demonstration of the system</w:t>
-      </w:r>
-      <w:r>
-        <w:rPr>
-          <w:color w:val="000000"/>
-        </w:rPr>
-        <w:t>’s capabilities.</w:t>
+        <w:t xml:space="preserve">The primary aim of this project was to develop a working Java-based software prototype that applies advanced programming techniques to solve the IWFC problem scenario. Specifically, the prototype needed to demonstrate proficiency in object-oriented principles (abstraction, encapsulation, polymorphism), implement at least one design pattern from each of the three </w:t>
+      </w:r>
+      <w:proofErr w:type="spellStart"/>
+      <w:r>
+        <w:rPr>
+          <w:color w:val="000000"/>
+        </w:rPr>
+        <w:t>GoF</w:t>
+      </w:r>
+      <w:proofErr w:type="spellEnd"/>
+      <w:r>
+        <w:rPr>
+          <w:color w:val="000000"/>
+        </w:rPr>
+        <w:t xml:space="preserve"> categories (creational, structural, behavioural), utilise Java Collections and Generics effectively, and employ custom exception handling alongside JUnit-based testing. A secondary goal was to produce a polished desktop interface using JavaFX, going beyond the minimum console requirement to provide a more realistic demonstration of the system’s capabilities.</w:t>
       </w:r>
     </w:p>
     <w:p>
@@ -2905,13 +3028,7 @@
         <w:rPr>
           <w:color w:val="000000"/>
         </w:rPr>
-        <w:t>The report proceeds as follows. Section 2 describes the system architecture and class structure. Section 3 discusses the application of OOP principles with reference to specific classes. Section 4 provides the rationale behind each design pattern chosen. Section 5 examines the use of Java Generics and Collections. Section 6 covers the custom exception handling strategy. Section 7 presents the testing plan, results, and a reflection on bugs encountered during development. Section 8 concludes with a discussio</w:t>
-      </w:r>
-      <w:r>
-        <w:rPr>
-          <w:color w:val="000000"/>
-        </w:rPr>
-        <w:t>n of limitations and a final summary.</w:t>
+        <w:t>The report proceeds as follows. Section 2 describes the system architecture and class structure. Section 3 discusses the application of OOP principles with reference to specific classes. Section 4 provides the rationale behind each design pattern chosen. Section 5 examines the use of Java Generics and Collections. Section 6 covers the custom exception handling strategy. Section 7 presents the testing plan, results, and a reflection on bugs encountered during development. Section 8 concludes with a discussion of limitations and a final summary.</w:t>
       </w:r>
     </w:p>
     <w:p>
@@ -2927,6 +3044,7 @@
           <w:rFonts w:eastAsia="Times New Roman"/>
           <w:color w:val="000000"/>
         </w:rPr>
+        <w:lastRenderedPageBreak/>
         <w:t>2. System Design and Architecture</w:t>
       </w:r>
     </w:p>
@@ -2959,6 +3077,7 @@
         </w:rPr>
         <w:t xml:space="preserve">The IWFC prototype follows a layered architecture that separates presentation, business logic, and data persistence into distinct tiers. This separation was driven largely by the need for testability and by the requirement to support both a JavaFX desktop interface and a headless console menu that share the same back-end logic (Martin, 2009). At the topmost layer, user interactions are handled by JavaFX view controllers (e.g. </w:t>
       </w:r>
+      <w:proofErr w:type="spellStart"/>
       <w:r>
         <w:rPr>
           <w:i/>
@@ -2967,12 +3086,14 @@
         </w:rPr>
         <w:t>DashboardView</w:t>
       </w:r>
+      <w:proofErr w:type="spellEnd"/>
       <w:r>
         <w:rPr>
           <w:color w:val="000000"/>
         </w:rPr>
         <w:t xml:space="preserve">, </w:t>
       </w:r>
+      <w:proofErr w:type="spellStart"/>
       <w:r>
         <w:rPr>
           <w:i/>
@@ -2981,12 +3102,14 @@
         </w:rPr>
         <w:t>EquipmentView</w:t>
       </w:r>
+      <w:proofErr w:type="spellEnd"/>
       <w:r>
         <w:rPr>
           <w:color w:val="000000"/>
         </w:rPr>
         <w:t xml:space="preserve">, </w:t>
       </w:r>
+      <w:proofErr w:type="spellStart"/>
       <w:r>
         <w:rPr>
           <w:i/>
@@ -2995,12 +3118,14 @@
         </w:rPr>
         <w:t>SessionView</w:t>
       </w:r>
+      <w:proofErr w:type="spellEnd"/>
       <w:r>
         <w:rPr>
           <w:color w:val="000000"/>
         </w:rPr>
         <w:t xml:space="preserve">) or, alternatively, by the text-based </w:t>
       </w:r>
+      <w:proofErr w:type="spellStart"/>
       <w:r>
         <w:rPr>
           <w:i/>
@@ -3009,12 +3134,14 @@
         </w:rPr>
         <w:t>ConsoleApp</w:t>
       </w:r>
+      <w:proofErr w:type="spellEnd"/>
       <w:r>
         <w:rPr>
           <w:color w:val="000000"/>
         </w:rPr>
         <w:t xml:space="preserve">. Both entry points communicate exclusively through a single </w:t>
       </w:r>
+      <w:proofErr w:type="spellStart"/>
       <w:r>
         <w:rPr>
           <w:i/>
@@ -3023,6 +3150,7 @@
         </w:rPr>
         <w:t>IWFCSystemFacade</w:t>
       </w:r>
+      <w:proofErr w:type="spellEnd"/>
       <w:r>
         <w:rPr>
           <w:color w:val="000000"/>
@@ -3061,8 +3189,9 @@
           <w:color w:val="555555"/>
         </w:rPr>
         <w:br/>
-        <w:t xml:space="preserve">IWFC System Architecture Diagram – </w:t>
-      </w:r>
+        <w:t>IWFC System Architecture Diagram – showing the three-tier layout with Presentation (JavaFX / Console), Business Logic (Facade + Services), and Data (</w:t>
+      </w:r>
+      <w:proofErr w:type="spellStart"/>
       <w:r>
         <w:rPr>
           <w:rFonts w:eastAsia="Times New Roman"/>
@@ -3070,7 +3199,37 @@
           <w:iCs/>
           <w:color w:val="555555"/>
         </w:rPr>
-        <w:t xml:space="preserve">showing the three-tier layout with Presentation (JavaFX / Console), Business Logic (Facade + Services), and Data (DataStore + Repository&lt;T&gt;) layers. You can draw this in draw.io or use the Mermaid class diagram from docs/IWFC_Class_Diagram.mermaid. </w:t>
+        <w:t>DataStore</w:t>
+      </w:r>
+      <w:proofErr w:type="spellEnd"/>
+      <w:r>
+        <w:rPr>
+          <w:rFonts w:eastAsia="Times New Roman"/>
+          <w:i/>
+          <w:iCs/>
+          <w:color w:val="555555"/>
+        </w:rPr>
+        <w:t xml:space="preserve"> + Repository&lt;T&gt;) layers. You can draw this in draw.io or use the Mermaid class diagram from docs/</w:t>
+      </w:r>
+      <w:proofErr w:type="spellStart"/>
+      <w:r>
+        <w:rPr>
+          <w:rFonts w:eastAsia="Times New Roman"/>
+          <w:i/>
+          <w:iCs/>
+          <w:color w:val="555555"/>
+        </w:rPr>
+        <w:t>IWFC_Class_Diagram.mermaid</w:t>
+      </w:r>
+      <w:proofErr w:type="spellEnd"/>
+      <w:r>
+        <w:rPr>
+          <w:rFonts w:eastAsia="Times New Roman"/>
+          <w:i/>
+          <w:iCs/>
+          <w:color w:val="555555"/>
+        </w:rPr>
+        <w:t xml:space="preserve">. </w:t>
       </w:r>
     </w:p>
     <w:p>
@@ -3102,6 +3261,7 @@
         </w:rPr>
         <w:t xml:space="preserve">The business tier is made up of several dedicated service classes, each handling a bounded slice of the system’s operational logic. </w:t>
       </w:r>
+      <w:proofErr w:type="spellStart"/>
       <w:r>
         <w:rPr>
           <w:i/>
@@ -3110,18 +3270,14 @@
         </w:rPr>
         <w:t>EquipmentService</w:t>
       </w:r>
-      <w:r>
-        <w:rPr>
-          <w:color w:val="000000"/>
-        </w:rPr>
-        <w:t xml:space="preserve"> </w:t>
-      </w:r>
-      <w:r>
-        <w:rPr>
-          <w:color w:val="000000"/>
-        </w:rPr>
-        <w:t xml:space="preserve">manages the fleet inventory including CRUD operations and cumulative usage-hour tracking. </w:t>
-      </w:r>
+      <w:proofErr w:type="spellEnd"/>
+      <w:r>
+        <w:rPr>
+          <w:color w:val="000000"/>
+        </w:rPr>
+        <w:t xml:space="preserve"> manages the fleet inventory including CRUD operations and cumulative usage-hour tracking. </w:t>
+      </w:r>
+      <w:proofErr w:type="spellStart"/>
       <w:r>
         <w:rPr>
           <w:i/>
@@ -3130,12 +3286,14 @@
         </w:rPr>
         <w:t>SessionService</w:t>
       </w:r>
+      <w:proofErr w:type="spellEnd"/>
       <w:r>
         <w:rPr>
           <w:color w:val="000000"/>
         </w:rPr>
         <w:t xml:space="preserve"> handles class creation, member booking reservations, and scheduling conflict detection through a companion </w:t>
       </w:r>
+      <w:proofErr w:type="spellStart"/>
       <w:r>
         <w:rPr>
           <w:i/>
@@ -3144,12 +3302,14 @@
         </w:rPr>
         <w:t>SchedulingValidator</w:t>
       </w:r>
+      <w:proofErr w:type="spellEnd"/>
       <w:r>
         <w:rPr>
           <w:color w:val="000000"/>
         </w:rPr>
         <w:t xml:space="preserve">. </w:t>
       </w:r>
+      <w:proofErr w:type="spellStart"/>
       <w:r>
         <w:rPr>
           <w:i/>
@@ -3158,12 +3318,14 @@
         </w:rPr>
         <w:t>MaintenanceService</w:t>
       </w:r>
+      <w:proofErr w:type="spellEnd"/>
       <w:r>
         <w:rPr>
           <w:color w:val="000000"/>
         </w:rPr>
         <w:t xml:space="preserve"> enforces the maintenance ticket lifecycle, which transitions through Pending, Assigned, and Completed states. </w:t>
       </w:r>
+      <w:proofErr w:type="spellStart"/>
       <w:r>
         <w:rPr>
           <w:i/>
@@ -3172,12 +3334,14 @@
         </w:rPr>
         <w:t>PaymentService</w:t>
       </w:r>
+      <w:proofErr w:type="spellEnd"/>
       <w:r>
         <w:rPr>
           <w:color w:val="000000"/>
         </w:rPr>
         <w:t xml:space="preserve"> processes financial transactions using interchangeable payment strategies. </w:t>
       </w:r>
+      <w:proofErr w:type="spellStart"/>
       <w:r>
         <w:rPr>
           <w:i/>
@@ -3186,18 +3350,14 @@
         </w:rPr>
         <w:t>UserService</w:t>
       </w:r>
-      <w:r>
-        <w:rPr>
-          <w:color w:val="000000"/>
-        </w:rPr>
-        <w:t xml:space="preserve"> </w:t>
-      </w:r>
-      <w:r>
-        <w:rPr>
-          <w:color w:val="000000"/>
-        </w:rPr>
-        <w:t xml:space="preserve">deals with authentication checks and role-based permission gating. Additional services include </w:t>
-      </w:r>
+      <w:proofErr w:type="spellEnd"/>
+      <w:r>
+        <w:rPr>
+          <w:color w:val="000000"/>
+        </w:rPr>
+        <w:t xml:space="preserve"> deals with authentication checks and role-based permission gating. Additional services include </w:t>
+      </w:r>
+      <w:proofErr w:type="spellStart"/>
       <w:r>
         <w:rPr>
           <w:i/>
@@ -3206,12 +3366,14 @@
         </w:rPr>
         <w:t>EnrollmentService</w:t>
       </w:r>
+      <w:proofErr w:type="spellEnd"/>
       <w:r>
         <w:rPr>
           <w:color w:val="000000"/>
         </w:rPr>
         <w:t xml:space="preserve"> for fitness plan subscriptions, </w:t>
       </w:r>
+      <w:proofErr w:type="spellStart"/>
       <w:r>
         <w:rPr>
           <w:i/>
@@ -3220,12 +3382,14 @@
         </w:rPr>
         <w:t>ScheduleMaker</w:t>
       </w:r>
+      <w:proofErr w:type="spellEnd"/>
       <w:r>
         <w:rPr>
           <w:color w:val="000000"/>
         </w:rPr>
         <w:t xml:space="preserve"> for weekly timetable assembly, and </w:t>
       </w:r>
+      <w:proofErr w:type="spellStart"/>
       <w:r>
         <w:rPr>
           <w:i/>
@@ -3234,6 +3398,7 @@
         </w:rPr>
         <w:t>MeasurementAnalyzer</w:t>
       </w:r>
+      <w:proofErr w:type="spellEnd"/>
       <w:r>
         <w:rPr>
           <w:color w:val="000000"/>
@@ -3693,6 +3858,7 @@
                 <w:szCs w:val="22"/>
               </w:rPr>
             </w:pPr>
+            <w:proofErr w:type="spellStart"/>
             <w:r>
               <w:rPr>
                 <w:rFonts w:eastAsia="Times New Roman"/>
@@ -3700,7 +3866,17 @@
                 <w:sz w:val="22"/>
                 <w:szCs w:val="22"/>
               </w:rPr>
-              <w:t>FitnessSession, Booking</w:t>
+              <w:t>FitnessSession</w:t>
+            </w:r>
+            <w:proofErr w:type="spellEnd"/>
+            <w:r>
+              <w:rPr>
+                <w:rFonts w:eastAsia="Times New Roman"/>
+                <w:color w:val="000000"/>
+                <w:sz w:val="22"/>
+                <w:szCs w:val="22"/>
+              </w:rPr>
+              <w:t>, Booking</w:t>
             </w:r>
           </w:p>
         </w:tc>
@@ -3796,6 +3972,7 @@
                 <w:szCs w:val="22"/>
               </w:rPr>
             </w:pPr>
+            <w:proofErr w:type="spellStart"/>
             <w:r>
               <w:rPr>
                 <w:rFonts w:eastAsia="Times New Roman"/>
@@ -3805,6 +3982,7 @@
               </w:rPr>
               <w:t>MaintenanceRequest</w:t>
             </w:r>
+            <w:proofErr w:type="spellEnd"/>
           </w:p>
         </w:tc>
         <w:tc>
@@ -3899,6 +4077,7 @@
                 <w:szCs w:val="22"/>
               </w:rPr>
             </w:pPr>
+            <w:proofErr w:type="spellStart"/>
             <w:r>
               <w:rPr>
                 <w:rFonts w:eastAsia="Times New Roman"/>
@@ -3906,7 +4085,37 @@
                 <w:sz w:val="22"/>
                 <w:szCs w:val="22"/>
               </w:rPr>
-              <w:t>FitnessPlan (abstract), WeightLossPlan, etc.</w:t>
+              <w:t>FitnessPlan</w:t>
+            </w:r>
+            <w:proofErr w:type="spellEnd"/>
+            <w:r>
+              <w:rPr>
+                <w:rFonts w:eastAsia="Times New Roman"/>
+                <w:color w:val="000000"/>
+                <w:sz w:val="22"/>
+                <w:szCs w:val="22"/>
+              </w:rPr>
+              <w:t xml:space="preserve"> (abstract), </w:t>
+            </w:r>
+            <w:proofErr w:type="spellStart"/>
+            <w:r>
+              <w:rPr>
+                <w:rFonts w:eastAsia="Times New Roman"/>
+                <w:color w:val="000000"/>
+                <w:sz w:val="22"/>
+                <w:szCs w:val="22"/>
+              </w:rPr>
+              <w:t>WeightLossPlan</w:t>
+            </w:r>
+            <w:proofErr w:type="spellEnd"/>
+            <w:r>
+              <w:rPr>
+                <w:rFonts w:eastAsia="Times New Roman"/>
+                <w:color w:val="000000"/>
+                <w:sz w:val="22"/>
+                <w:szCs w:val="22"/>
+              </w:rPr>
+              <w:t>, etc.</w:t>
             </w:r>
           </w:p>
         </w:tc>
@@ -4015,6 +4224,7 @@
                 <w:szCs w:val="22"/>
               </w:rPr>
             </w:pPr>
+            <w:proofErr w:type="spellStart"/>
             <w:r>
               <w:rPr>
                 <w:rFonts w:eastAsia="Times New Roman"/>
@@ -4024,6 +4234,7 @@
               </w:rPr>
               <w:t>IWFCSystemFacade</w:t>
             </w:r>
+            <w:proofErr w:type="spellEnd"/>
           </w:p>
         </w:tc>
         <w:tc>
@@ -4132,6 +4343,7 @@
                 <w:szCs w:val="22"/>
               </w:rPr>
             </w:pPr>
+            <w:proofErr w:type="spellStart"/>
             <w:r>
               <w:rPr>
                 <w:rFonts w:eastAsia="Times New Roman"/>
@@ -4141,6 +4353,7 @@
               </w:rPr>
               <w:t>EquipmentService</w:t>
             </w:r>
+            <w:proofErr w:type="spellEnd"/>
           </w:p>
         </w:tc>
         <w:tc>
@@ -4235,6 +4448,7 @@
                 <w:szCs w:val="22"/>
               </w:rPr>
             </w:pPr>
+            <w:proofErr w:type="spellStart"/>
             <w:r>
               <w:rPr>
                 <w:rFonts w:eastAsia="Times New Roman"/>
@@ -4242,8 +4456,29 @@
                 <w:sz w:val="22"/>
                 <w:szCs w:val="22"/>
               </w:rPr>
-              <w:t>SessionService, SchedulingValidator</w:t>
+              <w:t>SessionService</w:t>
             </w:r>
+            <w:proofErr w:type="spellEnd"/>
+            <w:r>
+              <w:rPr>
+                <w:rFonts w:eastAsia="Times New Roman"/>
+                <w:color w:val="000000"/>
+                <w:sz w:val="22"/>
+                <w:szCs w:val="22"/>
+              </w:rPr>
+              <w:t xml:space="preserve">, </w:t>
+            </w:r>
+            <w:proofErr w:type="spellStart"/>
+            <w:r>
+              <w:rPr>
+                <w:rFonts w:eastAsia="Times New Roman"/>
+                <w:color w:val="000000"/>
+                <w:sz w:val="22"/>
+                <w:szCs w:val="22"/>
+              </w:rPr>
+              <w:t>SchedulingValidator</w:t>
+            </w:r>
+            <w:proofErr w:type="spellEnd"/>
           </w:p>
         </w:tc>
         <w:tc>
@@ -4338,6 +4573,7 @@
                 <w:szCs w:val="22"/>
               </w:rPr>
             </w:pPr>
+            <w:proofErr w:type="spellStart"/>
             <w:r>
               <w:rPr>
                 <w:rFonts w:eastAsia="Times New Roman"/>
@@ -4347,6 +4583,7 @@
               </w:rPr>
               <w:t>MaintenanceService</w:t>
             </w:r>
+            <w:proofErr w:type="spellEnd"/>
           </w:p>
         </w:tc>
         <w:tc>
@@ -4441,6 +4678,7 @@
                 <w:szCs w:val="22"/>
               </w:rPr>
             </w:pPr>
+            <w:proofErr w:type="spellStart"/>
             <w:r>
               <w:rPr>
                 <w:rFonts w:eastAsia="Times New Roman"/>
@@ -4450,6 +4688,7 @@
               </w:rPr>
               <w:t>PaymentService</w:t>
             </w:r>
+            <w:proofErr w:type="spellEnd"/>
           </w:p>
         </w:tc>
         <w:tc>
@@ -4558,6 +4797,7 @@
                 <w:szCs w:val="22"/>
               </w:rPr>
             </w:pPr>
+            <w:proofErr w:type="spellStart"/>
             <w:r>
               <w:rPr>
                 <w:rFonts w:eastAsia="Times New Roman"/>
@@ -4567,6 +4807,7 @@
               </w:rPr>
               <w:t>DataStore</w:t>
             </w:r>
+            <w:proofErr w:type="spellEnd"/>
           </w:p>
         </w:tc>
         <w:tc>
@@ -4661,6 +4902,7 @@
                 <w:szCs w:val="22"/>
               </w:rPr>
             </w:pPr>
+            <w:proofErr w:type="spellStart"/>
             <w:r>
               <w:rPr>
                 <w:rFonts w:eastAsia="Times New Roman"/>
@@ -4670,6 +4912,7 @@
               </w:rPr>
               <w:t>NotificationService</w:t>
             </w:r>
+            <w:proofErr w:type="spellEnd"/>
           </w:p>
         </w:tc>
         <w:tc>
@@ -4764,6 +5007,7 @@
                 <w:szCs w:val="22"/>
               </w:rPr>
             </w:pPr>
+            <w:proofErr w:type="spellStart"/>
             <w:r>
               <w:rPr>
                 <w:rFonts w:eastAsia="Times New Roman"/>
@@ -4773,6 +5017,7 @@
               </w:rPr>
               <w:t>SessionFactory</w:t>
             </w:r>
+            <w:proofErr w:type="spellEnd"/>
           </w:p>
         </w:tc>
         <w:tc>
@@ -4849,6 +5094,7 @@
                 <w:sz w:val="22"/>
                 <w:szCs w:val="22"/>
               </w:rPr>
+              <w:lastRenderedPageBreak/>
               <w:t>Data Access</w:t>
             </w:r>
           </w:p>
@@ -4960,6 +5206,7 @@
         </w:rPr>
         <w:t xml:space="preserve">The data persistence layer uses an in-memory approach via the </w:t>
       </w:r>
+      <w:proofErr w:type="spellStart"/>
       <w:r>
         <w:rPr>
           <w:i/>
@@ -4968,6 +5215,7 @@
         </w:rPr>
         <w:t>DataStore</w:t>
       </w:r>
+      <w:proofErr w:type="spellEnd"/>
       <w:r>
         <w:rPr>
           <w:color w:val="000000"/>
@@ -4986,14 +5234,9 @@
         <w:rPr>
           <w:color w:val="000000"/>
         </w:rPr>
-        <w:t xml:space="preserve"> </w:t>
-      </w:r>
-      <w:r>
-        <w:rPr>
-          <w:color w:val="000000"/>
-        </w:rPr>
-        <w:t xml:space="preserve">collections for each domain entity. Since the assessment brief explicitly permitted hard-coded data, a relational database was not integrated. Instead, </w:t>
-      </w:r>
+        <w:t xml:space="preserve"> collections for each domain entity. Since the assessment brief explicitly permitted hard-coded data, a relational database was not integrated. Instead, </w:t>
+      </w:r>
+      <w:proofErr w:type="spellStart"/>
       <w:r>
         <w:rPr>
           <w:i/>
@@ -5002,17 +5245,12 @@
         </w:rPr>
         <w:t>DataStore</w:t>
       </w:r>
-      <w:r>
-        <w:rPr>
-          <w:color w:val="000000"/>
-        </w:rPr>
-        <w:t xml:space="preserve"> </w:t>
-      </w:r>
-      <w:r>
-        <w:rPr>
-          <w:color w:val="000000"/>
-        </w:rPr>
-        <w:t>is pre-seeded on start-up with realistic demonstration data: three administrators, three instructors, ten gym members, twenty-five pieces of equipment spread across six location zones, fifteen pre-scheduled fitness sessions, and sample maintenance records. This seeding ensures that a live demonstration can run immediately without external setup or database configuration steps.</w:t>
+      <w:proofErr w:type="spellEnd"/>
+      <w:r>
+        <w:rPr>
+          <w:color w:val="000000"/>
+        </w:rPr>
+        <w:t xml:space="preserve"> is pre-seeded on start-up with realistic demonstration data: three administrators, three instructors, ten gym members, twenty-five pieces of equipment spread across six location zones, fifteen pre-scheduled fitness sessions, and sample maintenance records. This seeding ensures that a live demonstration can run immediately without external setup or database configuration steps.</w:t>
       </w:r>
     </w:p>
     <w:p>
@@ -5056,13 +5294,35 @@
         <w:rPr>
           <w:color w:val="000000"/>
         </w:rPr>
-        <w:t xml:space="preserve"> </w:t>
-      </w:r>
-      <w:r>
-        <w:rPr>
-          <w:color w:val="000000"/>
-        </w:rPr>
-        <w:t>that declares dependencies on JavaFX 21.0.2, AtlantaFX 2.0.1 for modern Cupertino-style theming, Apache PDFBox 2.0.30 for automated payment receipt generation, and JUnit Jupiter 5.10.2 for testing. A Java Platform Module System (JPMS) module descriptor (</w:t>
+        <w:t xml:space="preserve"> that declares dependencies on JavaFX 21.0.2, </w:t>
+      </w:r>
+      <w:proofErr w:type="spellStart"/>
+      <w:r>
+        <w:rPr>
+          <w:color w:val="000000"/>
+        </w:rPr>
+        <w:t>AtlantaFX</w:t>
+      </w:r>
+      <w:proofErr w:type="spellEnd"/>
+      <w:r>
+        <w:rPr>
+          <w:color w:val="000000"/>
+        </w:rPr>
+        <w:t xml:space="preserve"> 2.0.1 for modern Cupertino-style theming, Apache </w:t>
+      </w:r>
+      <w:proofErr w:type="spellStart"/>
+      <w:r>
+        <w:rPr>
+          <w:color w:val="000000"/>
+        </w:rPr>
+        <w:t>PDFBox</w:t>
+      </w:r>
+      <w:proofErr w:type="spellEnd"/>
+      <w:r>
+        <w:rPr>
+          <w:color w:val="000000"/>
+        </w:rPr>
+        <w:t xml:space="preserve"> 2.0.30 for automated payment receipt generation, and JUnit Jupiter 5.10.2 for testing. A Java Platform Module System (JPMS) module descriptor (</w:t>
       </w:r>
       <w:r>
         <w:rPr>
@@ -5111,8 +5371,9 @@
           <w:color w:val="555555"/>
         </w:rPr>
         <w:br/>
-        <w:t xml:space="preserve">Login Screen Screenshot – </w:t>
-      </w:r>
+        <w:t xml:space="preserve">Login Screen Screenshot – showing the </w:t>
+      </w:r>
+      <w:proofErr w:type="spellStart"/>
       <w:r>
         <w:rPr>
           <w:rFonts w:eastAsia="Times New Roman"/>
@@ -5120,7 +5381,17 @@
           <w:iCs/>
           <w:color w:val="555555"/>
         </w:rPr>
-        <w:t xml:space="preserve">showing the glassmorphic dual-pane layout with role selection dropdown (Administrator, Instructor, Member) and RBAC credential fields. </w:t>
+        <w:t>glassmorphic</w:t>
+      </w:r>
+      <w:proofErr w:type="spellEnd"/>
+      <w:r>
+        <w:rPr>
+          <w:rFonts w:eastAsia="Times New Roman"/>
+          <w:i/>
+          <w:iCs/>
+          <w:color w:val="555555"/>
+        </w:rPr>
+        <w:t xml:space="preserve"> dual-pane layout with role selection dropdown (Administrator, Instructor, Member) and RBAC credential fields. </w:t>
       </w:r>
     </w:p>
     <w:p>
@@ -5136,6 +5407,7 @@
           <w:rFonts w:eastAsia="Times New Roman"/>
           <w:color w:val="000000"/>
         </w:rPr>
+        <w:lastRenderedPageBreak/>
         <w:t>3. Object-Oriented Principles</w:t>
       </w:r>
     </w:p>
@@ -5209,12 +5481,30 @@
         </w:rPr>
         <w:t xml:space="preserve"> with two abstract methods: </w:t>
       </w:r>
+      <w:proofErr w:type="spellStart"/>
+      <w:proofErr w:type="gramStart"/>
       <w:r>
         <w:rPr>
           <w:rStyle w:val="HTMLCode"/>
           <w:color w:val="000000"/>
         </w:rPr>
-        <w:t>getRoleDescription()</w:t>
+        <w:t>getRoleDescription</w:t>
+      </w:r>
+      <w:proofErr w:type="spellEnd"/>
+      <w:r>
+        <w:rPr>
+          <w:rStyle w:val="HTMLCode"/>
+          <w:color w:val="000000"/>
+        </w:rPr>
+        <w:t>(</w:t>
+      </w:r>
+      <w:proofErr w:type="gramEnd"/>
+      <w:r>
+        <w:rPr>
+          <w:rStyle w:val="HTMLCode"/>
+          <w:color w:val="000000"/>
+        </w:rPr>
+        <w:t>)</w:t>
       </w:r>
       <w:r>
         <w:rPr>
@@ -5222,12 +5512,30 @@
         </w:rPr>
         <w:t xml:space="preserve"> and </w:t>
       </w:r>
+      <w:proofErr w:type="spellStart"/>
+      <w:proofErr w:type="gramStart"/>
       <w:r>
         <w:rPr>
           <w:rStyle w:val="HTMLCode"/>
           <w:color w:val="000000"/>
         </w:rPr>
-        <w:t>getPermissions()</w:t>
+        <w:t>getPermissions</w:t>
+      </w:r>
+      <w:proofErr w:type="spellEnd"/>
+      <w:r>
+        <w:rPr>
+          <w:rStyle w:val="HTMLCode"/>
+          <w:color w:val="000000"/>
+        </w:rPr>
+        <w:t>(</w:t>
+      </w:r>
+      <w:proofErr w:type="gramEnd"/>
+      <w:r>
+        <w:rPr>
+          <w:rStyle w:val="HTMLCode"/>
+          <w:color w:val="000000"/>
+        </w:rPr>
+        <w:t>)</w:t>
       </w:r>
       <w:r>
         <w:rPr>
@@ -5261,14 +5569,37 @@
         <w:rPr>
           <w:color w:val="000000"/>
         </w:rPr>
-        <w:t xml:space="preserve"> </w:t>
-      </w:r>
-      <w:r>
-        <w:rPr>
-          <w:color w:val="000000"/>
-        </w:rPr>
-        <w:t xml:space="preserve">reference type, so it does not need to know whether the underlying object is an Administrator, an Instructor, or a Member. Similarly, the </w:t>
-      </w:r>
+        <w:t xml:space="preserve"> reference type, so it does not need to know whether the underlying object is an Administrator, an </w:t>
+      </w:r>
+      <w:proofErr w:type="gramStart"/>
+      <w:r>
+        <w:rPr>
+          <w:color w:val="000000"/>
+        </w:rPr>
+        <w:t>Instructor</w:t>
+      </w:r>
+      <w:proofErr w:type="gramEnd"/>
+      <w:r>
+        <w:rPr>
+          <w:color w:val="000000"/>
+        </w:rPr>
+        <w:t xml:space="preserve">, or a </w:t>
+      </w:r>
+      <w:proofErr w:type="gramStart"/>
+      <w:r>
+        <w:rPr>
+          <w:color w:val="000000"/>
+        </w:rPr>
+        <w:t>Member</w:t>
+      </w:r>
+      <w:proofErr w:type="gramEnd"/>
+      <w:r>
+        <w:rPr>
+          <w:color w:val="000000"/>
+        </w:rPr>
+        <w:t xml:space="preserve">. Similarly, the </w:t>
+      </w:r>
+      <w:proofErr w:type="spellStart"/>
       <w:r>
         <w:rPr>
           <w:i/>
@@ -5277,18 +5608,37 @@
         </w:rPr>
         <w:t>FitnessPlan</w:t>
       </w:r>
+      <w:proofErr w:type="spellEnd"/>
       <w:r>
         <w:rPr>
           <w:color w:val="000000"/>
         </w:rPr>
         <w:t xml:space="preserve"> class defines abstract methods </w:t>
       </w:r>
+      <w:proofErr w:type="spellStart"/>
+      <w:proofErr w:type="gramStart"/>
       <w:r>
         <w:rPr>
           <w:rStyle w:val="HTMLCode"/>
           <w:color w:val="000000"/>
         </w:rPr>
-        <w:t>calculateTotalCost()</w:t>
+        <w:t>calculateTotalCost</w:t>
+      </w:r>
+      <w:proofErr w:type="spellEnd"/>
+      <w:r>
+        <w:rPr>
+          <w:rStyle w:val="HTMLCode"/>
+          <w:color w:val="000000"/>
+        </w:rPr>
+        <w:t>(</w:t>
+      </w:r>
+      <w:proofErr w:type="gramEnd"/>
+      <w:r>
+        <w:rPr>
+          <w:rStyle w:val="HTMLCode"/>
+          <w:color w:val="000000"/>
+        </w:rPr>
+        <w:t>)</w:t>
       </w:r>
       <w:r>
         <w:rPr>
@@ -5296,12 +5646,30 @@
         </w:rPr>
         <w:t xml:space="preserve"> and </w:t>
       </w:r>
+      <w:proofErr w:type="spellStart"/>
+      <w:proofErr w:type="gramStart"/>
       <w:r>
         <w:rPr>
           <w:rStyle w:val="HTMLCode"/>
           <w:color w:val="000000"/>
         </w:rPr>
-        <w:t>getProgressionSummary()</w:t>
+        <w:t>getProgressionSummary</w:t>
+      </w:r>
+      <w:proofErr w:type="spellEnd"/>
+      <w:r>
+        <w:rPr>
+          <w:rStyle w:val="HTMLCode"/>
+          <w:color w:val="000000"/>
+        </w:rPr>
+        <w:t>(</w:t>
+      </w:r>
+      <w:proofErr w:type="gramEnd"/>
+      <w:r>
+        <w:rPr>
+          <w:rStyle w:val="HTMLCode"/>
+          <w:color w:val="000000"/>
+        </w:rPr>
+        <w:t>)</w:t>
       </w:r>
       <w:r>
         <w:rPr>
@@ -5351,12 +5719,30 @@
         </w:rPr>
         <w:t xml:space="preserve"> must implement </w:t>
       </w:r>
+      <w:proofErr w:type="spellStart"/>
+      <w:proofErr w:type="gramStart"/>
       <w:r>
         <w:rPr>
           <w:rStyle w:val="HTMLCode"/>
           <w:color w:val="000000"/>
         </w:rPr>
-        <w:t>getId()</w:t>
+        <w:t>getId</w:t>
+      </w:r>
+      <w:proofErr w:type="spellEnd"/>
+      <w:r>
+        <w:rPr>
+          <w:rStyle w:val="HTMLCode"/>
+          <w:color w:val="000000"/>
+        </w:rPr>
+        <w:t>(</w:t>
+      </w:r>
+      <w:proofErr w:type="gramEnd"/>
+      <w:r>
+        <w:rPr>
+          <w:rStyle w:val="HTMLCode"/>
+          <w:color w:val="000000"/>
+        </w:rPr>
+        <w:t>)</w:t>
       </w:r>
       <w:r>
         <w:rPr>
@@ -5421,6 +5807,7 @@
         </w:rPr>
         <w:t xml:space="preserve">, for instance, fields like </w:t>
       </w:r>
+      <w:proofErr w:type="spellStart"/>
       <w:r>
         <w:rPr>
           <w:i/>
@@ -5429,6 +5816,7 @@
         </w:rPr>
         <w:t>userId</w:t>
       </w:r>
+      <w:proofErr w:type="spellEnd"/>
       <w:r>
         <w:rPr>
           <w:color w:val="000000"/>
@@ -5502,20 +5890,32 @@
         <w:rPr>
           <w:color w:val="000000"/>
         </w:rPr>
-        <w:t xml:space="preserve"> </w:t>
-      </w:r>
-      <w:r>
-        <w:rPr>
-          <w:color w:val="000000"/>
-        </w:rPr>
-        <w:t xml:space="preserve">class goes a step further: its </w:t>
-      </w:r>
+        <w:t xml:space="preserve"> class goes a step further: its </w:t>
+      </w:r>
+      <w:proofErr w:type="spellStart"/>
+      <w:proofErr w:type="gramStart"/>
       <w:r>
         <w:rPr>
           <w:rStyle w:val="HTMLCode"/>
           <w:color w:val="000000"/>
         </w:rPr>
-        <w:t>incrementUsageHours(double hours)</w:t>
+        <w:t>incrementUsageHours</w:t>
+      </w:r>
+      <w:proofErr w:type="spellEnd"/>
+      <w:r>
+        <w:rPr>
+          <w:rStyle w:val="HTMLCode"/>
+          <w:color w:val="000000"/>
+        </w:rPr>
+        <w:t>(</w:t>
+      </w:r>
+      <w:proofErr w:type="gramEnd"/>
+      <w:r>
+        <w:rPr>
+          <w:rStyle w:val="HTMLCode"/>
+          <w:color w:val="000000"/>
+        </w:rPr>
+        <w:t>double hours)</w:t>
       </w:r>
       <w:r>
         <w:rPr>
@@ -5607,7 +6007,21 @@
         <w:rPr>
           <w:color w:val="000000"/>
         </w:rPr>
-        <w:t xml:space="preserve"> each extend it, inheriting common attributes (userId, name, email, phone, address) and overriding the abstract methods to provide role-specific behaviour. For example, </w:t>
+        <w:t xml:space="preserve"> each extend it, inheriting common attributes (</w:t>
+      </w:r>
+      <w:proofErr w:type="spellStart"/>
+      <w:r>
+        <w:rPr>
+          <w:color w:val="000000"/>
+        </w:rPr>
+        <w:t>userId</w:t>
+      </w:r>
+      <w:proofErr w:type="spellEnd"/>
+      <w:r>
+        <w:rPr>
+          <w:color w:val="000000"/>
+        </w:rPr>
+        <w:t xml:space="preserve">, name, email, phone, address) and overriding the abstract methods to provide role-specific behaviour. For example, </w:t>
       </w:r>
       <w:r>
         <w:rPr>
@@ -5623,6 +6037,7 @@
         </w:rPr>
         <w:t xml:space="preserve"> adds extra fields such as </w:t>
       </w:r>
+      <w:proofErr w:type="spellStart"/>
       <w:r>
         <w:rPr>
           <w:i/>
@@ -5631,12 +6046,14 @@
         </w:rPr>
         <w:t>membershipType</w:t>
       </w:r>
+      <w:proofErr w:type="spellEnd"/>
       <w:r>
         <w:rPr>
           <w:color w:val="000000"/>
         </w:rPr>
         <w:t xml:space="preserve"> and </w:t>
       </w:r>
+      <w:proofErr w:type="spellStart"/>
       <w:r>
         <w:rPr>
           <w:i/>
@@ -5645,6 +6062,7 @@
         </w:rPr>
         <w:t>hoursSpent</w:t>
       </w:r>
+      <w:proofErr w:type="spellEnd"/>
       <w:r>
         <w:rPr>
           <w:color w:val="000000"/>
@@ -5693,6 +6111,7 @@
         </w:rPr>
         <w:t xml:space="preserve">. The </w:t>
       </w:r>
+      <w:proofErr w:type="spellStart"/>
       <w:r>
         <w:rPr>
           <w:i/>
@@ -5701,18 +6120,14 @@
         </w:rPr>
         <w:t>FitnessPlan</w:t>
       </w:r>
-      <w:r>
-        <w:rPr>
-          <w:color w:val="000000"/>
-        </w:rPr>
-        <w:t xml:space="preserve"> </w:t>
-      </w:r>
-      <w:r>
-        <w:rPr>
-          <w:color w:val="000000"/>
-        </w:rPr>
-        <w:t xml:space="preserve">hierarchy follows the same structure, with </w:t>
-      </w:r>
+      <w:proofErr w:type="spellEnd"/>
+      <w:r>
+        <w:rPr>
+          <w:color w:val="000000"/>
+        </w:rPr>
+        <w:t xml:space="preserve"> hierarchy follows the same structure, with </w:t>
+      </w:r>
+      <w:proofErr w:type="spellStart"/>
       <w:r>
         <w:rPr>
           <w:i/>
@@ -5721,12 +6136,14 @@
         </w:rPr>
         <w:t>WeightLossPlan</w:t>
       </w:r>
+      <w:proofErr w:type="spellEnd"/>
       <w:r>
         <w:rPr>
           <w:color w:val="000000"/>
         </w:rPr>
         <w:t xml:space="preserve">, </w:t>
       </w:r>
+      <w:proofErr w:type="spellStart"/>
       <w:r>
         <w:rPr>
           <w:i/>
@@ -5735,12 +6152,14 @@
         </w:rPr>
         <w:t>MuscleBuildingPlan</w:t>
       </w:r>
+      <w:proofErr w:type="spellEnd"/>
       <w:r>
         <w:rPr>
           <w:color w:val="000000"/>
         </w:rPr>
         <w:t xml:space="preserve">, </w:t>
       </w:r>
+      <w:proofErr w:type="spellStart"/>
       <w:r>
         <w:rPr>
           <w:i/>
@@ -5749,12 +6168,14 @@
         </w:rPr>
         <w:t>CardioEndurancePlan</w:t>
       </w:r>
+      <w:proofErr w:type="spellEnd"/>
       <w:r>
         <w:rPr>
           <w:color w:val="000000"/>
         </w:rPr>
         <w:t xml:space="preserve">, and </w:t>
       </w:r>
+      <w:proofErr w:type="spellStart"/>
       <w:r>
         <w:rPr>
           <w:i/>
@@ -5763,6 +6184,7 @@
         </w:rPr>
         <w:t>FlexibilityPlan</w:t>
       </w:r>
+      <w:proofErr w:type="spellEnd"/>
       <w:r>
         <w:rPr>
           <w:color w:val="000000"/>
@@ -5783,6 +6205,7 @@
         </w:rPr>
         <w:t xml:space="preserve">On the exception side, </w:t>
       </w:r>
+      <w:proofErr w:type="spellStart"/>
       <w:r>
         <w:rPr>
           <w:i/>
@@ -5791,12 +6214,14 @@
         </w:rPr>
         <w:t>IWFCException</w:t>
       </w:r>
+      <w:proofErr w:type="spellEnd"/>
       <w:r>
         <w:rPr>
           <w:color w:val="000000"/>
         </w:rPr>
         <w:t xml:space="preserve"> acts as the root abstract exception, and all domain-specific exceptions – </w:t>
       </w:r>
+      <w:proofErr w:type="spellStart"/>
       <w:r>
         <w:rPr>
           <w:i/>
@@ -5805,12 +6230,14 @@
         </w:rPr>
         <w:t>InvalidBookingException</w:t>
       </w:r>
+      <w:proofErr w:type="spellEnd"/>
       <w:r>
         <w:rPr>
           <w:color w:val="000000"/>
         </w:rPr>
         <w:t xml:space="preserve">, </w:t>
       </w:r>
+      <w:proofErr w:type="spellStart"/>
       <w:r>
         <w:rPr>
           <w:i/>
@@ -5819,12 +6246,14 @@
         </w:rPr>
         <w:t>UnauthorizedAccessException</w:t>
       </w:r>
+      <w:proofErr w:type="spellEnd"/>
       <w:r>
         <w:rPr>
           <w:color w:val="000000"/>
         </w:rPr>
         <w:t xml:space="preserve">, </w:t>
       </w:r>
+      <w:proofErr w:type="spellStart"/>
       <w:r>
         <w:rPr>
           <w:i/>
@@ -5833,12 +6262,14 @@
         </w:rPr>
         <w:t>DuplicateDataException</w:t>
       </w:r>
+      <w:proofErr w:type="spellEnd"/>
       <w:r>
         <w:rPr>
           <w:color w:val="000000"/>
         </w:rPr>
         <w:t xml:space="preserve">, </w:t>
       </w:r>
+      <w:proofErr w:type="spellStart"/>
       <w:r>
         <w:rPr>
           <w:i/>
@@ -5847,26 +6278,31 @@
         </w:rPr>
         <w:t>PaymentFailedException</w:t>
       </w:r>
+      <w:proofErr w:type="spellEnd"/>
       <w:r>
         <w:rPr>
           <w:color w:val="000000"/>
         </w:rPr>
         <w:t xml:space="preserve">, </w:t>
       </w:r>
-      <w:r>
-        <w:rPr>
-          <w:i/>
-          <w:iCs/>
-          <w:color w:val="000000"/>
-        </w:rPr>
+      <w:proofErr w:type="spellStart"/>
+      <w:r>
+        <w:rPr>
+          <w:i/>
+          <w:iCs/>
+          <w:color w:val="000000"/>
+        </w:rPr>
+        <w:lastRenderedPageBreak/>
         <w:t>InsufficientFundsException</w:t>
       </w:r>
+      <w:proofErr w:type="spellEnd"/>
       <w:r>
         <w:rPr>
           <w:color w:val="000000"/>
         </w:rPr>
         <w:t xml:space="preserve"> – inherit from it. This hierarchy means the caller can catch either a specific exception or the broad </w:t>
       </w:r>
+      <w:proofErr w:type="spellStart"/>
       <w:r>
         <w:rPr>
           <w:i/>
@@ -5875,6 +6311,7 @@
         </w:rPr>
         <w:t>IWFCException</w:t>
       </w:r>
+      <w:proofErr w:type="spellEnd"/>
       <w:r>
         <w:rPr>
           <w:color w:val="000000"/>
@@ -5909,14 +6346,39 @@
         <w:rPr>
           <w:color w:val="000000"/>
         </w:rPr>
-        <w:t xml:space="preserve">Polymorphism appears in two forms within the system: subtype polymorphism and parametric polymorphism. Subtype polymorphism is evident wherever the code operates on a parent reference but the actual behaviour comes from the concrete subclass. When the Facade calls </w:t>
-      </w:r>
+        <w:t xml:space="preserve">Polymorphism appears in two forms within the system: subtype polymorphism and parametric polymorphism. Subtype polymorphism is evident wherever the code operates on a parent </w:t>
+      </w:r>
+      <w:proofErr w:type="gramStart"/>
+      <w:r>
+        <w:rPr>
+          <w:color w:val="000000"/>
+        </w:rPr>
+        <w:t>reference</w:t>
+      </w:r>
+      <w:proofErr w:type="gramEnd"/>
+      <w:r>
+        <w:rPr>
+          <w:color w:val="000000"/>
+        </w:rPr>
+        <w:t xml:space="preserve"> but the actual behaviour comes from the concrete subclass. When the Facade calls </w:t>
+      </w:r>
+      <w:proofErr w:type="spellStart"/>
+      <w:proofErr w:type="gramStart"/>
       <w:r>
         <w:rPr>
           <w:rStyle w:val="HTMLCode"/>
           <w:color w:val="000000"/>
         </w:rPr>
-        <w:t>user.getRoleDescription()</w:t>
+        <w:t>user.getRoleDescription</w:t>
+      </w:r>
+      <w:proofErr w:type="spellEnd"/>
+      <w:proofErr w:type="gramEnd"/>
+      <w:r>
+        <w:rPr>
+          <w:rStyle w:val="HTMLCode"/>
+          <w:color w:val="000000"/>
+        </w:rPr>
+        <w:t>()</w:t>
       </w:r>
       <w:r>
         <w:rPr>
@@ -5936,14 +6398,37 @@
         <w:rPr>
           <w:color w:val="000000"/>
         </w:rPr>
-        <w:t xml:space="preserve"> is an Administrator (“</w:t>
-      </w:r>
-      <w:r>
-        <w:rPr>
-          <w:color w:val="000000"/>
-        </w:rPr>
-        <w:t xml:space="preserve">System administrator with full control”), an Instructor, or a Member – without any </w:t>
-      </w:r>
+        <w:t xml:space="preserve"> is an Administrator (“System administrator with full control”), an </w:t>
+      </w:r>
+      <w:proofErr w:type="gramStart"/>
+      <w:r>
+        <w:rPr>
+          <w:color w:val="000000"/>
+        </w:rPr>
+        <w:t>Instructor</w:t>
+      </w:r>
+      <w:proofErr w:type="gramEnd"/>
+      <w:r>
+        <w:rPr>
+          <w:color w:val="000000"/>
+        </w:rPr>
+        <w:t xml:space="preserve">, or a </w:t>
+      </w:r>
+      <w:proofErr w:type="gramStart"/>
+      <w:r>
+        <w:rPr>
+          <w:color w:val="000000"/>
+        </w:rPr>
+        <w:t>Member</w:t>
+      </w:r>
+      <w:proofErr w:type="gramEnd"/>
+      <w:r>
+        <w:rPr>
+          <w:color w:val="000000"/>
+        </w:rPr>
+        <w:t xml:space="preserve"> – without any </w:t>
+      </w:r>
+      <w:proofErr w:type="spellStart"/>
       <w:r>
         <w:rPr>
           <w:rStyle w:val="HTMLCode"/>
@@ -5951,19 +6436,40 @@
         </w:rPr>
         <w:t>instanceof</w:t>
       </w:r>
+      <w:proofErr w:type="spellEnd"/>
       <w:r>
         <w:rPr>
           <w:color w:val="000000"/>
         </w:rPr>
         <w:t xml:space="preserve"> checks or conditional branching. The </w:t>
       </w:r>
-      <w:r>
-        <w:rPr>
-          <w:i/>
-          <w:iCs/>
-          <w:color w:val="000000"/>
-        </w:rPr>
-        <w:t>calculateTotalCost()</w:t>
+      <w:proofErr w:type="spellStart"/>
+      <w:proofErr w:type="gramStart"/>
+      <w:r>
+        <w:rPr>
+          <w:i/>
+          <w:iCs/>
+          <w:color w:val="000000"/>
+        </w:rPr>
+        <w:t>calculateTotalCost</w:t>
+      </w:r>
+      <w:proofErr w:type="spellEnd"/>
+      <w:r>
+        <w:rPr>
+          <w:i/>
+          <w:iCs/>
+          <w:color w:val="000000"/>
+        </w:rPr>
+        <w:t>(</w:t>
+      </w:r>
+      <w:proofErr w:type="gramEnd"/>
+      <w:r>
+        <w:rPr>
+          <w:i/>
+          <w:iCs/>
+          <w:color w:val="000000"/>
+        </w:rPr>
+        <w:t>)</w:t>
       </w:r>
       <w:r>
         <w:rPr>
@@ -5971,6 +6477,7 @@
         </w:rPr>
         <w:t xml:space="preserve"> method on </w:t>
       </w:r>
+      <w:proofErr w:type="spellStart"/>
       <w:r>
         <w:rPr>
           <w:i/>
@@ -5979,12 +6486,14 @@
         </w:rPr>
         <w:t>FitnessPlan</w:t>
       </w:r>
+      <w:proofErr w:type="spellEnd"/>
       <w:r>
         <w:rPr>
           <w:color w:val="000000"/>
         </w:rPr>
         <w:t xml:space="preserve"> works identically: a </w:t>
       </w:r>
+      <w:proofErr w:type="spellStart"/>
       <w:r>
         <w:rPr>
           <w:i/>
@@ -5993,12 +6502,15 @@
         </w:rPr>
         <w:t>WeightLossPlan</w:t>
       </w:r>
+      <w:proofErr w:type="spellEnd"/>
       <w:r>
         <w:rPr>
           <w:color w:val="000000"/>
         </w:rPr>
         <w:t xml:space="preserve"> might apply a nutrition supplement surcharge, while a </w:t>
       </w:r>
+      <w:proofErr w:type="spellStart"/>
+      <w:proofErr w:type="gramStart"/>
       <w:r>
         <w:rPr>
           <w:i/>
@@ -6007,11 +6519,19 @@
         </w:rPr>
         <w:t>CardioEndurancePlan</w:t>
       </w:r>
-      <w:r>
-        <w:rPr>
-          <w:color w:val="000000"/>
-        </w:rPr>
-        <w:t xml:space="preserve"> charges only the base weekly fee.</w:t>
+      <w:proofErr w:type="spellEnd"/>
+      <w:r>
+        <w:rPr>
+          <w:color w:val="000000"/>
+        </w:rPr>
+        <w:t xml:space="preserve"> charges</w:t>
+      </w:r>
+      <w:proofErr w:type="gramEnd"/>
+      <w:r>
+        <w:rPr>
+          <w:color w:val="000000"/>
+        </w:rPr>
+        <w:t xml:space="preserve"> only the base weekly fee.</w:t>
       </w:r>
     </w:p>
     <w:p>
@@ -6041,25 +6561,29 @@
         </w:rPr>
         <w:t xml:space="preserve"> class handles any entity type uniformly, and the </w:t>
       </w:r>
-      <w:r>
-        <w:rPr>
-          <w:i/>
-          <w:iCs/>
-          <w:color w:val="000000"/>
-        </w:rPr>
-        <w:t>EventListener&lt;T&gt;</w:t>
-      </w:r>
-      <w:r>
-        <w:rPr>
-          <w:color w:val="000000"/>
-        </w:rPr>
-        <w:t xml:space="preserve"> </w:t>
-      </w:r>
-      <w:r>
-        <w:rPr>
-          <w:color w:val="000000"/>
-        </w:rPr>
-        <w:t>interface allows the Observer pattern to operate with different payload types. These uses of generics are discussed in greater depth in Section 5.</w:t>
+      <w:proofErr w:type="spellStart"/>
+      <w:r>
+        <w:rPr>
+          <w:i/>
+          <w:iCs/>
+          <w:color w:val="000000"/>
+        </w:rPr>
+        <w:t>EventListener</w:t>
+      </w:r>
+      <w:proofErr w:type="spellEnd"/>
+      <w:r>
+        <w:rPr>
+          <w:i/>
+          <w:iCs/>
+          <w:color w:val="000000"/>
+        </w:rPr>
+        <w:t>&lt;T&gt;</w:t>
+      </w:r>
+      <w:r>
+        <w:rPr>
+          <w:color w:val="000000"/>
+        </w:rPr>
+        <w:t xml:space="preserve"> interface allows the Observer pattern to operate with different payload types. These uses of generics are discussed in greater depth in Section 5.</w:t>
       </w:r>
     </w:p>
     <w:p>
@@ -6110,6 +6634,7 @@
           <w:rFonts w:eastAsia="Times New Roman"/>
           <w:color w:val="000000"/>
         </w:rPr>
+        <w:lastRenderedPageBreak/>
         <w:t>4. Design Patterns: Justification and Implementation</w:t>
       </w:r>
     </w:p>
@@ -6124,7 +6649,21 @@
         <w:rPr>
           <w:color w:val="000000"/>
         </w:rPr>
-        <w:t xml:space="preserve">The assessment required at least one pattern from each of the three GoF categories. The IWFC system implements six patterns in total, as summarised in Table 2. The rationale for selecting each pattern is discussed below, with reference to Gamma </w:t>
+        <w:t xml:space="preserve">The assessment required at least one pattern from each of the three </w:t>
+      </w:r>
+      <w:proofErr w:type="spellStart"/>
+      <w:r>
+        <w:rPr>
+          <w:color w:val="000000"/>
+        </w:rPr>
+        <w:t>GoF</w:t>
+      </w:r>
+      <w:proofErr w:type="spellEnd"/>
+      <w:r>
+        <w:rPr>
+          <w:color w:val="000000"/>
+        </w:rPr>
+        <w:t xml:space="preserve"> categories. The IWFC system implements six patterns in total, as summarised in Table 2. The rationale for selecting each pattern is discussed below, with reference to Gamma </w:t>
       </w:r>
       <w:r>
         <w:rPr>
@@ -6470,6 +7009,7 @@
                 <w:szCs w:val="22"/>
               </w:rPr>
             </w:pPr>
+            <w:proofErr w:type="spellStart"/>
             <w:r>
               <w:rPr>
                 <w:rFonts w:eastAsia="Times New Roman"/>
@@ -6479,6 +7019,7 @@
               </w:rPr>
               <w:t>DataStore</w:t>
             </w:r>
+            <w:proofErr w:type="spellEnd"/>
           </w:p>
         </w:tc>
         <w:tc>
@@ -6611,6 +7152,7 @@
                 <w:szCs w:val="22"/>
               </w:rPr>
             </w:pPr>
+            <w:proofErr w:type="spellStart"/>
             <w:r>
               <w:rPr>
                 <w:rFonts w:eastAsia="Times New Roman"/>
@@ -6620,6 +7162,7 @@
               </w:rPr>
               <w:t>SessionFactory</w:t>
             </w:r>
+            <w:proofErr w:type="spellEnd"/>
           </w:p>
         </w:tc>
         <w:tc>
@@ -6752,6 +7295,7 @@
                 <w:szCs w:val="22"/>
               </w:rPr>
             </w:pPr>
+            <w:proofErr w:type="spellStart"/>
             <w:r>
               <w:rPr>
                 <w:rFonts w:eastAsia="Times New Roman"/>
@@ -6761,6 +7305,7 @@
               </w:rPr>
               <w:t>FitnessPlanBuilder</w:t>
             </w:r>
+            <w:proofErr w:type="spellEnd"/>
           </w:p>
         </w:tc>
         <w:tc>
@@ -6906,6 +7451,7 @@
                 <w:szCs w:val="22"/>
               </w:rPr>
             </w:pPr>
+            <w:proofErr w:type="spellStart"/>
             <w:r>
               <w:rPr>
                 <w:rFonts w:eastAsia="Times New Roman"/>
@@ -6915,6 +7461,7 @@
               </w:rPr>
               <w:t>IWFCSystemFacade</w:t>
             </w:r>
+            <w:proofErr w:type="spellEnd"/>
           </w:p>
         </w:tc>
         <w:tc>
@@ -7061,6 +7608,7 @@
                 <w:szCs w:val="22"/>
               </w:rPr>
             </w:pPr>
+            <w:proofErr w:type="spellStart"/>
             <w:r>
               <w:rPr>
                 <w:rFonts w:eastAsia="Times New Roman"/>
@@ -7070,6 +7618,7 @@
               </w:rPr>
               <w:t>NotificationService</w:t>
             </w:r>
+            <w:proofErr w:type="spellEnd"/>
           </w:p>
         </w:tc>
         <w:tc>
@@ -7202,6 +7751,7 @@
                 <w:szCs w:val="22"/>
               </w:rPr>
             </w:pPr>
+            <w:proofErr w:type="spellStart"/>
             <w:r>
               <w:rPr>
                 <w:rFonts w:eastAsia="Times New Roman"/>
@@ -7211,6 +7761,7 @@
               </w:rPr>
               <w:t>PaymentStrategy</w:t>
             </w:r>
+            <w:proofErr w:type="spellEnd"/>
           </w:p>
         </w:tc>
         <w:tc>
@@ -7282,8 +7833,17 @@
           <w:rFonts w:eastAsia="Times New Roman"/>
           <w:color w:val="000000"/>
         </w:rPr>
-        <w:t>4.1.1 Singleton – DataStore</w:t>
-      </w:r>
+        <w:t xml:space="preserve">4.1.1 Singleton – </w:t>
+      </w:r>
+      <w:proofErr w:type="spellStart"/>
+      <w:r>
+        <w:rPr>
+          <w:rFonts w:eastAsia="Times New Roman"/>
+          <w:color w:val="000000"/>
+        </w:rPr>
+        <w:t>DataStore</w:t>
+      </w:r>
+      <w:proofErr w:type="spellEnd"/>
     </w:p>
     <w:p>
       <w:pPr>
@@ -7298,6 +7858,7 @@
         </w:rPr>
         <w:t xml:space="preserve">The </w:t>
       </w:r>
+      <w:proofErr w:type="spellStart"/>
       <w:r>
         <w:rPr>
           <w:i/>
@@ -7306,17 +7867,12 @@
         </w:rPr>
         <w:t>DataStore</w:t>
       </w:r>
-      <w:r>
-        <w:rPr>
-          <w:color w:val="000000"/>
-        </w:rPr>
-        <w:t xml:space="preserve"> </w:t>
-      </w:r>
-      <w:r>
-        <w:rPr>
-          <w:color w:val="000000"/>
-        </w:rPr>
-        <w:t xml:space="preserve">class implements the Singleton pattern to guarantee that exactly one instance of the in-memory data store exists throughout the application lifecycle. The constructor is </w:t>
+      <w:proofErr w:type="spellEnd"/>
+      <w:r>
+        <w:rPr>
+          <w:color w:val="000000"/>
+        </w:rPr>
+        <w:t xml:space="preserve"> class implements the Singleton pattern to guarantee that exactly one instance of the in-memory data store exists throughout the application lifecycle. The constructor is </w:t>
       </w:r>
       <w:r>
         <w:rPr>
@@ -7336,7 +7892,32 @@
           <w:rStyle w:val="HTMLCode"/>
           <w:color w:val="000000"/>
         </w:rPr>
-        <w:t>static synchronized getInstance()</w:t>
+        <w:t xml:space="preserve">static synchronized </w:t>
+      </w:r>
+      <w:proofErr w:type="spellStart"/>
+      <w:proofErr w:type="gramStart"/>
+      <w:r>
+        <w:rPr>
+          <w:rStyle w:val="HTMLCode"/>
+          <w:color w:val="000000"/>
+        </w:rPr>
+        <w:t>getInstance</w:t>
+      </w:r>
+      <w:proofErr w:type="spellEnd"/>
+      <w:r>
+        <w:rPr>
+          <w:rStyle w:val="HTMLCode"/>
+          <w:color w:val="000000"/>
+        </w:rPr>
+        <w:t>(</w:t>
+      </w:r>
+      <w:proofErr w:type="gramEnd"/>
+      <w:r>
+        <w:rPr>
+          <w:rStyle w:val="HTMLCode"/>
+          <w:color w:val="000000"/>
+        </w:rPr>
+        <w:t>)</w:t>
       </w:r>
       <w:r>
         <w:rPr>
@@ -7371,6 +7952,7 @@
         </w:rPr>
         <w:t xml:space="preserve">, 1994). This was a practical necessity because multiple services – </w:t>
       </w:r>
+      <w:proofErr w:type="spellStart"/>
       <w:r>
         <w:rPr>
           <w:i/>
@@ -7379,12 +7961,14 @@
         </w:rPr>
         <w:t>EquipmentService</w:t>
       </w:r>
+      <w:proofErr w:type="spellEnd"/>
       <w:r>
         <w:rPr>
           <w:color w:val="000000"/>
         </w:rPr>
         <w:t xml:space="preserve">, </w:t>
       </w:r>
+      <w:proofErr w:type="spellStart"/>
       <w:r>
         <w:rPr>
           <w:i/>
@@ -7393,12 +7977,14 @@
         </w:rPr>
         <w:t>SessionService</w:t>
       </w:r>
+      <w:proofErr w:type="spellEnd"/>
       <w:r>
         <w:rPr>
           <w:color w:val="000000"/>
         </w:rPr>
         <w:t xml:space="preserve">, </w:t>
       </w:r>
+      <w:proofErr w:type="spellStart"/>
       <w:r>
         <w:rPr>
           <w:i/>
@@ -7407,30 +7993,64 @@
         </w:rPr>
         <w:t>MaintenanceService</w:t>
       </w:r>
-      <w:r>
-        <w:rPr>
-          <w:color w:val="000000"/>
-        </w:rPr>
-        <w:t xml:space="preserve">, and so on – </w:t>
-      </w:r>
-      <w:r>
-        <w:rPr>
-          <w:color w:val="000000"/>
-        </w:rPr>
-        <w:t xml:space="preserve">all need to read and write to the same data collections. Without a single coordinated store, there would be a real risk of data inconsistency, where one service modifies a record that another service holds a stale copy of. The </w:t>
-      </w:r>
+      <w:proofErr w:type="spellEnd"/>
+      <w:r>
+        <w:rPr>
+          <w:color w:val="000000"/>
+        </w:rPr>
+        <w:t xml:space="preserve">, and so on – all need to read and write to the same data collections. Without a single coordinated </w:t>
+      </w:r>
+      <w:r>
+        <w:rPr>
+          <w:color w:val="000000"/>
+        </w:rPr>
+        <w:lastRenderedPageBreak/>
+        <w:t xml:space="preserve">store, there would be a real risk of data inconsistency, where one service modifies a record that another service holds a stale copy of. The </w:t>
+      </w:r>
+      <w:proofErr w:type="spellStart"/>
+      <w:proofErr w:type="gramStart"/>
       <w:r>
         <w:rPr>
           <w:rStyle w:val="HTMLCode"/>
           <w:color w:val="000000"/>
         </w:rPr>
-        <w:t>resetInstance()</w:t>
-      </w:r>
-      <w:r>
-        <w:rPr>
-          <w:color w:val="000000"/>
-        </w:rPr>
-        <w:t xml:space="preserve"> method was added specifically to support unit testing, as it allows each test method to start with a clean, freshly-seeded data environment.</w:t>
+        <w:t>resetInstance</w:t>
+      </w:r>
+      <w:proofErr w:type="spellEnd"/>
+      <w:r>
+        <w:rPr>
+          <w:rStyle w:val="HTMLCode"/>
+          <w:color w:val="000000"/>
+        </w:rPr>
+        <w:t>(</w:t>
+      </w:r>
+      <w:proofErr w:type="gramEnd"/>
+      <w:r>
+        <w:rPr>
+          <w:rStyle w:val="HTMLCode"/>
+          <w:color w:val="000000"/>
+        </w:rPr>
+        <w:t>)</w:t>
+      </w:r>
+      <w:r>
+        <w:rPr>
+          <w:color w:val="000000"/>
+        </w:rPr>
+        <w:t xml:space="preserve"> method was added specifically to support unit testing, as it allows each test method to start with a clean, </w:t>
+      </w:r>
+      <w:proofErr w:type="gramStart"/>
+      <w:r>
+        <w:rPr>
+          <w:color w:val="000000"/>
+        </w:rPr>
+        <w:t>freshly-seeded</w:t>
+      </w:r>
+      <w:proofErr w:type="gramEnd"/>
+      <w:r>
+        <w:rPr>
+          <w:color w:val="000000"/>
+        </w:rPr>
+        <w:t xml:space="preserve"> data environment.</w:t>
       </w:r>
     </w:p>
     <w:p>
@@ -7446,8 +8066,17 @@
           <w:rFonts w:eastAsia="Times New Roman"/>
           <w:color w:val="000000"/>
         </w:rPr>
-        <w:t>4.1.2 Factory – SessionFactory</w:t>
-      </w:r>
+        <w:t xml:space="preserve">4.1.2 Factory – </w:t>
+      </w:r>
+      <w:proofErr w:type="spellStart"/>
+      <w:r>
+        <w:rPr>
+          <w:rFonts w:eastAsia="Times New Roman"/>
+          <w:color w:val="000000"/>
+        </w:rPr>
+        <w:t>SessionFactory</w:t>
+      </w:r>
+      <w:proofErr w:type="spellEnd"/>
     </w:p>
     <w:p>
       <w:pPr>
@@ -7462,6 +8091,7 @@
         </w:rPr>
         <w:t xml:space="preserve">The </w:t>
       </w:r>
+      <w:proofErr w:type="spellStart"/>
       <w:r>
         <w:rPr>
           <w:i/>
@@ -7470,18 +8100,14 @@
         </w:rPr>
         <w:t>SessionFactory</w:t>
       </w:r>
-      <w:r>
-        <w:rPr>
-          <w:color w:val="000000"/>
-        </w:rPr>
-        <w:t xml:space="preserve"> </w:t>
-      </w:r>
-      <w:r>
-        <w:rPr>
-          <w:color w:val="000000"/>
-        </w:rPr>
-        <w:t xml:space="preserve">is a creational factory that generates recurring weekly fitness sessions. Given a base ID, a name, an instructor, a location, a capacity, and a </w:t>
-      </w:r>
+      <w:proofErr w:type="spellEnd"/>
+      <w:r>
+        <w:rPr>
+          <w:color w:val="000000"/>
+        </w:rPr>
+        <w:t xml:space="preserve"> is a creational factory that generates recurring weekly fitness sessions. Given a base ID, a name, an instructor, a location, a capacity, and a </w:t>
+      </w:r>
+      <w:proofErr w:type="spellStart"/>
       <w:r>
         <w:rPr>
           <w:i/>
@@ -7490,12 +8116,14 @@
         </w:rPr>
         <w:t>RecurrenceRule</w:t>
       </w:r>
+      <w:proofErr w:type="spellEnd"/>
       <w:r>
         <w:rPr>
           <w:color w:val="000000"/>
         </w:rPr>
         <w:t xml:space="preserve"> specifying the day, start time, duration, and number of weeks, the factory produces a list of individual </w:t>
       </w:r>
+      <w:proofErr w:type="spellStart"/>
       <w:r>
         <w:rPr>
           <w:i/>
@@ -7504,12 +8132,14 @@
         </w:rPr>
         <w:t>FitnessSession</w:t>
       </w:r>
+      <w:proofErr w:type="spellEnd"/>
       <w:r>
         <w:rPr>
           <w:color w:val="000000"/>
         </w:rPr>
         <w:t xml:space="preserve"> objects – one per week – automatically validating each against existing sessions using the </w:t>
       </w:r>
+      <w:proofErr w:type="spellStart"/>
       <w:r>
         <w:rPr>
           <w:i/>
@@ -7518,6 +8148,7 @@
         </w:rPr>
         <w:t>SchedulingValidator</w:t>
       </w:r>
+      <w:proofErr w:type="spellEnd"/>
       <w:r>
         <w:rPr>
           <w:color w:val="000000"/>
@@ -7538,8 +8169,17 @@
           <w:rFonts w:eastAsia="Times New Roman"/>
           <w:color w:val="000000"/>
         </w:rPr>
-        <w:t>4.1.3 Builder – FitnessPlanBuilder</w:t>
-      </w:r>
+        <w:t xml:space="preserve">4.1.3 Builder – </w:t>
+      </w:r>
+      <w:proofErr w:type="spellStart"/>
+      <w:r>
+        <w:rPr>
+          <w:rFonts w:eastAsia="Times New Roman"/>
+          <w:color w:val="000000"/>
+        </w:rPr>
+        <w:t>FitnessPlanBuilder</w:t>
+      </w:r>
+      <w:proofErr w:type="spellEnd"/>
     </w:p>
     <w:p>
       <w:pPr>
@@ -7548,6 +8188,7 @@
           <w:color w:val="000000"/>
         </w:rPr>
       </w:pPr>
+      <w:proofErr w:type="spellStart"/>
       <w:r>
         <w:rPr>
           <w:i/>
@@ -7556,12 +8197,14 @@
         </w:rPr>
         <w:t>FitnessPlanBuilder</w:t>
       </w:r>
+      <w:proofErr w:type="spellEnd"/>
       <w:r>
         <w:rPr>
           <w:color w:val="000000"/>
         </w:rPr>
         <w:t xml:space="preserve"> uses the Builder pattern to construct </w:t>
       </w:r>
+      <w:proofErr w:type="spellStart"/>
       <w:r>
         <w:rPr>
           <w:i/>
@@ -7570,24 +8213,99 @@
         </w:rPr>
         <w:t>FitnessPlan</w:t>
       </w:r>
-      <w:r>
-        <w:rPr>
-          <w:color w:val="000000"/>
-        </w:rPr>
-        <w:t xml:space="preserve"> </w:t>
-      </w:r>
-      <w:r>
-        <w:rPr>
-          <w:color w:val="000000"/>
-        </w:rPr>
-        <w:t xml:space="preserve">objects in a step-by-step manner. Because a fitness plan has multiple optional attributes (title, description, objectives list, duration in weeks, monthly fee), a telescoping constructor would have been unwieldy. The Builder provides a fluent API where each setter method returns the builder itself, allowing chained calls like </w:t>
+      <w:proofErr w:type="spellEnd"/>
+      <w:r>
+        <w:rPr>
+          <w:color w:val="000000"/>
+        </w:rPr>
+        <w:t xml:space="preserve"> objects in a step-by-step manner. Because a fitness plan has multiple optional attributes (title, description, objectives list, duration in weeks, monthly fee), a telescoping constructor would have been unwieldy. The Builder provides a fluent API where each setter method returns the builder itself, allowing chained calls like </w:t>
       </w:r>
       <w:r>
         <w:rPr>
           <w:rStyle w:val="HTMLCode"/>
           <w:color w:val="000000"/>
         </w:rPr>
-        <w:t>new FitnessPlanBuilder("WL001").title("12-Week Fat Burn").fee(49.99).weeks(12).build()</w:t>
+        <w:t xml:space="preserve">new </w:t>
+      </w:r>
+      <w:proofErr w:type="spellStart"/>
+      <w:r>
+        <w:rPr>
+          <w:rStyle w:val="HTMLCode"/>
+          <w:color w:val="000000"/>
+        </w:rPr>
+        <w:t>FitnessPlanBuilder</w:t>
+      </w:r>
+      <w:proofErr w:type="spellEnd"/>
+      <w:r>
+        <w:rPr>
+          <w:rStyle w:val="HTMLCode"/>
+          <w:color w:val="000000"/>
+        </w:rPr>
+        <w:t>("WL001"</w:t>
+      </w:r>
+      <w:proofErr w:type="gramStart"/>
+      <w:r>
+        <w:rPr>
+          <w:rStyle w:val="HTMLCode"/>
+          <w:color w:val="000000"/>
+        </w:rPr>
+        <w:t>).title</w:t>
+      </w:r>
+      <w:proofErr w:type="gramEnd"/>
+      <w:r>
+        <w:rPr>
+          <w:rStyle w:val="HTMLCode"/>
+          <w:color w:val="000000"/>
+        </w:rPr>
+        <w:t>("12-Week Fat Burn"</w:t>
+      </w:r>
+      <w:proofErr w:type="gramStart"/>
+      <w:r>
+        <w:rPr>
+          <w:rStyle w:val="HTMLCode"/>
+          <w:color w:val="000000"/>
+        </w:rPr>
+        <w:t>).fee</w:t>
+      </w:r>
+      <w:proofErr w:type="gramEnd"/>
+      <w:r>
+        <w:rPr>
+          <w:rStyle w:val="HTMLCode"/>
+          <w:color w:val="000000"/>
+        </w:rPr>
+        <w:t>(49.99</w:t>
+      </w:r>
+      <w:proofErr w:type="gramStart"/>
+      <w:r>
+        <w:rPr>
+          <w:rStyle w:val="HTMLCode"/>
+          <w:color w:val="000000"/>
+        </w:rPr>
+        <w:t>).weeks</w:t>
+      </w:r>
+      <w:proofErr w:type="gramEnd"/>
+      <w:r>
+        <w:rPr>
+          <w:rStyle w:val="HTMLCode"/>
+          <w:color w:val="000000"/>
+        </w:rPr>
+        <w:t>(12</w:t>
+      </w:r>
+      <w:proofErr w:type="gramStart"/>
+      <w:r>
+        <w:rPr>
+          <w:rStyle w:val="HTMLCode"/>
+          <w:color w:val="000000"/>
+        </w:rPr>
+        <w:t>).build</w:t>
+      </w:r>
+      <w:proofErr w:type="gramEnd"/>
+      <w:r>
+        <w:rPr>
+          <w:rStyle w:val="HTMLCode"/>
+          <w:color w:val="000000"/>
+        </w:rPr>
+        <w:t>()</w:t>
       </w:r>
       <w:r>
         <w:rPr>
@@ -7625,8 +8343,17 @@
           <w:rFonts w:eastAsia="Times New Roman"/>
           <w:color w:val="000000"/>
         </w:rPr>
-        <w:t>4.2.1 Facade – IWFCSystemFacade</w:t>
-      </w:r>
+        <w:t xml:space="preserve">4.2.1 Facade – </w:t>
+      </w:r>
+      <w:proofErr w:type="spellStart"/>
+      <w:r>
+        <w:rPr>
+          <w:rFonts w:eastAsia="Times New Roman"/>
+          <w:color w:val="000000"/>
+        </w:rPr>
+        <w:t>IWFCSystemFacade</w:t>
+      </w:r>
+      <w:proofErr w:type="spellEnd"/>
     </w:p>
     <w:p>
       <w:pPr>
@@ -7641,6 +8368,7 @@
         </w:rPr>
         <w:t xml:space="preserve">The </w:t>
       </w:r>
+      <w:proofErr w:type="spellStart"/>
       <w:r>
         <w:rPr>
           <w:i/>
@@ -7649,29 +8377,40 @@
         </w:rPr>
         <w:t>IWFCSystemFacade</w:t>
       </w:r>
-      <w:r>
-        <w:rPr>
-          <w:color w:val="000000"/>
-        </w:rPr>
-        <w:t xml:space="preserve"> </w:t>
-      </w:r>
-      <w:r>
-        <w:rPr>
-          <w:color w:val="000000"/>
-        </w:rPr>
-        <w:t>is arguably the most important class in the system. It serves as the single entry point through which all UI components interact with the business layer. The Facade coordinates ten internal services and exposes around forty public methods covering equipment management, session scheduling, booking, maintenance, payments, user authentication, enrolments, and biometric analysis. Without this Facade, the JavaFX controllers would have needed direct references to each service and the DataStore, creating a tangled</w:t>
-      </w:r>
-      <w:r>
-        <w:rPr>
-          <w:color w:val="000000"/>
-        </w:rPr>
-        <w:t xml:space="preserve"> web of dependencies that would have been difficult to test or refactor. The Facade pattern resolved this by providing one unified interface that hides the coordination complexity from the caller (Gamma</w:t>
-      </w:r>
-      <w:r>
-        <w:rPr>
-          <w:color w:val="000000"/>
-        </w:rPr>
-        <w:t xml:space="preserve"> </w:t>
+      <w:proofErr w:type="spellEnd"/>
+      <w:r>
+        <w:rPr>
+          <w:color w:val="000000"/>
+        </w:rPr>
+        <w:t xml:space="preserve"> is arguably the most important class in the system. It serves as the </w:t>
+      </w:r>
+      <w:proofErr w:type="gramStart"/>
+      <w:r>
+        <w:rPr>
+          <w:color w:val="000000"/>
+        </w:rPr>
+        <w:t>single entry</w:t>
+      </w:r>
+      <w:proofErr w:type="gramEnd"/>
+      <w:r>
+        <w:rPr>
+          <w:color w:val="000000"/>
+        </w:rPr>
+        <w:t xml:space="preserve"> point through which all UI components interact with the business layer. The Facade coordinates ten internal services and exposes around forty public methods covering equipment management, session scheduling, booking, maintenance, payments, user authentication, enrolments, and biometric analysis. Without this Facade, the JavaFX controllers would have needed direct references to each service and the </w:t>
+      </w:r>
+      <w:proofErr w:type="spellStart"/>
+      <w:r>
+        <w:rPr>
+          <w:color w:val="000000"/>
+        </w:rPr>
+        <w:t>DataStore</w:t>
+      </w:r>
+      <w:proofErr w:type="spellEnd"/>
+      <w:r>
+        <w:rPr>
+          <w:color w:val="000000"/>
+        </w:rPr>
+        <w:t xml:space="preserve">, creating a tangled web of dependencies that would have been difficult to test or refactor. The Facade pattern resolved this by providing one unified interface that hides the coordination complexity from the caller (Gamma </w:t>
       </w:r>
       <w:r>
         <w:rPr>
@@ -7736,6 +8475,7 @@
           <w:rFonts w:eastAsia="Times New Roman"/>
           <w:color w:val="000000"/>
         </w:rPr>
+        <w:lastRenderedPageBreak/>
         <w:t>4.3 Behavioural Patterns</w:t>
       </w:r>
     </w:p>
@@ -7752,8 +8492,17 @@
           <w:rFonts w:eastAsia="Times New Roman"/>
           <w:color w:val="000000"/>
         </w:rPr>
-        <w:t>4.3.1 Observer – NotificationService</w:t>
-      </w:r>
+        <w:t xml:space="preserve">4.3.1 Observer – </w:t>
+      </w:r>
+      <w:proofErr w:type="spellStart"/>
+      <w:r>
+        <w:rPr>
+          <w:rFonts w:eastAsia="Times New Roman"/>
+          <w:color w:val="000000"/>
+        </w:rPr>
+        <w:t>NotificationService</w:t>
+      </w:r>
+      <w:proofErr w:type="spellEnd"/>
     </w:p>
     <w:p>
       <w:pPr>
@@ -7762,6 +8511,7 @@
           <w:color w:val="000000"/>
         </w:rPr>
       </w:pPr>
+      <w:proofErr w:type="spellStart"/>
       <w:r>
         <w:rPr>
           <w:i/>
@@ -7770,6 +8520,7 @@
         </w:rPr>
         <w:t>NotificationService</w:t>
       </w:r>
+      <w:proofErr w:type="spellEnd"/>
       <w:r>
         <w:rPr>
           <w:color w:val="000000"/>
@@ -7781,20 +8532,31 @@
           <w:rStyle w:val="HTMLCode"/>
           <w:color w:val="000000"/>
         </w:rPr>
-        <w:t>Map&lt;String, List&lt;EventListener&lt;String&gt;&gt;&gt;</w:t>
-      </w:r>
-      <w:r>
-        <w:rPr>
-          <w:color w:val="000000"/>
-        </w:rPr>
-        <w:t xml:space="preserve"> that maps event type strings (such as “BOOKING_CONFIRMED”, “MAINTENANCE_STATUS_CHANGED”, “PAYMENT_PROCESSED</w:t>
-      </w:r>
-      <w:r>
-        <w:rPr>
-          <w:color w:val="000000"/>
-        </w:rPr>
-        <w:t xml:space="preserve">”) to lists of subscribed listeners. When a service fires an event, the </w:t>
-      </w:r>
+        <w:t>Map&lt;String, List&lt;</w:t>
+      </w:r>
+      <w:proofErr w:type="spellStart"/>
+      <w:r>
+        <w:rPr>
+          <w:rStyle w:val="HTMLCode"/>
+          <w:color w:val="000000"/>
+        </w:rPr>
+        <w:t>EventListener</w:t>
+      </w:r>
+      <w:proofErr w:type="spellEnd"/>
+      <w:r>
+        <w:rPr>
+          <w:rStyle w:val="HTMLCode"/>
+          <w:color w:val="000000"/>
+        </w:rPr>
+        <w:t>&lt;String&gt;&gt;&gt;</w:t>
+      </w:r>
+      <w:r>
+        <w:rPr>
+          <w:color w:val="000000"/>
+        </w:rPr>
+        <w:t xml:space="preserve"> that maps event type strings (such as “BOOKING_CONFIRMED”, “MAINTENANCE_STATUS_CHANGED”, “PAYMENT_PROCESSED”) to lists of subscribed listeners. When a service fires an event, the </w:t>
+      </w:r>
+      <w:proofErr w:type="spellStart"/>
       <w:r>
         <w:rPr>
           <w:i/>
@@ -7803,18 +8565,37 @@
         </w:rPr>
         <w:t>NotificationService</w:t>
       </w:r>
+      <w:proofErr w:type="spellEnd"/>
       <w:r>
         <w:rPr>
           <w:color w:val="000000"/>
         </w:rPr>
         <w:t xml:space="preserve"> iterates over the registered listeners for that event type and calls </w:t>
       </w:r>
+      <w:proofErr w:type="spellStart"/>
+      <w:proofErr w:type="gramStart"/>
       <w:r>
         <w:rPr>
           <w:rStyle w:val="HTMLCode"/>
           <w:color w:val="000000"/>
         </w:rPr>
-        <w:t>onEvent()</w:t>
+        <w:t>onEvent</w:t>
+      </w:r>
+      <w:proofErr w:type="spellEnd"/>
+      <w:r>
+        <w:rPr>
+          <w:rStyle w:val="HTMLCode"/>
+          <w:color w:val="000000"/>
+        </w:rPr>
+        <w:t>(</w:t>
+      </w:r>
+      <w:proofErr w:type="gramEnd"/>
+      <w:r>
+        <w:rPr>
+          <w:rStyle w:val="HTMLCode"/>
+          <w:color w:val="000000"/>
+        </w:rPr>
+        <w:t>)</w:t>
       </w:r>
       <w:r>
         <w:rPr>
@@ -7885,8 +8666,17 @@
           <w:rFonts w:eastAsia="Times New Roman"/>
           <w:color w:val="000000"/>
         </w:rPr>
-        <w:t>4.3.2 Strategy – PaymentStrategy</w:t>
-      </w:r>
+        <w:t xml:space="preserve">4.3.2 Strategy – </w:t>
+      </w:r>
+      <w:proofErr w:type="spellStart"/>
+      <w:r>
+        <w:rPr>
+          <w:rFonts w:eastAsia="Times New Roman"/>
+          <w:color w:val="000000"/>
+        </w:rPr>
+        <w:t>PaymentStrategy</w:t>
+      </w:r>
+      <w:proofErr w:type="spellEnd"/>
     </w:p>
     <w:p>
       <w:pPr>
@@ -7901,6 +8691,7 @@
         </w:rPr>
         <w:t xml:space="preserve">The </w:t>
       </w:r>
+      <w:proofErr w:type="spellStart"/>
       <w:r>
         <w:rPr>
           <w:i/>
@@ -7909,24 +8700,60 @@
         </w:rPr>
         <w:t>PaymentStrategy</w:t>
       </w:r>
-      <w:r>
-        <w:rPr>
+      <w:proofErr w:type="spellEnd"/>
+      <w:r>
+        <w:rPr>
+          <w:color w:val="000000"/>
+        </w:rPr>
+        <w:t xml:space="preserve"> interface defines three methods: </w:t>
+      </w:r>
+      <w:proofErr w:type="gramStart"/>
+      <w:r>
+        <w:rPr>
+          <w:rStyle w:val="HTMLCode"/>
+          <w:color w:val="000000"/>
+        </w:rPr>
+        <w:t>pay(</w:t>
+      </w:r>
+      <w:proofErr w:type="gramEnd"/>
+      <w:r>
+        <w:rPr>
+          <w:rStyle w:val="HTMLCode"/>
+          <w:color w:val="000000"/>
+        </w:rPr>
+        <w:t xml:space="preserve">double amount, </w:t>
+      </w:r>
+      <w:proofErr w:type="spellStart"/>
+      <w:r>
+        <w:rPr>
+          <w:rStyle w:val="HTMLCode"/>
+          <w:color w:val="000000"/>
+        </w:rPr>
+        <w:t>PaymentContext</w:t>
+      </w:r>
+      <w:proofErr w:type="spellEnd"/>
+      <w:r>
+        <w:rPr>
+          <w:rStyle w:val="HTMLCode"/>
           <w:color w:val="000000"/>
         </w:rPr>
         <w:t xml:space="preserve"> </w:t>
       </w:r>
-      <w:r>
-        <w:rPr>
-          <w:color w:val="000000"/>
-        </w:rPr>
-        <w:t xml:space="preserve">interface defines three methods: </w:t>
-      </w:r>
+      <w:proofErr w:type="spellStart"/>
       <w:r>
         <w:rPr>
           <w:rStyle w:val="HTMLCode"/>
           <w:color w:val="000000"/>
         </w:rPr>
-        <w:t>pay(double amount, PaymentContext ctx)</w:t>
+        <w:t>ctx</w:t>
+      </w:r>
+      <w:proofErr w:type="spellEnd"/>
+      <w:r>
+        <w:rPr>
+          <w:rStyle w:val="HTMLCode"/>
+          <w:color w:val="000000"/>
+        </w:rPr>
+        <w:t>)</w:t>
       </w:r>
       <w:r>
         <w:rPr>
@@ -7934,12 +8761,30 @@
         </w:rPr>
         <w:t xml:space="preserve">, </w:t>
       </w:r>
+      <w:proofErr w:type="spellStart"/>
+      <w:proofErr w:type="gramStart"/>
       <w:r>
         <w:rPr>
           <w:rStyle w:val="HTMLCode"/>
           <w:color w:val="000000"/>
         </w:rPr>
-        <w:t>getMethodName()</w:t>
+        <w:t>getMethodName</w:t>
+      </w:r>
+      <w:proofErr w:type="spellEnd"/>
+      <w:r>
+        <w:rPr>
+          <w:rStyle w:val="HTMLCode"/>
+          <w:color w:val="000000"/>
+        </w:rPr>
+        <w:t>(</w:t>
+      </w:r>
+      <w:proofErr w:type="gramEnd"/>
+      <w:r>
+        <w:rPr>
+          <w:rStyle w:val="HTMLCode"/>
+          <w:color w:val="000000"/>
+        </w:rPr>
+        <w:t>)</w:t>
       </w:r>
       <w:r>
         <w:rPr>
@@ -7947,12 +8792,30 @@
         </w:rPr>
         <w:t xml:space="preserve">, and </w:t>
       </w:r>
+      <w:proofErr w:type="spellStart"/>
+      <w:proofErr w:type="gramStart"/>
       <w:r>
         <w:rPr>
           <w:rStyle w:val="HTMLCode"/>
           <w:color w:val="000000"/>
         </w:rPr>
-        <w:t>calculateProcessingFee(double amount)</w:t>
+        <w:t>calculateProcessingFee</w:t>
+      </w:r>
+      <w:proofErr w:type="spellEnd"/>
+      <w:r>
+        <w:rPr>
+          <w:rStyle w:val="HTMLCode"/>
+          <w:color w:val="000000"/>
+        </w:rPr>
+        <w:t>(</w:t>
+      </w:r>
+      <w:proofErr w:type="gramEnd"/>
+      <w:r>
+        <w:rPr>
+          <w:rStyle w:val="HTMLCode"/>
+          <w:color w:val="000000"/>
+        </w:rPr>
+        <w:t>double amount)</w:t>
       </w:r>
       <w:r>
         <w:rPr>
@@ -7960,6 +8823,7 @@
         </w:rPr>
         <w:t xml:space="preserve">. Four concrete strategies implement this interface: </w:t>
       </w:r>
+      <w:proofErr w:type="spellStart"/>
       <w:r>
         <w:rPr>
           <w:i/>
@@ -7968,12 +8832,14 @@
         </w:rPr>
         <w:t>CardPayment</w:t>
       </w:r>
+      <w:proofErr w:type="spellEnd"/>
       <w:r>
         <w:rPr>
           <w:color w:val="000000"/>
         </w:rPr>
         <w:t xml:space="preserve"> applies a 2.5% processing surcharge, </w:t>
       </w:r>
+      <w:proofErr w:type="spellStart"/>
       <w:r>
         <w:rPr>
           <w:i/>
@@ -7982,12 +8848,14 @@
         </w:rPr>
         <w:t>CashPayment</w:t>
       </w:r>
+      <w:proofErr w:type="spellEnd"/>
       <w:r>
         <w:rPr>
           <w:color w:val="000000"/>
         </w:rPr>
         <w:t xml:space="preserve"> applies zero surcharge, </w:t>
       </w:r>
+      <w:proofErr w:type="spellStart"/>
       <w:r>
         <w:rPr>
           <w:i/>
@@ -7996,12 +8864,14 @@
         </w:rPr>
         <w:t>BankTransferPayment</w:t>
       </w:r>
+      <w:proofErr w:type="spellEnd"/>
       <w:r>
         <w:rPr>
           <w:color w:val="000000"/>
         </w:rPr>
         <w:t xml:space="preserve"> adds a flat LKR 50 fee, and </w:t>
       </w:r>
+      <w:proofErr w:type="spellStart"/>
       <w:r>
         <w:rPr>
           <w:i/>
@@ -8010,12 +8880,14 @@
         </w:rPr>
         <w:t>DigitalWalletPayment</w:t>
       </w:r>
+      <w:proofErr w:type="spellEnd"/>
       <w:r>
         <w:rPr>
           <w:color w:val="000000"/>
         </w:rPr>
         <w:t xml:space="preserve"> charges a 1.5% fee. At runtime, the user selects a payment method from a dropdown, and the </w:t>
       </w:r>
+      <w:proofErr w:type="spellStart"/>
       <w:r>
         <w:rPr>
           <w:i/>
@@ -8024,31 +8896,36 @@
         </w:rPr>
         <w:t>PaymentService</w:t>
       </w:r>
+      <w:proofErr w:type="spellEnd"/>
       <w:r>
         <w:rPr>
           <w:color w:val="000000"/>
         </w:rPr>
         <w:t xml:space="preserve"> obtains the corresponding strategy object and invokes </w:t>
       </w:r>
+      <w:proofErr w:type="gramStart"/>
       <w:r>
         <w:rPr>
           <w:rStyle w:val="HTMLCode"/>
           <w:color w:val="000000"/>
         </w:rPr>
-        <w:t>pay()</w:t>
-      </w:r>
-      <w:r>
-        <w:rPr>
-          <w:color w:val="000000"/>
-        </w:rPr>
-        <w:t xml:space="preserve"> – </w:t>
-      </w:r>
-      <w:r>
-        <w:rPr>
-          <w:color w:val="000000"/>
-        </w:rPr>
-        <w:t xml:space="preserve">the service code remains identical regardless of which method is chosen. This design makes it trivial to add new payment methods in the future (say, a cryptocurrency gateway) without altering the </w:t>
-      </w:r>
+        <w:t>pay(</w:t>
+      </w:r>
+      <w:proofErr w:type="gramEnd"/>
+      <w:r>
+        <w:rPr>
+          <w:rStyle w:val="HTMLCode"/>
+          <w:color w:val="000000"/>
+        </w:rPr>
+        <w:t>)</w:t>
+      </w:r>
+      <w:r>
+        <w:rPr>
+          <w:color w:val="000000"/>
+        </w:rPr>
+        <w:t xml:space="preserve"> – the service code remains identical regardless of which method is chosen. This design makes it trivial to add new payment methods in the future (say, a cryptocurrency gateway) without altering the </w:t>
+      </w:r>
+      <w:proofErr w:type="spellStart"/>
       <w:r>
         <w:rPr>
           <w:i/>
@@ -8057,6 +8934,7 @@
         </w:rPr>
         <w:t>PaymentService</w:t>
       </w:r>
+      <w:proofErr w:type="spellEnd"/>
       <w:r>
         <w:rPr>
           <w:color w:val="000000"/>
@@ -8316,6 +9194,7 @@
                 <w:szCs w:val="22"/>
               </w:rPr>
             </w:pPr>
+            <w:proofErr w:type="spellStart"/>
             <w:r>
               <w:rPr>
                 <w:rFonts w:eastAsia="Times New Roman"/>
@@ -8325,6 +9204,7 @@
               </w:rPr>
               <w:t>CardPayment</w:t>
             </w:r>
+            <w:proofErr w:type="spellEnd"/>
           </w:p>
         </w:tc>
         <w:tc>
@@ -8470,6 +9350,7 @@
                 <w:szCs w:val="22"/>
               </w:rPr>
             </w:pPr>
+            <w:proofErr w:type="spellStart"/>
             <w:r>
               <w:rPr>
                 <w:rFonts w:eastAsia="Times New Roman"/>
@@ -8479,6 +9360,7 @@
               </w:rPr>
               <w:t>CashPayment</w:t>
             </w:r>
+            <w:proofErr w:type="spellEnd"/>
           </w:p>
         </w:tc>
         <w:tc>
@@ -8624,6 +9506,7 @@
                 <w:szCs w:val="22"/>
               </w:rPr>
             </w:pPr>
+            <w:proofErr w:type="spellStart"/>
             <w:r>
               <w:rPr>
                 <w:rFonts w:eastAsia="Times New Roman"/>
@@ -8631,8 +9514,10 @@
                 <w:sz w:val="22"/>
                 <w:szCs w:val="22"/>
               </w:rPr>
+              <w:lastRenderedPageBreak/>
               <w:t>BankTransferPayment</w:t>
             </w:r>
+            <w:proofErr w:type="spellEnd"/>
           </w:p>
         </w:tc>
         <w:tc>
@@ -8778,6 +9663,7 @@
                 <w:szCs w:val="22"/>
               </w:rPr>
             </w:pPr>
+            <w:proofErr w:type="spellStart"/>
             <w:r>
               <w:rPr>
                 <w:rFonts w:eastAsia="Times New Roman"/>
@@ -8787,6 +9673,7 @@
               </w:rPr>
               <w:t>DigitalWalletPayment</w:t>
             </w:r>
+            <w:proofErr w:type="spellEnd"/>
           </w:p>
         </w:tc>
         <w:tc>
@@ -8953,6 +9840,7 @@
           <w:rFonts w:eastAsia="Times New Roman"/>
           <w:color w:val="000000"/>
         </w:rPr>
+        <w:lastRenderedPageBreak/>
         <w:t>5. Java Collections and Generics</w:t>
       </w:r>
     </w:p>
@@ -8997,13 +9885,7 @@
         <w:rPr>
           <w:color w:val="000000"/>
         </w:rPr>
-        <w:t xml:space="preserve"> </w:t>
-      </w:r>
-      <w:r>
-        <w:rPr>
-          <w:color w:val="000000"/>
-        </w:rPr>
-        <w:t xml:space="preserve">class is the central data-access component and provides the clearest demonstration of how Generics and Collections work together in the system. The class uses a bounded type parameter – </w:t>
+        <w:t xml:space="preserve"> class is the central data-access component and provides the clearest demonstration of how Generics and Collections work together in the system. The class uses a bounded type parameter – </w:t>
       </w:r>
       <w:r>
         <w:rPr>
@@ -9045,12 +9927,30 @@
         </w:rPr>
         <w:t xml:space="preserve">, where the key is the entity’s unique identifier returned by </w:t>
       </w:r>
+      <w:proofErr w:type="spellStart"/>
+      <w:proofErr w:type="gramStart"/>
       <w:r>
         <w:rPr>
           <w:rStyle w:val="HTMLCode"/>
           <w:color w:val="000000"/>
         </w:rPr>
-        <w:t>getId()</w:t>
+        <w:t>getId</w:t>
+      </w:r>
+      <w:proofErr w:type="spellEnd"/>
+      <w:r>
+        <w:rPr>
+          <w:rStyle w:val="HTMLCode"/>
+          <w:color w:val="000000"/>
+        </w:rPr>
+        <w:t>(</w:t>
+      </w:r>
+      <w:proofErr w:type="gramEnd"/>
+      <w:r>
+        <w:rPr>
+          <w:rStyle w:val="HTMLCode"/>
+          <w:color w:val="000000"/>
+        </w:rPr>
+        <w:t>)</w:t>
       </w:r>
       <w:r>
         <w:rPr>
@@ -9058,12 +9958,30 @@
         </w:rPr>
         <w:t xml:space="preserve">. Standard CRUD operations – </w:t>
       </w:r>
+      <w:proofErr w:type="spellStart"/>
+      <w:proofErr w:type="gramStart"/>
       <w:r>
         <w:rPr>
           <w:rStyle w:val="HTMLCode"/>
           <w:color w:val="000000"/>
         </w:rPr>
-        <w:t>findById()</w:t>
+        <w:t>findById</w:t>
+      </w:r>
+      <w:proofErr w:type="spellEnd"/>
+      <w:r>
+        <w:rPr>
+          <w:rStyle w:val="HTMLCode"/>
+          <w:color w:val="000000"/>
+        </w:rPr>
+        <w:t>(</w:t>
+      </w:r>
+      <w:proofErr w:type="gramEnd"/>
+      <w:r>
+        <w:rPr>
+          <w:rStyle w:val="HTMLCode"/>
+          <w:color w:val="000000"/>
+        </w:rPr>
+        <w:t>)</w:t>
       </w:r>
       <w:r>
         <w:rPr>
@@ -9071,12 +9989,30 @@
         </w:rPr>
         <w:t xml:space="preserve">, </w:t>
       </w:r>
+      <w:proofErr w:type="spellStart"/>
+      <w:proofErr w:type="gramStart"/>
       <w:r>
         <w:rPr>
           <w:rStyle w:val="HTMLCode"/>
           <w:color w:val="000000"/>
         </w:rPr>
-        <w:t>findAll()</w:t>
+        <w:t>findAll</w:t>
+      </w:r>
+      <w:proofErr w:type="spellEnd"/>
+      <w:r>
+        <w:rPr>
+          <w:rStyle w:val="HTMLCode"/>
+          <w:color w:val="000000"/>
+        </w:rPr>
+        <w:t>(</w:t>
+      </w:r>
+      <w:proofErr w:type="gramEnd"/>
+      <w:r>
+        <w:rPr>
+          <w:rStyle w:val="HTMLCode"/>
+          <w:color w:val="000000"/>
+        </w:rPr>
+        <w:t>)</w:t>
       </w:r>
       <w:r>
         <w:rPr>
@@ -9084,12 +10020,21 @@
         </w:rPr>
         <w:t xml:space="preserve">, </w:t>
       </w:r>
+      <w:proofErr w:type="gramStart"/>
       <w:r>
         <w:rPr>
           <w:rStyle w:val="HTMLCode"/>
           <w:color w:val="000000"/>
         </w:rPr>
-        <w:t>save()</w:t>
+        <w:t>save(</w:t>
+      </w:r>
+      <w:proofErr w:type="gramEnd"/>
+      <w:r>
+        <w:rPr>
+          <w:rStyle w:val="HTMLCode"/>
+          <w:color w:val="000000"/>
+        </w:rPr>
+        <w:t>)</w:t>
       </w:r>
       <w:r>
         <w:rPr>
@@ -9097,12 +10042,21 @@
         </w:rPr>
         <w:t xml:space="preserve">, </w:t>
       </w:r>
+      <w:proofErr w:type="gramStart"/>
       <w:r>
         <w:rPr>
           <w:rStyle w:val="HTMLCode"/>
           <w:color w:val="000000"/>
         </w:rPr>
-        <w:t>update()</w:t>
+        <w:t>update(</w:t>
+      </w:r>
+      <w:proofErr w:type="gramEnd"/>
+      <w:r>
+        <w:rPr>
+          <w:rStyle w:val="HTMLCode"/>
+          <w:color w:val="000000"/>
+        </w:rPr>
+        <w:t>)</w:t>
       </w:r>
       <w:r>
         <w:rPr>
@@ -9110,32 +10064,37 @@
         </w:rPr>
         <w:t xml:space="preserve">, </w:t>
       </w:r>
+      <w:proofErr w:type="gramStart"/>
       <w:r>
         <w:rPr>
           <w:rStyle w:val="HTMLCode"/>
           <w:color w:val="000000"/>
         </w:rPr>
-        <w:t>delete()</w:t>
-      </w:r>
-      <w:r>
-        <w:rPr>
-          <w:color w:val="000000"/>
-        </w:rPr>
-        <w:t xml:space="preserve"> – </w:t>
-      </w:r>
-      <w:r>
-        <w:rPr>
-          <w:color w:val="000000"/>
-        </w:rPr>
-        <w:t xml:space="preserve">are all type-safe without requiring any casts or </w:t>
-      </w:r>
+        <w:t>delete(</w:t>
+      </w:r>
+      <w:proofErr w:type="gramEnd"/>
       <w:r>
         <w:rPr>
           <w:rStyle w:val="HTMLCode"/>
           <w:color w:val="000000"/>
         </w:rPr>
+        <w:t>)</w:t>
+      </w:r>
+      <w:r>
+        <w:rPr>
+          <w:color w:val="000000"/>
+        </w:rPr>
+        <w:t xml:space="preserve"> – are all type-safe without requiring any casts or </w:t>
+      </w:r>
+      <w:proofErr w:type="spellStart"/>
+      <w:r>
+        <w:rPr>
+          <w:rStyle w:val="HTMLCode"/>
+          <w:color w:val="000000"/>
+        </w:rPr>
         <w:t>instanceof</w:t>
       </w:r>
+      <w:proofErr w:type="spellEnd"/>
       <w:r>
         <w:rPr>
           <w:color w:val="000000"/>
@@ -9154,7 +10113,77 @@
         <w:rPr>
           <w:color w:val="000000"/>
         </w:rPr>
-        <w:t xml:space="preserve"> class serves ten different entity types (User, Equipment, FitnessSession, Booking, MaintenanceRequest, Notification, Payment, AuditEntry, BodyMeasurementLog, FollowUp) without any code duplication whatsoever.</w:t>
+        <w:t xml:space="preserve"> class serves ten different entity types (User, Equipment, </w:t>
+      </w:r>
+      <w:proofErr w:type="spellStart"/>
+      <w:r>
+        <w:rPr>
+          <w:color w:val="000000"/>
+        </w:rPr>
+        <w:t>FitnessSession</w:t>
+      </w:r>
+      <w:proofErr w:type="spellEnd"/>
+      <w:r>
+        <w:rPr>
+          <w:color w:val="000000"/>
+        </w:rPr>
+        <w:t xml:space="preserve">, Booking, </w:t>
+      </w:r>
+      <w:proofErr w:type="spellStart"/>
+      <w:r>
+        <w:rPr>
+          <w:color w:val="000000"/>
+        </w:rPr>
+        <w:t>MaintenanceRequest</w:t>
+      </w:r>
+      <w:proofErr w:type="spellEnd"/>
+      <w:r>
+        <w:rPr>
+          <w:color w:val="000000"/>
+        </w:rPr>
+        <w:t xml:space="preserve">, Notification, Payment, </w:t>
+      </w:r>
+      <w:proofErr w:type="spellStart"/>
+      <w:r>
+        <w:rPr>
+          <w:color w:val="000000"/>
+        </w:rPr>
+        <w:t>AuditEntry</w:t>
+      </w:r>
+      <w:proofErr w:type="spellEnd"/>
+      <w:r>
+        <w:rPr>
+          <w:color w:val="000000"/>
+        </w:rPr>
+        <w:t xml:space="preserve">, </w:t>
+      </w:r>
+      <w:proofErr w:type="spellStart"/>
+      <w:r>
+        <w:rPr>
+          <w:color w:val="000000"/>
+        </w:rPr>
+        <w:t>BodyMeasurementLog</w:t>
+      </w:r>
+      <w:proofErr w:type="spellEnd"/>
+      <w:r>
+        <w:rPr>
+          <w:color w:val="000000"/>
+        </w:rPr>
+        <w:t xml:space="preserve">, </w:t>
+      </w:r>
+      <w:proofErr w:type="spellStart"/>
+      <w:r>
+        <w:rPr>
+          <w:color w:val="000000"/>
+        </w:rPr>
+        <w:t>FollowUp</w:t>
+      </w:r>
+      <w:proofErr w:type="spellEnd"/>
+      <w:r>
+        <w:rPr>
+          <w:color w:val="000000"/>
+        </w:rPr>
+        <w:t>) without any code duplication whatsoever.</w:t>
       </w:r>
     </w:p>
     <w:p>
@@ -9189,8 +10218,9 @@
           <w:color w:val="555555"/>
         </w:rPr>
         <w:br/>
-        <w:t xml:space="preserve">Repository&lt;T&gt; UML diagram – showing the bounded generic type parameter, the HashMap&lt;String, T&gt; </w:t>
-      </w:r>
+        <w:t xml:space="preserve">Repository&lt;T&gt; UML diagram – showing the bounded </w:t>
+      </w:r>
+      <w:proofErr w:type="gramStart"/>
       <w:r>
         <w:rPr>
           <w:rFonts w:eastAsia="Times New Roman"/>
@@ -9198,7 +10228,17 @@
           <w:iCs/>
           <w:color w:val="555555"/>
         </w:rPr>
-        <w:t xml:space="preserve">storage, and the CRUD + query methods. Can be drawn in draw.io or extracted from the Mermaid class diagram. </w:t>
+        <w:t>generic type</w:t>
+      </w:r>
+      <w:proofErr w:type="gramEnd"/>
+      <w:r>
+        <w:rPr>
+          <w:rFonts w:eastAsia="Times New Roman"/>
+          <w:i/>
+          <w:iCs/>
+          <w:color w:val="555555"/>
+        </w:rPr>
+        <w:t xml:space="preserve"> parameter, the HashMap&lt;String, T&gt; storage, and the CRUD + query methods. Can be drawn in draw.io or extracted from the Mermaid class diagram. </w:t>
       </w:r>
     </w:p>
     <w:p>
@@ -9230,25 +10270,54 @@
         </w:rPr>
         <w:t xml:space="preserve">Beyond basic CRUD, the Repository exposes two generic methods that leverage Java’s functional interfaces from </w:t>
       </w:r>
+      <w:proofErr w:type="spellStart"/>
+      <w:proofErr w:type="gramStart"/>
       <w:r>
         <w:rPr>
           <w:rStyle w:val="HTMLCode"/>
           <w:color w:val="000000"/>
         </w:rPr>
-        <w:t>java.util.function</w:t>
-      </w:r>
+        <w:t>java.util</w:t>
+      </w:r>
+      <w:proofErr w:type="gramEnd"/>
+      <w:r>
+        <w:rPr>
+          <w:rStyle w:val="HTMLCode"/>
+          <w:color w:val="000000"/>
+        </w:rPr>
+        <w:t>.function</w:t>
+      </w:r>
+      <w:proofErr w:type="spellEnd"/>
       <w:r>
         <w:rPr>
           <w:color w:val="000000"/>
         </w:rPr>
         <w:t xml:space="preserve">. The </w:t>
       </w:r>
+      <w:proofErr w:type="spellStart"/>
+      <w:proofErr w:type="gramStart"/>
       <w:r>
         <w:rPr>
           <w:rStyle w:val="HTMLCode"/>
           <w:color w:val="000000"/>
         </w:rPr>
-        <w:t>findBy(Predicate&lt;T&gt; criteria)</w:t>
+        <w:t>findBy</w:t>
+      </w:r>
+      <w:proofErr w:type="spellEnd"/>
+      <w:r>
+        <w:rPr>
+          <w:rStyle w:val="HTMLCode"/>
+          <w:color w:val="000000"/>
+        </w:rPr>
+        <w:t>(</w:t>
+      </w:r>
+      <w:proofErr w:type="gramEnd"/>
+      <w:r>
+        <w:rPr>
+          <w:rStyle w:val="HTMLCode"/>
+          <w:color w:val="000000"/>
+        </w:rPr>
+        <w:t>Predicate&lt;T&gt; criteria)</w:t>
       </w:r>
       <w:r>
         <w:rPr>
@@ -9256,12 +10325,55 @@
         </w:rPr>
         <w:t xml:space="preserve"> method accepts a lambda expression and uses the Stream API to filter the internal collection, returning a list of entities that match the given condition. For instance, </w:t>
       </w:r>
+      <w:proofErr w:type="spellStart"/>
       <w:r>
         <w:rPr>
           <w:rStyle w:val="HTMLCode"/>
           <w:color w:val="000000"/>
         </w:rPr>
-        <w:t>equipmentRepo.findBy(e -&gt; e.getStatus() == EquipmentStatus.FAULTY)</w:t>
+        <w:t>equipmentRepo.findBy</w:t>
+      </w:r>
+      <w:proofErr w:type="spellEnd"/>
+      <w:r>
+        <w:rPr>
+          <w:rStyle w:val="HTMLCode"/>
+          <w:color w:val="000000"/>
+        </w:rPr>
+        <w:t xml:space="preserve">(e -&gt; </w:t>
+      </w:r>
+      <w:proofErr w:type="spellStart"/>
+      <w:proofErr w:type="gramStart"/>
+      <w:r>
+        <w:rPr>
+          <w:rStyle w:val="HTMLCode"/>
+          <w:color w:val="000000"/>
+        </w:rPr>
+        <w:t>e.getStatus</w:t>
+      </w:r>
+      <w:proofErr w:type="spellEnd"/>
+      <w:proofErr w:type="gramEnd"/>
+      <w:r>
+        <w:rPr>
+          <w:rStyle w:val="HTMLCode"/>
+          <w:color w:val="000000"/>
+        </w:rPr>
+        <w:t xml:space="preserve">() == </w:t>
+      </w:r>
+      <w:proofErr w:type="spellStart"/>
+      <w:r>
+        <w:rPr>
+          <w:rStyle w:val="HTMLCode"/>
+          <w:color w:val="000000"/>
+        </w:rPr>
+        <w:t>EquipmentStatus.FAULTY</w:t>
+      </w:r>
+      <w:proofErr w:type="spellEnd"/>
+      <w:r>
+        <w:rPr>
+          <w:rStyle w:val="HTMLCode"/>
+          <w:color w:val="000000"/>
+        </w:rPr>
+        <w:t>)</w:t>
       </w:r>
       <w:r>
         <w:rPr>
@@ -9274,7 +10386,32 @@
           <w:rStyle w:val="HTMLCode"/>
           <w:color w:val="000000"/>
         </w:rPr>
-        <w:t>&lt;R&gt; mapTo(Function&lt;T, R&gt; mapper)</w:t>
+        <w:t xml:space="preserve">&lt;R&gt; </w:t>
+      </w:r>
+      <w:proofErr w:type="spellStart"/>
+      <w:proofErr w:type="gramStart"/>
+      <w:r>
+        <w:rPr>
+          <w:rStyle w:val="HTMLCode"/>
+          <w:color w:val="000000"/>
+        </w:rPr>
+        <w:t>mapTo</w:t>
+      </w:r>
+      <w:proofErr w:type="spellEnd"/>
+      <w:r>
+        <w:rPr>
+          <w:rStyle w:val="HTMLCode"/>
+          <w:color w:val="000000"/>
+        </w:rPr>
+        <w:t>(</w:t>
+      </w:r>
+      <w:proofErr w:type="gramEnd"/>
+      <w:r>
+        <w:rPr>
+          <w:rStyle w:val="HTMLCode"/>
+          <w:color w:val="000000"/>
+        </w:rPr>
+        <w:t>Function&lt;T, R&gt; mapper)</w:t>
       </w:r>
       <w:r>
         <w:rPr>
@@ -9293,20 +10430,82 @@
         <w:rPr>
           <w:color w:val="000000"/>
         </w:rPr>
-        <w:t xml:space="preserve"> that allows the caller to project each entity into a different type altogether. This is used, for example, to extract a list of user names from the user repository: </w:t>
-      </w:r>
+        <w:t xml:space="preserve"> that allows the caller to project each entity into a different type altogether. This is used, for example, to extract a list of </w:t>
+      </w:r>
+      <w:proofErr w:type="gramStart"/>
+      <w:r>
+        <w:rPr>
+          <w:color w:val="000000"/>
+        </w:rPr>
+        <w:t>user names</w:t>
+      </w:r>
+      <w:proofErr w:type="gramEnd"/>
+      <w:r>
+        <w:rPr>
+          <w:color w:val="000000"/>
+        </w:rPr>
+        <w:t xml:space="preserve"> from the user repository: </w:t>
+      </w:r>
+      <w:proofErr w:type="spellStart"/>
       <w:r>
         <w:rPr>
           <w:rStyle w:val="HTMLCode"/>
           <w:color w:val="000000"/>
         </w:rPr>
-        <w:t>userRepo.mapTo(User::getName)</w:t>
-      </w:r>
-      <w:r>
-        <w:rPr>
-          <w:color w:val="000000"/>
-        </w:rPr>
-        <w:t>. Both of these demonstrate advanced use of generics with functional programming constructs in a practical, not just academic, context (Bloch, 2018).</w:t>
+        <w:t>userRepo.mapTo</w:t>
+      </w:r>
+      <w:proofErr w:type="spellEnd"/>
+      <w:r>
+        <w:rPr>
+          <w:rStyle w:val="HTMLCode"/>
+          <w:color w:val="000000"/>
+        </w:rPr>
+        <w:t>(</w:t>
+      </w:r>
+      <w:proofErr w:type="gramStart"/>
+      <w:r>
+        <w:rPr>
+          <w:rStyle w:val="HTMLCode"/>
+          <w:color w:val="000000"/>
+        </w:rPr>
+        <w:t>User::</w:t>
+      </w:r>
+      <w:proofErr w:type="spellStart"/>
+      <w:proofErr w:type="gramEnd"/>
+      <w:r>
+        <w:rPr>
+          <w:rStyle w:val="HTMLCode"/>
+          <w:color w:val="000000"/>
+        </w:rPr>
+        <w:t>getName</w:t>
+      </w:r>
+      <w:proofErr w:type="spellEnd"/>
+      <w:r>
+        <w:rPr>
+          <w:rStyle w:val="HTMLCode"/>
+          <w:color w:val="000000"/>
+        </w:rPr>
+        <w:t>)</w:t>
+      </w:r>
+      <w:r>
+        <w:rPr>
+          <w:color w:val="000000"/>
+        </w:rPr>
+        <w:t xml:space="preserve">. </w:t>
+      </w:r>
+      <w:proofErr w:type="gramStart"/>
+      <w:r>
+        <w:rPr>
+          <w:color w:val="000000"/>
+        </w:rPr>
+        <w:t>Both of these</w:t>
+      </w:r>
+      <w:proofErr w:type="gramEnd"/>
+      <w:r>
+        <w:rPr>
+          <w:color w:val="000000"/>
+        </w:rPr>
+        <w:t xml:space="preserve"> demonstrate advanced use of generics with functional programming constructs in a practical, not just academic, context (Bloch, 2018).</w:t>
       </w:r>
     </w:p>
     <w:p>
@@ -9322,6 +10521,7 @@
           <w:rFonts w:eastAsia="Times New Roman"/>
           <w:color w:val="000000"/>
         </w:rPr>
+        <w:lastRenderedPageBreak/>
         <w:t>6. Exception Handling Strategy</w:t>
       </w:r>
     </w:p>
@@ -9367,6 +10567,7 @@
         </w:rPr>
         <w:t xml:space="preserve"> statements, the system implements a cohesive exception hierarchy rooted in an abstract </w:t>
       </w:r>
+      <w:proofErr w:type="spellStart"/>
       <w:r>
         <w:rPr>
           <w:i/>
@@ -9375,18 +10576,14 @@
         </w:rPr>
         <w:t>IWFCException</w:t>
       </w:r>
-      <w:r>
-        <w:rPr>
-          <w:color w:val="000000"/>
-        </w:rPr>
-        <w:t xml:space="preserve"> </w:t>
-      </w:r>
-      <w:r>
-        <w:rPr>
-          <w:color w:val="000000"/>
-        </w:rPr>
-        <w:t xml:space="preserve">class. Each custom exception inherits from this root, gaining two common fields – </w:t>
-      </w:r>
+      <w:proofErr w:type="spellEnd"/>
+      <w:r>
+        <w:rPr>
+          <w:color w:val="000000"/>
+        </w:rPr>
+        <w:t xml:space="preserve"> class. Each custom exception inherits from this root, gaining two common fields – </w:t>
+      </w:r>
+      <w:proofErr w:type="spellStart"/>
       <w:r>
         <w:rPr>
           <w:rStyle w:val="HTMLCode"/>
@@ -9394,6 +10591,7 @@
         </w:rPr>
         <w:t>errorCode</w:t>
       </w:r>
+      <w:proofErr w:type="spellEnd"/>
       <w:r>
         <w:rPr>
           <w:color w:val="000000"/>
@@ -9413,6 +10611,7 @@
         </w:rPr>
         <w:t xml:space="preserve"> (the </w:t>
       </w:r>
+      <w:proofErr w:type="spellStart"/>
       <w:r>
         <w:rPr>
           <w:rStyle w:val="HTMLCode"/>
@@ -9420,18 +10619,37 @@
         </w:rPr>
         <w:t>LocalDateTime</w:t>
       </w:r>
+      <w:proofErr w:type="spellEnd"/>
       <w:r>
         <w:rPr>
           <w:color w:val="000000"/>
         </w:rPr>
         <w:t xml:space="preserve"> at which the error occurred) – plus an abstract </w:t>
       </w:r>
+      <w:proofErr w:type="spellStart"/>
+      <w:proofErr w:type="gramStart"/>
       <w:r>
         <w:rPr>
           <w:rStyle w:val="HTMLCode"/>
           <w:color w:val="000000"/>
         </w:rPr>
-        <w:t>getUserFriendlyMessage()</w:t>
+        <w:t>getUserFriendlyMessage</w:t>
+      </w:r>
+      <w:proofErr w:type="spellEnd"/>
+      <w:r>
+        <w:rPr>
+          <w:rStyle w:val="HTMLCode"/>
+          <w:color w:val="000000"/>
+        </w:rPr>
+        <w:t>(</w:t>
+      </w:r>
+      <w:proofErr w:type="gramEnd"/>
+      <w:r>
+        <w:rPr>
+          <w:rStyle w:val="HTMLCode"/>
+          <w:color w:val="000000"/>
+        </w:rPr>
+        <w:t>)</w:t>
       </w:r>
       <w:r>
         <w:rPr>
@@ -9481,9 +10699,9 @@
         <w:tblLook w:val="04A0" w:firstRow="1" w:lastRow="0" w:firstColumn="1" w:lastColumn="0" w:noHBand="0" w:noVBand="1"/>
       </w:tblPr>
       <w:tblGrid>
-        <w:gridCol w:w="3033"/>
-        <w:gridCol w:w="3169"/>
-        <w:gridCol w:w="2593"/>
+        <w:gridCol w:w="2859"/>
+        <w:gridCol w:w="2985"/>
+        <w:gridCol w:w="2446"/>
       </w:tblGrid>
       <w:tr>
         <w:tc>
@@ -9647,6 +10865,7 @@
                 <w:szCs w:val="22"/>
               </w:rPr>
             </w:pPr>
+            <w:proofErr w:type="spellStart"/>
             <w:r>
               <w:rPr>
                 <w:rFonts w:eastAsia="Times New Roman"/>
@@ -9656,6 +10875,7 @@
               </w:rPr>
               <w:t>InvalidBookingException</w:t>
             </w:r>
+            <w:proofErr w:type="spellEnd"/>
           </w:p>
         </w:tc>
         <w:tc>
@@ -9763,6 +10983,7 @@
                 <w:szCs w:val="22"/>
               </w:rPr>
             </w:pPr>
+            <w:proofErr w:type="spellStart"/>
             <w:r>
               <w:rPr>
                 <w:rFonts w:eastAsia="Times New Roman"/>
@@ -9772,6 +10993,7 @@
               </w:rPr>
               <w:t>UnauthorizedAccessException</w:t>
             </w:r>
+            <w:proofErr w:type="spellEnd"/>
           </w:p>
         </w:tc>
         <w:tc>
@@ -9879,6 +11101,7 @@
                 <w:szCs w:val="22"/>
               </w:rPr>
             </w:pPr>
+            <w:proofErr w:type="spellStart"/>
             <w:r>
               <w:rPr>
                 <w:rFonts w:eastAsia="Times New Roman"/>
@@ -9888,6 +11111,7 @@
               </w:rPr>
               <w:t>DuplicateDataException</w:t>
             </w:r>
+            <w:proofErr w:type="spellEnd"/>
           </w:p>
         </w:tc>
         <w:tc>
@@ -9995,6 +11219,7 @@
                 <w:szCs w:val="22"/>
               </w:rPr>
             </w:pPr>
+            <w:proofErr w:type="spellStart"/>
             <w:r>
               <w:rPr>
                 <w:rFonts w:eastAsia="Times New Roman"/>
@@ -10004,6 +11229,7 @@
               </w:rPr>
               <w:t>PaymentFailedException</w:t>
             </w:r>
+            <w:proofErr w:type="spellEnd"/>
           </w:p>
         </w:tc>
         <w:tc>
@@ -10111,6 +11337,7 @@
                 <w:szCs w:val="22"/>
               </w:rPr>
             </w:pPr>
+            <w:proofErr w:type="spellStart"/>
             <w:r>
               <w:rPr>
                 <w:rFonts w:eastAsia="Times New Roman"/>
@@ -10118,8 +11345,10 @@
                 <w:sz w:val="22"/>
                 <w:szCs w:val="22"/>
               </w:rPr>
+              <w:lastRenderedPageBreak/>
               <w:t>InsufficientFundsException</w:t>
             </w:r>
+            <w:proofErr w:type="spellEnd"/>
           </w:p>
         </w:tc>
         <w:tc>
@@ -10194,7 +11423,27 @@
                 <w:sz w:val="22"/>
                 <w:szCs w:val="22"/>
               </w:rPr>
-              <w:t>Extends PaymentFailedException; wallet/account balance cannot cover the charge</w:t>
+              <w:t xml:space="preserve">Extends </w:t>
+            </w:r>
+            <w:proofErr w:type="spellStart"/>
+            <w:r>
+              <w:rPr>
+                <w:rFonts w:eastAsia="Times New Roman"/>
+                <w:color w:val="000000"/>
+                <w:sz w:val="22"/>
+                <w:szCs w:val="22"/>
+              </w:rPr>
+              <w:t>PaymentFailedException</w:t>
+            </w:r>
+            <w:proofErr w:type="spellEnd"/>
+            <w:r>
+              <w:rPr>
+                <w:rFonts w:eastAsia="Times New Roman"/>
+                <w:color w:val="000000"/>
+                <w:sz w:val="22"/>
+                <w:szCs w:val="22"/>
+              </w:rPr>
+              <w:t>; wallet/account balance cannot cover the charge</w:t>
             </w:r>
           </w:p>
         </w:tc>
@@ -10232,7 +11481,127 @@
           <w:color w:val="555555"/>
         </w:rPr>
         <w:br/>
-        <w:t xml:space="preserve">Custom Exception Hierarchy UML – showing IWFCException (abstract) at the root, with arrows to InvalidBookingException, UnauthorizedAccessException, DuplicateDataException, and PaymentFailedException (which itself has a child InsufficientFundsException). </w:t>
+        <w:t xml:space="preserve">Custom Exception Hierarchy UML – showing </w:t>
+      </w:r>
+      <w:proofErr w:type="spellStart"/>
+      <w:r>
+        <w:rPr>
+          <w:rFonts w:eastAsia="Times New Roman"/>
+          <w:i/>
+          <w:iCs/>
+          <w:color w:val="555555"/>
+        </w:rPr>
+        <w:t>IWFCException</w:t>
+      </w:r>
+      <w:proofErr w:type="spellEnd"/>
+      <w:r>
+        <w:rPr>
+          <w:rFonts w:eastAsia="Times New Roman"/>
+          <w:i/>
+          <w:iCs/>
+          <w:color w:val="555555"/>
+        </w:rPr>
+        <w:t xml:space="preserve"> (abstract) at the root, with arrows to </w:t>
+      </w:r>
+      <w:proofErr w:type="spellStart"/>
+      <w:r>
+        <w:rPr>
+          <w:rFonts w:eastAsia="Times New Roman"/>
+          <w:i/>
+          <w:iCs/>
+          <w:color w:val="555555"/>
+        </w:rPr>
+        <w:t>InvalidBookingException</w:t>
+      </w:r>
+      <w:proofErr w:type="spellEnd"/>
+      <w:r>
+        <w:rPr>
+          <w:rFonts w:eastAsia="Times New Roman"/>
+          <w:i/>
+          <w:iCs/>
+          <w:color w:val="555555"/>
+        </w:rPr>
+        <w:t xml:space="preserve">, </w:t>
+      </w:r>
+      <w:proofErr w:type="spellStart"/>
+      <w:r>
+        <w:rPr>
+          <w:rFonts w:eastAsia="Times New Roman"/>
+          <w:i/>
+          <w:iCs/>
+          <w:color w:val="555555"/>
+        </w:rPr>
+        <w:t>UnauthorizedAccessException</w:t>
+      </w:r>
+      <w:proofErr w:type="spellEnd"/>
+      <w:r>
+        <w:rPr>
+          <w:rFonts w:eastAsia="Times New Roman"/>
+          <w:i/>
+          <w:iCs/>
+          <w:color w:val="555555"/>
+        </w:rPr>
+        <w:t xml:space="preserve">, </w:t>
+      </w:r>
+      <w:proofErr w:type="spellStart"/>
+      <w:r>
+        <w:rPr>
+          <w:rFonts w:eastAsia="Times New Roman"/>
+          <w:i/>
+          <w:iCs/>
+          <w:color w:val="555555"/>
+        </w:rPr>
+        <w:t>DuplicateDataException</w:t>
+      </w:r>
+      <w:proofErr w:type="spellEnd"/>
+      <w:r>
+        <w:rPr>
+          <w:rFonts w:eastAsia="Times New Roman"/>
+          <w:i/>
+          <w:iCs/>
+          <w:color w:val="555555"/>
+        </w:rPr>
+        <w:t xml:space="preserve">, and </w:t>
+      </w:r>
+      <w:proofErr w:type="spellStart"/>
+      <w:r>
+        <w:rPr>
+          <w:rFonts w:eastAsia="Times New Roman"/>
+          <w:i/>
+          <w:iCs/>
+          <w:color w:val="555555"/>
+        </w:rPr>
+        <w:t>PaymentFailedException</w:t>
+      </w:r>
+      <w:proofErr w:type="spellEnd"/>
+      <w:r>
+        <w:rPr>
+          <w:rFonts w:eastAsia="Times New Roman"/>
+          <w:i/>
+          <w:iCs/>
+          <w:color w:val="555555"/>
+        </w:rPr>
+        <w:t xml:space="preserve"> (which itself has a child </w:t>
+      </w:r>
+      <w:proofErr w:type="spellStart"/>
+      <w:r>
+        <w:rPr>
+          <w:rFonts w:eastAsia="Times New Roman"/>
+          <w:i/>
+          <w:iCs/>
+          <w:color w:val="555555"/>
+        </w:rPr>
+        <w:t>InsufficientFundsException</w:t>
+      </w:r>
+      <w:proofErr w:type="spellEnd"/>
+      <w:r>
+        <w:rPr>
+          <w:rFonts w:eastAsia="Times New Roman"/>
+          <w:i/>
+          <w:iCs/>
+          <w:color w:val="555555"/>
+        </w:rPr>
+        <w:t xml:space="preserve">). </w:t>
       </w:r>
     </w:p>
     <w:p>
@@ -10277,12 +11646,21 @@
         </w:rPr>
         <w:t xml:space="preserve"> clause. For example, </w:t>
       </w:r>
+      <w:proofErr w:type="spellStart"/>
       <w:r>
         <w:rPr>
           <w:rStyle w:val="HTMLCode"/>
           <w:color w:val="000000"/>
         </w:rPr>
-        <w:t>SchedulingValidator.validateNoRoomClash()</w:t>
+        <w:t>SchedulingValidator.validateNoRoomClash</w:t>
+      </w:r>
+      <w:proofErr w:type="spellEnd"/>
+      <w:r>
+        <w:rPr>
+          <w:rStyle w:val="HTMLCode"/>
+          <w:color w:val="000000"/>
+        </w:rPr>
+        <w:t>()</w:t>
       </w:r>
       <w:r>
         <w:rPr>
@@ -10290,6 +11668,7 @@
         </w:rPr>
         <w:t xml:space="preserve"> throws </w:t>
       </w:r>
+      <w:proofErr w:type="spellStart"/>
       <w:r>
         <w:rPr>
           <w:i/>
@@ -10298,18 +11677,28 @@
         </w:rPr>
         <w:t>InvalidBookingException</w:t>
       </w:r>
+      <w:proofErr w:type="spellEnd"/>
       <w:r>
         <w:rPr>
           <w:color w:val="000000"/>
         </w:rPr>
         <w:t xml:space="preserve">, and </w:t>
       </w:r>
+      <w:proofErr w:type="spellStart"/>
       <w:r>
         <w:rPr>
           <w:rStyle w:val="HTMLCode"/>
           <w:color w:val="000000"/>
         </w:rPr>
-        <w:t>Repository.save()</w:t>
+        <w:t>Repository.save</w:t>
+      </w:r>
+      <w:proofErr w:type="spellEnd"/>
+      <w:r>
+        <w:rPr>
+          <w:rStyle w:val="HTMLCode"/>
+          <w:color w:val="000000"/>
+        </w:rPr>
+        <w:t>()</w:t>
       </w:r>
       <w:r>
         <w:rPr>
@@ -10317,6 +11706,7 @@
         </w:rPr>
         <w:t xml:space="preserve"> throws </w:t>
       </w:r>
+      <w:proofErr w:type="spellStart"/>
       <w:r>
         <w:rPr>
           <w:i/>
@@ -10325,6 +11715,7 @@
         </w:rPr>
         <w:t>DuplicateDataException</w:t>
       </w:r>
+      <w:proofErr w:type="spellEnd"/>
       <w:r>
         <w:rPr>
           <w:color w:val="000000"/>
@@ -10344,24 +11735,36 @@
         </w:rPr>
         <w:t xml:space="preserve"> blocks and displays the </w:t>
       </w:r>
+      <w:proofErr w:type="spellStart"/>
+      <w:proofErr w:type="gramStart"/>
       <w:r>
         <w:rPr>
           <w:rStyle w:val="HTMLCode"/>
           <w:color w:val="000000"/>
         </w:rPr>
-        <w:t>getUserFriendlyMessage()</w:t>
-      </w:r>
-      <w:r>
-        <w:rPr>
-          <w:color w:val="000000"/>
-        </w:rPr>
-        <w:t xml:space="preserve"> </w:t>
-      </w:r>
-      <w:r>
-        <w:rPr>
-          <w:color w:val="000000"/>
-        </w:rPr>
-        <w:t>text inside styled alert dialogs. This approach avoids the common anti-pattern of catching exceptions silently or dumping raw stack traces to the user (Bloch, 2018). It also means the service logic stays clean – it throws when a business rule is violated and lets the caller decide how to present the error.</w:t>
+        <w:t>getUserFriendlyMessage</w:t>
+      </w:r>
+      <w:proofErr w:type="spellEnd"/>
+      <w:r>
+        <w:rPr>
+          <w:rStyle w:val="HTMLCode"/>
+          <w:color w:val="000000"/>
+        </w:rPr>
+        <w:t>(</w:t>
+      </w:r>
+      <w:proofErr w:type="gramEnd"/>
+      <w:r>
+        <w:rPr>
+          <w:rStyle w:val="HTMLCode"/>
+          <w:color w:val="000000"/>
+        </w:rPr>
+        <w:t>)</w:t>
+      </w:r>
+      <w:r>
+        <w:rPr>
+          <w:color w:val="000000"/>
+        </w:rPr>
+        <w:t xml:space="preserve"> text inside styled alert dialogs. This approach avoids the common anti-pattern of catching exceptions silently or dumping raw stack traces to the user (Bloch, 2018). It also means the service logic stays clean – it throws when a business rule is violated and lets the caller decide how to present the error.</w:t>
       </w:r>
     </w:p>
     <w:p>
@@ -10377,6 +11780,7 @@
         </w:rPr>
         <w:t xml:space="preserve">The </w:t>
       </w:r>
+      <w:proofErr w:type="spellStart"/>
       <w:r>
         <w:rPr>
           <w:i/>
@@ -10385,12 +11789,14 @@
         </w:rPr>
         <w:t>InsufficientFundsException</w:t>
       </w:r>
+      <w:proofErr w:type="spellEnd"/>
       <w:r>
         <w:rPr>
           <w:color w:val="000000"/>
         </w:rPr>
         <w:t xml:space="preserve"> is worth noting as an extended scenario beyond the three mandatory exceptions. It inherits from </w:t>
       </w:r>
+      <w:proofErr w:type="spellStart"/>
       <w:r>
         <w:rPr>
           <w:i/>
@@ -10399,12 +11805,14 @@
         </w:rPr>
         <w:t>PaymentFailedException</w:t>
       </w:r>
+      <w:proofErr w:type="spellEnd"/>
       <w:r>
         <w:rPr>
           <w:color w:val="000000"/>
         </w:rPr>
         <w:t xml:space="preserve">, which itself inherits from </w:t>
       </w:r>
+      <w:proofErr w:type="spellStart"/>
       <w:r>
         <w:rPr>
           <w:i/>
@@ -10413,12 +11821,14 @@
         </w:rPr>
         <w:t>IWFCException</w:t>
       </w:r>
+      <w:proofErr w:type="spellEnd"/>
       <w:r>
         <w:rPr>
           <w:color w:val="000000"/>
         </w:rPr>
         <w:t xml:space="preserve">, creating a three-level exception hierarchy. This allows the payment UI to either catch the broad </w:t>
       </w:r>
+      <w:proofErr w:type="spellStart"/>
       <w:r>
         <w:rPr>
           <w:i/>
@@ -10427,12 +11837,14 @@
         </w:rPr>
         <w:t>PaymentFailedException</w:t>
       </w:r>
+      <w:proofErr w:type="spellEnd"/>
       <w:r>
         <w:rPr>
           <w:color w:val="000000"/>
         </w:rPr>
         <w:t xml:space="preserve"> (covering any kind of payment failure) or catch </w:t>
       </w:r>
+      <w:proofErr w:type="spellStart"/>
       <w:r>
         <w:rPr>
           <w:i/>
@@ -10441,6 +11853,7 @@
         </w:rPr>
         <w:t>InsufficientFundsException</w:t>
       </w:r>
+      <w:proofErr w:type="spellEnd"/>
       <w:r>
         <w:rPr>
           <w:color w:val="000000"/>
@@ -10461,6 +11874,7 @@
           <w:rFonts w:eastAsia="Times New Roman"/>
           <w:color w:val="000000"/>
         </w:rPr>
+        <w:lastRenderedPageBreak/>
         <w:t>7. Testing: Plan, Results, and Reflection</w:t>
       </w:r>
     </w:p>
@@ -10491,19 +11905,7 @@
         <w:rPr>
           <w:color w:val="000000"/>
         </w:rPr>
-        <w:t>The JUnit 5 t</w:t>
-      </w:r>
-      <w:r>
-        <w:rPr>
-          <w:color w:val="000000"/>
-        </w:rPr>
-        <w:t xml:space="preserve">est suite was designed to cover the three areas specified in the assessment brief: core scheduling logic, maintenance workflow transitions, and robustness verification through intentional failing tests that confirm exceptions are correctly raised. Five test classes were developed, covering complementary aspects of the system. The rationale for the scope was to prioritise testing business-critical logic – particularly the scheduling validator and maintenance state machine – </w:t>
-      </w:r>
-      <w:r>
-        <w:rPr>
-          <w:color w:val="000000"/>
-        </w:rPr>
-        <w:t>over testing simple getter/setter methods, which add limited value (Beck, 2003). Table 4 provides an overview of each test suite.</w:t>
+        <w:t>The JUnit 5 test suite was designed to cover the three areas specified in the assessment brief: core scheduling logic, maintenance workflow transitions, and robustness verification through intentional failing tests that confirm exceptions are correctly raised. Five test classes were developed, covering complementary aspects of the system. The rationale for the scope was to prioritise testing business-critical logic – particularly the scheduling validator and maintenance state machine – over testing simple getter/setter methods, which add limited value (Beck, 2003). Table 4 provides an overview of each test suite.</w:t>
       </w:r>
     </w:p>
     <w:p>
@@ -10713,6 +12115,7 @@
                 <w:szCs w:val="22"/>
               </w:rPr>
             </w:pPr>
+            <w:proofErr w:type="spellStart"/>
             <w:r>
               <w:rPr>
                 <w:rFonts w:eastAsia="Times New Roman"/>
@@ -10722,6 +12125,7 @@
               </w:rPr>
               <w:t>SchedulingValidatorTest</w:t>
             </w:r>
+            <w:proofErr w:type="spellEnd"/>
           </w:p>
         </w:tc>
         <w:tc>
@@ -10829,6 +12233,7 @@
                 <w:szCs w:val="22"/>
               </w:rPr>
             </w:pPr>
+            <w:proofErr w:type="spellStart"/>
             <w:r>
               <w:rPr>
                 <w:rFonts w:eastAsia="Times New Roman"/>
@@ -10838,6 +12243,7 @@
               </w:rPr>
               <w:t>PaymentStrategyTest</w:t>
             </w:r>
+            <w:proofErr w:type="spellEnd"/>
           </w:p>
         </w:tc>
         <w:tc>
@@ -10945,6 +12351,7 @@
                 <w:szCs w:val="22"/>
               </w:rPr>
             </w:pPr>
+            <w:proofErr w:type="spellStart"/>
             <w:r>
               <w:rPr>
                 <w:rFonts w:eastAsia="Times New Roman"/>
@@ -10954,6 +12361,7 @@
               </w:rPr>
               <w:t>ExceptionVerificationTest</w:t>
             </w:r>
+            <w:proofErr w:type="spellEnd"/>
           </w:p>
         </w:tc>
         <w:tc>
@@ -11028,7 +12436,67 @@
                 <w:sz w:val="22"/>
                 <w:szCs w:val="22"/>
               </w:rPr>
-              <w:t>Verifies UnauthorizedAccessException, DuplicateDataException, and PaymentFailedException are thrown under the correct conditions</w:t>
+              <w:t xml:space="preserve">Verifies </w:t>
+            </w:r>
+            <w:proofErr w:type="spellStart"/>
+            <w:r>
+              <w:rPr>
+                <w:rFonts w:eastAsia="Times New Roman"/>
+                <w:color w:val="000000"/>
+                <w:sz w:val="22"/>
+                <w:szCs w:val="22"/>
+              </w:rPr>
+              <w:t>UnauthorizedAccessException</w:t>
+            </w:r>
+            <w:proofErr w:type="spellEnd"/>
+            <w:r>
+              <w:rPr>
+                <w:rFonts w:eastAsia="Times New Roman"/>
+                <w:color w:val="000000"/>
+                <w:sz w:val="22"/>
+                <w:szCs w:val="22"/>
+              </w:rPr>
+              <w:t xml:space="preserve">, </w:t>
+            </w:r>
+            <w:proofErr w:type="spellStart"/>
+            <w:r>
+              <w:rPr>
+                <w:rFonts w:eastAsia="Times New Roman"/>
+                <w:color w:val="000000"/>
+                <w:sz w:val="22"/>
+                <w:szCs w:val="22"/>
+              </w:rPr>
+              <w:t>DuplicateDataException</w:t>
+            </w:r>
+            <w:proofErr w:type="spellEnd"/>
+            <w:r>
+              <w:rPr>
+                <w:rFonts w:eastAsia="Times New Roman"/>
+                <w:color w:val="000000"/>
+                <w:sz w:val="22"/>
+                <w:szCs w:val="22"/>
+              </w:rPr>
+              <w:t xml:space="preserve">, and </w:t>
+            </w:r>
+            <w:proofErr w:type="spellStart"/>
+            <w:r>
+              <w:rPr>
+                <w:rFonts w:eastAsia="Times New Roman"/>
+                <w:color w:val="000000"/>
+                <w:sz w:val="22"/>
+                <w:szCs w:val="22"/>
+              </w:rPr>
+              <w:t>PaymentFailedException</w:t>
+            </w:r>
+            <w:proofErr w:type="spellEnd"/>
+            <w:r>
+              <w:rPr>
+                <w:rFonts w:eastAsia="Times New Roman"/>
+                <w:color w:val="000000"/>
+                <w:sz w:val="22"/>
+                <w:szCs w:val="22"/>
+              </w:rPr>
+              <w:t xml:space="preserve"> are thrown under the correct conditions</w:t>
             </w:r>
           </w:p>
         </w:tc>
@@ -11061,6 +12529,7 @@
                 <w:szCs w:val="22"/>
               </w:rPr>
             </w:pPr>
+            <w:proofErr w:type="spellStart"/>
             <w:r>
               <w:rPr>
                 <w:rFonts w:eastAsia="Times New Roman"/>
@@ -11070,6 +12539,7 @@
               </w:rPr>
               <w:t>MaintenanceWorkflowTest</w:t>
             </w:r>
+            <w:proofErr w:type="spellEnd"/>
           </w:p>
         </w:tc>
         <w:tc>
@@ -11177,6 +12647,7 @@
                 <w:szCs w:val="22"/>
               </w:rPr>
             </w:pPr>
+            <w:proofErr w:type="spellStart"/>
             <w:r>
               <w:rPr>
                 <w:rFonts w:eastAsia="Times New Roman"/>
@@ -11186,6 +12657,7 @@
               </w:rPr>
               <w:t>RepositoryTest</w:t>
             </w:r>
+            <w:proofErr w:type="spellEnd"/>
           </w:p>
         </w:tc>
         <w:tc>
@@ -11260,7 +12732,27 @@
                 <w:sz w:val="22"/>
                 <w:szCs w:val="22"/>
               </w:rPr>
-              <w:t>Generic CRUD operations, duplicate save rejection, findBy predicate queries</w:t>
+              <w:t xml:space="preserve">Generic CRUD operations, duplicate save rejection, </w:t>
+            </w:r>
+            <w:proofErr w:type="spellStart"/>
+            <w:r>
+              <w:rPr>
+                <w:rFonts w:eastAsia="Times New Roman"/>
+                <w:color w:val="000000"/>
+                <w:sz w:val="22"/>
+                <w:szCs w:val="22"/>
+              </w:rPr>
+              <w:t>findBy</w:t>
+            </w:r>
+            <w:proofErr w:type="spellEnd"/>
+            <w:r>
+              <w:rPr>
+                <w:rFonts w:eastAsia="Times New Roman"/>
+                <w:color w:val="000000"/>
+                <w:sz w:val="22"/>
+                <w:szCs w:val="22"/>
+              </w:rPr>
+              <w:t xml:space="preserve"> predicate queries</w:t>
             </w:r>
           </w:p>
         </w:tc>
@@ -11406,25 +12898,36 @@
         </w:rPr>
         <w:t xml:space="preserve">All twenty-six tests pass consistently across repeated runs with zero failures or errors. The test execution is initiated through </w:t>
       </w:r>
+      <w:proofErr w:type="spellStart"/>
       <w:r>
         <w:rPr>
           <w:rStyle w:val="HTMLCode"/>
           <w:color w:val="000000"/>
         </w:rPr>
-        <w:t>mvn clean test</w:t>
-      </w:r>
-      <w:r>
-        <w:rPr>
-          <w:color w:val="000000"/>
-        </w:rPr>
-        <w:t xml:space="preserve"> </w:t>
-      </w:r>
-      <w:r>
-        <w:rPr>
-          <w:color w:val="000000"/>
-        </w:rPr>
-        <w:t xml:space="preserve">and completes within approximately two seconds. The </w:t>
-      </w:r>
+        <w:t>mvn</w:t>
+      </w:r>
+      <w:proofErr w:type="spellEnd"/>
+      <w:r>
+        <w:rPr>
+          <w:rStyle w:val="HTMLCode"/>
+          <w:color w:val="000000"/>
+        </w:rPr>
+        <w:t xml:space="preserve"> clean test</w:t>
+      </w:r>
+      <w:r>
+        <w:rPr>
+          <w:color w:val="000000"/>
+        </w:rPr>
+        <w:t xml:space="preserve"> and completes within </w:t>
+      </w:r>
+      <w:r>
+        <w:rPr>
+          <w:color w:val="000000"/>
+        </w:rPr>
+        <w:lastRenderedPageBreak/>
+        <w:t xml:space="preserve">approximately two seconds. The </w:t>
+      </w:r>
+      <w:proofErr w:type="spellStart"/>
       <w:r>
         <w:rPr>
           <w:i/>
@@ -11433,6 +12936,7 @@
         </w:rPr>
         <w:t>SchedulingValidatorTest</w:t>
       </w:r>
+      <w:proofErr w:type="spellEnd"/>
       <w:r>
         <w:rPr>
           <w:color w:val="000000"/>
@@ -11486,17 +12990,19 @@
           <w:color w:val="555555"/>
         </w:rPr>
         <w:br/>
-        <w:t xml:space="preserve">JUnit Test Results Screenshot – </w:t>
-      </w:r>
-      <w:r>
-        <w:rPr>
-          <w:rFonts w:eastAsia="Times New Roman"/>
+        <w:t xml:space="preserve">JUnit Test Results Screenshot – showing the Maven Surefire output with all 26 tests passing (BUILD SUCCESS). Run </w:t>
+      </w:r>
+      <w:proofErr w:type="spellStart"/>
+      <w:r>
+        <w:rPr>
+          <w:rStyle w:val="HTMLCode"/>
           <w:i/>
           <w:iCs/>
           <w:color w:val="555555"/>
         </w:rPr>
-        <w:t xml:space="preserve">showing the Maven Surefire output with all 26 tests passing (BUILD SUCCESS). Run </w:t>
-      </w:r>
+        <w:t>mvn</w:t>
+      </w:r>
+      <w:proofErr w:type="spellEnd"/>
       <w:r>
         <w:rPr>
           <w:rStyle w:val="HTMLCode"/>
@@ -11504,7 +13010,7 @@
           <w:iCs/>
           <w:color w:val="555555"/>
         </w:rPr>
-        <w:t>mvn clean test</w:t>
+        <w:t xml:space="preserve"> clean test</w:t>
       </w:r>
       <w:r>
         <w:rPr>
@@ -11545,6 +13051,7 @@
         </w:rPr>
         <w:t xml:space="preserve">The assessment brief specifically required at least one intentional failing test to demonstrate that custom exceptions are correctly thrown. The </w:t>
       </w:r>
+      <w:proofErr w:type="spellStart"/>
       <w:r>
         <w:rPr>
           <w:i/>
@@ -11553,44 +13060,90 @@
         </w:rPr>
         <w:t>ExceptionVerificationTest</w:t>
       </w:r>
+      <w:proofErr w:type="spellEnd"/>
       <w:r>
         <w:rPr>
           <w:color w:val="000000"/>
         </w:rPr>
         <w:t xml:space="preserve"> suite fulfils this requirement. Each test deliberately triggers an error condition and uses JUnit’s </w:t>
       </w:r>
+      <w:proofErr w:type="spellStart"/>
+      <w:proofErr w:type="gramStart"/>
       <w:r>
         <w:rPr>
           <w:rStyle w:val="HTMLCode"/>
           <w:color w:val="000000"/>
         </w:rPr>
-        <w:t>assertThrows()</w:t>
-      </w:r>
-      <w:r>
-        <w:rPr>
-          <w:color w:val="000000"/>
-        </w:rPr>
-        <w:t xml:space="preserve"> </w:t>
-      </w:r>
-      <w:r>
-        <w:rPr>
-          <w:color w:val="000000"/>
-        </w:rPr>
-        <w:t xml:space="preserve">to verify that the expected exception type is thrown. For example, the </w:t>
-      </w:r>
+        <w:t>assertThrows</w:t>
+      </w:r>
+      <w:proofErr w:type="spellEnd"/>
       <w:r>
         <w:rPr>
           <w:rStyle w:val="HTMLCode"/>
           <w:color w:val="000000"/>
         </w:rPr>
-        <w:t>testUnauthorizedAccessThrown()</w:t>
-      </w:r>
-      <w:r>
-        <w:rPr>
-          <w:color w:val="000000"/>
-        </w:rPr>
-        <w:t xml:space="preserve"> method creates a Member user and then attempts to call an admin-only Facade operation, expecting an </w:t>
-      </w:r>
+        <w:t>(</w:t>
+      </w:r>
+      <w:proofErr w:type="gramEnd"/>
+      <w:r>
+        <w:rPr>
+          <w:rStyle w:val="HTMLCode"/>
+          <w:color w:val="000000"/>
+        </w:rPr>
+        <w:t>)</w:t>
+      </w:r>
+      <w:r>
+        <w:rPr>
+          <w:color w:val="000000"/>
+        </w:rPr>
+        <w:t xml:space="preserve"> to verify that the expected exception type is thrown. For example, the </w:t>
+      </w:r>
+      <w:proofErr w:type="spellStart"/>
+      <w:proofErr w:type="gramStart"/>
+      <w:r>
+        <w:rPr>
+          <w:rStyle w:val="HTMLCode"/>
+          <w:color w:val="000000"/>
+        </w:rPr>
+        <w:t>testUnauthorizedAccessThrown</w:t>
+      </w:r>
+      <w:proofErr w:type="spellEnd"/>
+      <w:r>
+        <w:rPr>
+          <w:rStyle w:val="HTMLCode"/>
+          <w:color w:val="000000"/>
+        </w:rPr>
+        <w:t>(</w:t>
+      </w:r>
+      <w:proofErr w:type="gramEnd"/>
+      <w:r>
+        <w:rPr>
+          <w:rStyle w:val="HTMLCode"/>
+          <w:color w:val="000000"/>
+        </w:rPr>
+        <w:t>)</w:t>
+      </w:r>
+      <w:r>
+        <w:rPr>
+          <w:color w:val="000000"/>
+        </w:rPr>
+        <w:t xml:space="preserve"> method creates a </w:t>
+      </w:r>
+      <w:proofErr w:type="gramStart"/>
+      <w:r>
+        <w:rPr>
+          <w:color w:val="000000"/>
+        </w:rPr>
+        <w:t>Member</w:t>
+      </w:r>
+      <w:proofErr w:type="gramEnd"/>
+      <w:r>
+        <w:rPr>
+          <w:color w:val="000000"/>
+        </w:rPr>
+        <w:t xml:space="preserve"> user and then attempts to call an admin-only Facade operation, expecting an </w:t>
+      </w:r>
+      <w:proofErr w:type="spellStart"/>
       <w:r>
         <w:rPr>
           <w:i/>
@@ -11599,6 +13152,7 @@
         </w:rPr>
         <w:t>UnauthorizedAccessException</w:t>
       </w:r>
+      <w:proofErr w:type="spellEnd"/>
       <w:r>
         <w:rPr>
           <w:color w:val="000000"/>
@@ -11633,6 +13187,7 @@
         </w:rPr>
         <w:t xml:space="preserve">During development, several bugs were identified through testing. One notable issue was that the </w:t>
       </w:r>
+      <w:proofErr w:type="spellStart"/>
       <w:r>
         <w:rPr>
           <w:i/>
@@ -11641,24 +13196,37 @@
         </w:rPr>
         <w:t>SchedulingValidator</w:t>
       </w:r>
-      <w:r>
-        <w:rPr>
-          <w:color w:val="000000"/>
-        </w:rPr>
-        <w:t xml:space="preserve"> </w:t>
-      </w:r>
-      <w:r>
-        <w:rPr>
-          <w:color w:val="000000"/>
-        </w:rPr>
-        <w:t xml:space="preserve">initially checked for room clashes without filtering by day of the week. This meant a Monday session in Studio A would falsely clash with a Wednesday session in the same room if their time ranges overlapped. The </w:t>
-      </w:r>
+      <w:proofErr w:type="spellEnd"/>
+      <w:r>
+        <w:rPr>
+          <w:color w:val="000000"/>
+        </w:rPr>
+        <w:t xml:space="preserve"> initially checked for room clashes without filtering by day of the week. This meant a Monday session in Studio A would falsely clash with a Wednesday session in the same room if their time ranges overlapped. The </w:t>
+      </w:r>
+      <w:proofErr w:type="spellStart"/>
+      <w:proofErr w:type="gramStart"/>
       <w:r>
         <w:rPr>
           <w:rStyle w:val="HTMLCode"/>
           <w:color w:val="000000"/>
         </w:rPr>
-        <w:t>testNoClashDifferentDay()</w:t>
+        <w:t>testNoClashDifferentDay</w:t>
+      </w:r>
+      <w:proofErr w:type="spellEnd"/>
+      <w:r>
+        <w:rPr>
+          <w:rStyle w:val="HTMLCode"/>
+          <w:color w:val="000000"/>
+        </w:rPr>
+        <w:t>(</w:t>
+      </w:r>
+      <w:proofErr w:type="gramEnd"/>
+      <w:r>
+        <w:rPr>
+          <w:rStyle w:val="HTMLCode"/>
+          <w:color w:val="000000"/>
+        </w:rPr>
+        <w:t>)</w:t>
       </w:r>
       <w:r>
         <w:rPr>
@@ -11666,12 +13234,30 @@
         </w:rPr>
         <w:t xml:space="preserve"> test caught this immediately, and the fix was to add a </w:t>
       </w:r>
+      <w:proofErr w:type="spellStart"/>
+      <w:proofErr w:type="gramStart"/>
       <w:r>
         <w:rPr>
           <w:rStyle w:val="HTMLCode"/>
           <w:color w:val="000000"/>
         </w:rPr>
-        <w:t>getDayOfWeek()</w:t>
+        <w:t>getDayOfWeek</w:t>
+      </w:r>
+      <w:proofErr w:type="spellEnd"/>
+      <w:r>
+        <w:rPr>
+          <w:rStyle w:val="HTMLCode"/>
+          <w:color w:val="000000"/>
+        </w:rPr>
+        <w:t>(</w:t>
+      </w:r>
+      <w:proofErr w:type="gramEnd"/>
+      <w:r>
+        <w:rPr>
+          <w:rStyle w:val="HTMLCode"/>
+          <w:color w:val="000000"/>
+        </w:rPr>
+        <w:t>)</w:t>
       </w:r>
       <w:r>
         <w:rPr>
@@ -11679,6 +13265,7 @@
         </w:rPr>
         <w:t xml:space="preserve"> comparison before checking time overlap. Another defect involved the </w:t>
       </w:r>
+      <w:proofErr w:type="spellStart"/>
       <w:r>
         <w:rPr>
           <w:i/>
@@ -11687,12 +13274,14 @@
         </w:rPr>
         <w:t>DataStore</w:t>
       </w:r>
+      <w:proofErr w:type="spellEnd"/>
       <w:r>
         <w:rPr>
           <w:color w:val="000000"/>
         </w:rPr>
         <w:t xml:space="preserve"> singleton – because it was not resettable, running multiple test classes in sequence caused </w:t>
       </w:r>
+      <w:proofErr w:type="spellStart"/>
       <w:r>
         <w:rPr>
           <w:i/>
@@ -11701,24 +13290,37 @@
         </w:rPr>
         <w:t>DuplicateDataException</w:t>
       </w:r>
-      <w:r>
-        <w:rPr>
-          <w:color w:val="000000"/>
-        </w:rPr>
-        <w:t xml:space="preserve"> </w:t>
-      </w:r>
-      <w:r>
-        <w:rPr>
-          <w:color w:val="000000"/>
-        </w:rPr>
-        <w:t xml:space="preserve">errors from leftover seed data. Adding the </w:t>
-      </w:r>
+      <w:proofErr w:type="spellEnd"/>
+      <w:r>
+        <w:rPr>
+          <w:color w:val="000000"/>
+        </w:rPr>
+        <w:t xml:space="preserve"> errors from leftover seed data. Adding the </w:t>
+      </w:r>
+      <w:proofErr w:type="spellStart"/>
+      <w:proofErr w:type="gramStart"/>
       <w:r>
         <w:rPr>
           <w:rStyle w:val="HTMLCode"/>
           <w:color w:val="000000"/>
         </w:rPr>
-        <w:t>resetInstance()</w:t>
+        <w:t>resetInstance</w:t>
+      </w:r>
+      <w:proofErr w:type="spellEnd"/>
+      <w:r>
+        <w:rPr>
+          <w:rStyle w:val="HTMLCode"/>
+          <w:color w:val="000000"/>
+        </w:rPr>
+        <w:t>(</w:t>
+      </w:r>
+      <w:proofErr w:type="gramEnd"/>
+      <w:r>
+        <w:rPr>
+          <w:rStyle w:val="HTMLCode"/>
+          <w:color w:val="000000"/>
+        </w:rPr>
+        <w:t>)</w:t>
       </w:r>
       <w:r>
         <w:rPr>
@@ -11772,7 +13374,47 @@
           <w:color w:val="555555"/>
         </w:rPr>
         <w:br/>
-        <w:t xml:space="preserve">Maintenance Request Workflow Screenshot – showing the maintenance ticket table with status badges (Pending in yellow, Assigned in blue, Completed in green), urgency indicators, and the update dialog where Administrators assign tasks. </w:t>
+        <w:t xml:space="preserve">Maintenance Request Workflow Screenshot – showing the maintenance ticket table with status badges (Pending in yellow, </w:t>
+      </w:r>
+      <w:proofErr w:type="gramStart"/>
+      <w:r>
+        <w:rPr>
+          <w:rFonts w:eastAsia="Times New Roman"/>
+          <w:i/>
+          <w:iCs/>
+          <w:color w:val="555555"/>
+        </w:rPr>
+        <w:t>Assigned</w:t>
+      </w:r>
+      <w:proofErr w:type="gramEnd"/>
+      <w:r>
+        <w:rPr>
+          <w:rFonts w:eastAsia="Times New Roman"/>
+          <w:i/>
+          <w:iCs/>
+          <w:color w:val="555555"/>
+        </w:rPr>
+        <w:t xml:space="preserve"> in blue, </w:t>
+      </w:r>
+      <w:proofErr w:type="gramStart"/>
+      <w:r>
+        <w:rPr>
+          <w:rFonts w:eastAsia="Times New Roman"/>
+          <w:i/>
+          <w:iCs/>
+          <w:color w:val="555555"/>
+        </w:rPr>
+        <w:t>Completed</w:t>
+      </w:r>
+      <w:proofErr w:type="gramEnd"/>
+      <w:r>
+        <w:rPr>
+          <w:rFonts w:eastAsia="Times New Roman"/>
+          <w:i/>
+          <w:iCs/>
+          <w:color w:val="555555"/>
+        </w:rPr>
+        <w:t xml:space="preserve"> in green), urgency indicators, and the update dialog where Administrators assign tasks. </w:t>
       </w:r>
     </w:p>
     <w:p>
@@ -11788,6 +13430,7 @@
           <w:rFonts w:eastAsia="Times New Roman"/>
           <w:color w:val="000000"/>
         </w:rPr>
+        <w:lastRenderedPageBreak/>
         <w:t>8. Limitations and Conclusion</w:t>
       </w:r>
     </w:p>
@@ -11818,19 +13461,21 @@
         <w:rPr>
           <w:color w:val="000000"/>
         </w:rPr>
-        <w:t xml:space="preserve">The current prototype has several limitations that would need to be addressed before production deployment. First, all data is held in memory and is lost when the application closes. A database layer (such as SQLite or PostgreSQL via JDBC) would be the logical next step for persistence. Second, the authentication mechanism is simplified – </w:t>
-      </w:r>
-      <w:r>
-        <w:rPr>
-          <w:color w:val="000000"/>
-        </w:rPr>
-        <w:t>passwords are stored in plain text within the seed data, which is obviously unsuitable for a real system; hashing with bcrypt or Argon2 would be essential. Third, while the JavaFX GUI provides a polished experience, it has not been tested on macOS or Linux beyond basic checks, and some CSS transitions may behave differently across platforms. Finally, the test coverage, while addressing the brief’</w:t>
-      </w:r>
-      <w:r>
-        <w:rPr>
-          <w:color w:val="000000"/>
-        </w:rPr>
-        <w:t>s requirements, could be expanded to include integration-level tests that exercise the Facade end-to-end rather than testing validators in isolation.</w:t>
+        <w:t xml:space="preserve">The current prototype has several limitations that would need to be addressed before production deployment. First, all data is held in memory and is lost when the application closes. A database layer (such as SQLite or PostgreSQL via JDBC) would be the logical next step for persistence. Second, the authentication mechanism is simplified – passwords are stored in plain text within the seed data, which is obviously unsuitable for a real system; hashing with </w:t>
+      </w:r>
+      <w:proofErr w:type="spellStart"/>
+      <w:r>
+        <w:rPr>
+          <w:color w:val="000000"/>
+        </w:rPr>
+        <w:t>bcrypt</w:t>
+      </w:r>
+      <w:proofErr w:type="spellEnd"/>
+      <w:r>
+        <w:rPr>
+          <w:color w:val="000000"/>
+        </w:rPr>
+        <w:t xml:space="preserve"> or Argon2 would be essential. Third, while the JavaFX GUI provides a polished experience, it has not been tested on macOS or Linux beyond basic checks, and some CSS transitions may behave differently across platforms. Finally, the test coverage, while addressing the brief’s requirements, could be expanded to include integration-level tests that exercise the Facade end-to-end rather than testing validators in isolation.</w:t>
       </w:r>
     </w:p>
     <w:p>
@@ -11860,13 +13505,21 @@
         <w:rPr>
           <w:color w:val="000000"/>
         </w:rPr>
-        <w:t>This report has presented the design, implementation, and evaluation of the IWFC management system prototype. The system demonstrates proficiency across all assessed areas: object-oriented principles are applied consistently through abstract classes, encapsulated models, and polymorphic method dispatch; six GoF design patterns span all three categories with clear justification for each choice; Java Generics and Collections underpin a reusable, type-safe data-access layer; custom exceptions form a structured</w:t>
-      </w:r>
-      <w:r>
-        <w:rPr>
-          <w:color w:val="000000"/>
-        </w:rPr>
-        <w:t xml:space="preserve"> hierarchy with contextual error codes; and a twenty-six-test JUnit suite validates scheduling, workflow, payment, and exception-handling logic. The layered architecture, anchored by the Facade pattern, ensures that presentation and business logic remain cleanly separated, which proved valuable both during development and testing.</w:t>
+        <w:t xml:space="preserve">This report has presented the design, implementation, and evaluation of the IWFC management system prototype. The system demonstrates proficiency across all assessed areas: object-oriented principles are applied consistently through abstract classes, encapsulated models, and polymorphic method dispatch; six </w:t>
+      </w:r>
+      <w:proofErr w:type="spellStart"/>
+      <w:r>
+        <w:rPr>
+          <w:color w:val="000000"/>
+        </w:rPr>
+        <w:t>GoF</w:t>
+      </w:r>
+      <w:proofErr w:type="spellEnd"/>
+      <w:r>
+        <w:rPr>
+          <w:color w:val="000000"/>
+        </w:rPr>
+        <w:t xml:space="preserve"> design patterns span all three categories with clear justification for each choice; Java Generics and Collections underpin a reusable, type-safe data-access layer; custom exceptions form a structured hierarchy with contextual error codes; and a twenty-six-test JUnit suite validates scheduling, workflow, payment, and exception-handling logic. The layered architecture, anchored by the Facade pattern, ensures that presentation and business logic remain cleanly separated, which proved valuable both during development and testing.</w:t>
       </w:r>
     </w:p>
     <w:p>
@@ -11882,6 +13535,7 @@
           <w:rFonts w:eastAsia="Times New Roman"/>
           <w:color w:val="000000"/>
         </w:rPr>
+        <w:lastRenderedPageBreak/>
         <w:t>9. References</w:t>
       </w:r>
     </w:p>
@@ -11942,7 +13596,21 @@
         <w:rPr>
           <w:color w:val="000000"/>
         </w:rPr>
-        <w:t>. 3rd edn. Boston: Addison-Wesley.</w:t>
+        <w:t xml:space="preserve">. 3rd </w:t>
+      </w:r>
+      <w:proofErr w:type="spellStart"/>
+      <w:r>
+        <w:rPr>
+          <w:color w:val="000000"/>
+        </w:rPr>
+        <w:t>edn</w:t>
+      </w:r>
+      <w:proofErr w:type="spellEnd"/>
+      <w:r>
+        <w:rPr>
+          <w:color w:val="000000"/>
+        </w:rPr>
+        <w:t>. Boston: Addison-Wesley.</w:t>
       </w:r>
     </w:p>
     <w:p>
@@ -11972,7 +13640,21 @@
         <w:rPr>
           <w:color w:val="000000"/>
         </w:rPr>
-        <w:t>. 2nd edn. Boston: Addison-Wesley.</w:t>
+        <w:t xml:space="preserve">. 2nd </w:t>
+      </w:r>
+      <w:proofErr w:type="spellStart"/>
+      <w:r>
+        <w:rPr>
+          <w:color w:val="000000"/>
+        </w:rPr>
+        <w:t>edn</w:t>
+      </w:r>
+      <w:proofErr w:type="spellEnd"/>
+      <w:r>
+        <w:rPr>
+          <w:color w:val="000000"/>
+        </w:rPr>
+        <w:t>. Boston: Addison-Wesley.</w:t>
       </w:r>
     </w:p>
     <w:p>
@@ -11990,19 +13672,43 @@
         </w:rPr>
         <w:t xml:space="preserve">Freeman, E. and Robson, E. (2020) </w:t>
       </w:r>
-      <w:r>
-        <w:rPr>
-          <w:i/>
-          <w:iCs/>
-          <w:color w:val="000000"/>
-        </w:rPr>
-        <w:t>Head First Design Patterns: Building Extensible and Maintainable Object-Oriented Software</w:t>
-      </w:r>
-      <w:r>
-        <w:rPr>
-          <w:color w:val="000000"/>
-        </w:rPr>
-        <w:t>. 2nd edn. Sebastopol, CA: O’Reilly Media.</w:t>
+      <w:proofErr w:type="gramStart"/>
+      <w:r>
+        <w:rPr>
+          <w:i/>
+          <w:iCs/>
+          <w:color w:val="000000"/>
+        </w:rPr>
+        <w:t>Head First</w:t>
+      </w:r>
+      <w:proofErr w:type="gramEnd"/>
+      <w:r>
+        <w:rPr>
+          <w:i/>
+          <w:iCs/>
+          <w:color w:val="000000"/>
+        </w:rPr>
+        <w:t xml:space="preserve"> Design Patterns: Building Extensible and Maintainable Object-Oriented Software</w:t>
+      </w:r>
+      <w:r>
+        <w:rPr>
+          <w:color w:val="000000"/>
+        </w:rPr>
+        <w:t xml:space="preserve">. 2nd </w:t>
+      </w:r>
+      <w:proofErr w:type="spellStart"/>
+      <w:r>
+        <w:rPr>
+          <w:color w:val="000000"/>
+        </w:rPr>
+        <w:t>edn</w:t>
+      </w:r>
+      <w:proofErr w:type="spellEnd"/>
+      <w:r>
+        <w:rPr>
+          <w:color w:val="000000"/>
+        </w:rPr>
+        <w:t>. Sebastopol, CA: O’Reilly Media.</w:t>
       </w:r>
     </w:p>
     <w:p>
@@ -12018,7 +13724,21 @@
         <w:rPr>
           <w:color w:val="000000"/>
         </w:rPr>
-        <w:t xml:space="preserve">Gamma, E., Helm, R., Johnson, R. and Vlissides, J. (1994) </w:t>
+        <w:t xml:space="preserve">Gamma, E., Helm, R., Johnson, R. and </w:t>
+      </w:r>
+      <w:proofErr w:type="spellStart"/>
+      <w:r>
+        <w:rPr>
+          <w:color w:val="000000"/>
+        </w:rPr>
+        <w:t>Vlissides</w:t>
+      </w:r>
+      <w:proofErr w:type="spellEnd"/>
+      <w:r>
+        <w:rPr>
+          <w:color w:val="000000"/>
+        </w:rPr>
+        <w:t xml:space="preserve">, J. (1994) </w:t>
       </w:r>
       <w:r>
         <w:rPr>
@@ -12140,25 +13860,43 @@
         </w:rPr>
         <w:t xml:space="preserve">Sierra, K. and Bates, B. (2005) </w:t>
       </w:r>
-      <w:r>
-        <w:rPr>
-          <w:i/>
-          <w:iCs/>
-          <w:color w:val="000000"/>
-        </w:rPr>
-        <w:t>Head First Java</w:t>
-      </w:r>
-      <w:r>
-        <w:rPr>
-          <w:color w:val="000000"/>
-        </w:rPr>
-        <w:t>. 2nd edn. Sebastopol, CA: O’</w:t>
-      </w:r>
-      <w:r>
-        <w:rPr>
-          <w:color w:val="000000"/>
-        </w:rPr>
-        <w:t>Reilly Media.</w:t>
+      <w:proofErr w:type="gramStart"/>
+      <w:r>
+        <w:rPr>
+          <w:i/>
+          <w:iCs/>
+          <w:color w:val="000000"/>
+        </w:rPr>
+        <w:t>Head First</w:t>
+      </w:r>
+      <w:proofErr w:type="gramEnd"/>
+      <w:r>
+        <w:rPr>
+          <w:i/>
+          <w:iCs/>
+          <w:color w:val="000000"/>
+        </w:rPr>
+        <w:t xml:space="preserve"> Java</w:t>
+      </w:r>
+      <w:r>
+        <w:rPr>
+          <w:color w:val="000000"/>
+        </w:rPr>
+        <w:t xml:space="preserve">. 2nd </w:t>
+      </w:r>
+      <w:proofErr w:type="spellStart"/>
+      <w:r>
+        <w:rPr>
+          <w:color w:val="000000"/>
+        </w:rPr>
+        <w:t>edn</w:t>
+      </w:r>
+      <w:proofErr w:type="spellEnd"/>
+      <w:r>
+        <w:rPr>
+          <w:color w:val="000000"/>
+        </w:rPr>
+        <w:t>. Sebastopol, CA: O’Reilly Media.</w:t>
       </w:r>
     </w:p>
     <w:p>
@@ -12188,7 +13926,21 @@
         <w:rPr>
           <w:color w:val="000000"/>
         </w:rPr>
-        <w:t>. 10th edn. Harlow: Pearson Education.</w:t>
+        <w:t xml:space="preserve">. 10th </w:t>
+      </w:r>
+      <w:proofErr w:type="spellStart"/>
+      <w:r>
+        <w:rPr>
+          <w:color w:val="000000"/>
+        </w:rPr>
+        <w:t>edn</w:t>
+      </w:r>
+      <w:proofErr w:type="spellEnd"/>
+      <w:r>
+        <w:rPr>
+          <w:color w:val="000000"/>
+        </w:rPr>
+        <w:t>. Harlow: Pearson Education.</w:t>
       </w:r>
     </w:p>
     <w:p>
@@ -12204,6 +13956,7 @@
           <w:rFonts w:eastAsia="Times New Roman"/>
           <w:color w:val="000000"/>
         </w:rPr>
+        <w:lastRenderedPageBreak/>
         <w:t>Appendices</w:t>
       </w:r>
     </w:p>
@@ -12264,17 +14017,19 @@
           <w:iCs/>
           <w:color w:val="555555"/>
         </w:rPr>
-        <w:t>docs/IWFC_Class_Diagram.mermaid</w:t>
-      </w:r>
-      <w:r>
-        <w:rPr>
-          <w:rFonts w:eastAsia="Times New Roman"/>
+        <w:t>docs/</w:t>
+      </w:r>
+      <w:proofErr w:type="spellStart"/>
+      <w:r>
+        <w:rPr>
+          <w:rStyle w:val="HTMLCode"/>
           <w:i/>
           <w:iCs/>
           <w:color w:val="555555"/>
         </w:rPr>
-        <w:t xml:space="preserve"> using a Mermaid renderer, or recreate it in draw.io / Visual Paradigm. The diagram should show: User hierarchy (User </w:t>
-      </w:r>
+        <w:t>IWFC_Class_Diagram.mermaid</w:t>
+      </w:r>
+      <w:proofErr w:type="spellEnd"/>
       <w:r>
         <w:rPr>
           <w:rFonts w:eastAsia="Times New Roman"/>
@@ -12282,8 +14037,9 @@
           <w:iCs/>
           <w:color w:val="555555"/>
         </w:rPr>
-        <w:t>→</w:t>
-      </w:r>
+        <w:t xml:space="preserve"> using a Mermaid </w:t>
+      </w:r>
+      <w:proofErr w:type="gramStart"/>
       <w:r>
         <w:rPr>
           <w:rFonts w:eastAsia="Times New Roman"/>
@@ -12291,8 +14047,9 @@
           <w:iCs/>
           <w:color w:val="555555"/>
         </w:rPr>
-        <w:t xml:space="preserve"> </w:t>
-      </w:r>
+        <w:t>renderer, or</w:t>
+      </w:r>
+      <w:proofErr w:type="gramEnd"/>
       <w:r>
         <w:rPr>
           <w:rFonts w:eastAsia="Times New Roman"/>
@@ -12300,7 +14057,127 @@
           <w:iCs/>
           <w:color w:val="555555"/>
         </w:rPr>
-        <w:t xml:space="preserve">Admin, Instructor, Member), Equipment, FitnessSession, Booking, MaintenanceRequest, Repository&lt;T&gt;, DataStore, IWFCSystemFacade, NotificationService, and PaymentStrategy hierarchy. </w:t>
+        <w:t xml:space="preserve"> recreate it in draw.io / Visual Paradigm. The diagram should show: User hierarchy (User → Admin, Instructor, Member), Equipment, </w:t>
+      </w:r>
+      <w:proofErr w:type="spellStart"/>
+      <w:r>
+        <w:rPr>
+          <w:rFonts w:eastAsia="Times New Roman"/>
+          <w:i/>
+          <w:iCs/>
+          <w:color w:val="555555"/>
+        </w:rPr>
+        <w:t>FitnessSession</w:t>
+      </w:r>
+      <w:proofErr w:type="spellEnd"/>
+      <w:r>
+        <w:rPr>
+          <w:rFonts w:eastAsia="Times New Roman"/>
+          <w:i/>
+          <w:iCs/>
+          <w:color w:val="555555"/>
+        </w:rPr>
+        <w:t xml:space="preserve">, Booking, </w:t>
+      </w:r>
+      <w:proofErr w:type="spellStart"/>
+      <w:r>
+        <w:rPr>
+          <w:rFonts w:eastAsia="Times New Roman"/>
+          <w:i/>
+          <w:iCs/>
+          <w:color w:val="555555"/>
+        </w:rPr>
+        <w:t>MaintenanceRequest</w:t>
+      </w:r>
+      <w:proofErr w:type="spellEnd"/>
+      <w:r>
+        <w:rPr>
+          <w:rFonts w:eastAsia="Times New Roman"/>
+          <w:i/>
+          <w:iCs/>
+          <w:color w:val="555555"/>
+        </w:rPr>
+        <w:t xml:space="preserve">, Repository&lt;T&gt;, </w:t>
+      </w:r>
+      <w:proofErr w:type="spellStart"/>
+      <w:r>
+        <w:rPr>
+          <w:rFonts w:eastAsia="Times New Roman"/>
+          <w:i/>
+          <w:iCs/>
+          <w:color w:val="555555"/>
+        </w:rPr>
+        <w:t>DataStore</w:t>
+      </w:r>
+      <w:proofErr w:type="spellEnd"/>
+      <w:r>
+        <w:rPr>
+          <w:rFonts w:eastAsia="Times New Roman"/>
+          <w:i/>
+          <w:iCs/>
+          <w:color w:val="555555"/>
+        </w:rPr>
+        <w:t xml:space="preserve">, </w:t>
+      </w:r>
+      <w:proofErr w:type="spellStart"/>
+      <w:r>
+        <w:rPr>
+          <w:rFonts w:eastAsia="Times New Roman"/>
+          <w:i/>
+          <w:iCs/>
+          <w:color w:val="555555"/>
+        </w:rPr>
+        <w:t>IWFCSystemFacade</w:t>
+      </w:r>
+      <w:proofErr w:type="spellEnd"/>
+      <w:r>
+        <w:rPr>
+          <w:rFonts w:eastAsia="Times New Roman"/>
+          <w:i/>
+          <w:iCs/>
+          <w:color w:val="555555"/>
+        </w:rPr>
+        <w:t xml:space="preserve">, </w:t>
+      </w:r>
+      <w:proofErr w:type="spellStart"/>
+      <w:r>
+        <w:rPr>
+          <w:rFonts w:eastAsia="Times New Roman"/>
+          <w:i/>
+          <w:iCs/>
+          <w:color w:val="555555"/>
+        </w:rPr>
+        <w:t>NotificationService</w:t>
+      </w:r>
+      <w:proofErr w:type="spellEnd"/>
+      <w:r>
+        <w:rPr>
+          <w:rFonts w:eastAsia="Times New Roman"/>
+          <w:i/>
+          <w:iCs/>
+          <w:color w:val="555555"/>
+        </w:rPr>
+        <w:t xml:space="preserve">, and </w:t>
+      </w:r>
+      <w:proofErr w:type="spellStart"/>
+      <w:r>
+        <w:rPr>
+          <w:rFonts w:eastAsia="Times New Roman"/>
+          <w:i/>
+          <w:iCs/>
+          <w:color w:val="555555"/>
+        </w:rPr>
+        <w:t>PaymentStrategy</w:t>
+      </w:r>
+      <w:proofErr w:type="spellEnd"/>
+      <w:r>
+        <w:rPr>
+          <w:rFonts w:eastAsia="Times New Roman"/>
+          <w:i/>
+          <w:iCs/>
+          <w:color w:val="555555"/>
+        </w:rPr>
+        <w:t xml:space="preserve"> hierarchy. </w:t>
       </w:r>
     </w:p>
     <w:p>
@@ -12332,12 +14209,21 @@
         </w:rPr>
         <w:t xml:space="preserve">The following is the full output from running </w:t>
       </w:r>
+      <w:proofErr w:type="spellStart"/>
       <w:r>
         <w:rPr>
           <w:rStyle w:val="HTMLCode"/>
           <w:color w:val="000000"/>
         </w:rPr>
-        <w:t>mvn clean test</w:t>
+        <w:t>mvn</w:t>
+      </w:r>
+      <w:proofErr w:type="spellEnd"/>
+      <w:r>
+        <w:rPr>
+          <w:rStyle w:val="HTMLCode"/>
+          <w:color w:val="000000"/>
+        </w:rPr>
+        <w:t xml:space="preserve"> clean test</w:t>
       </w:r>
       <w:r>
         <w:rPr>
@@ -12378,14 +14264,6 @@
           <w:color w:val="555555"/>
         </w:rPr>
         <w:br/>
-      </w:r>
-      <w:r>
-        <w:rPr>
-          <w:rFonts w:eastAsia="Times New Roman"/>
-          <w:i/>
-          <w:iCs/>
-          <w:color w:val="555555"/>
-        </w:rPr>
         <w:t xml:space="preserve">Paste the complete Maven Surefire report output here, including each test class name, individual test method names, timing, and the final BUILD SUCCESS summary showing 26 tests run, 0 failures, 0 errors. </w:t>
       </w:r>
     </w:p>
@@ -12418,7 +14296,25 @@
           <w:bCs/>
           <w:color w:val="000000"/>
         </w:rPr>
-        <w:t>1. SchedulingValidatorTest (10 tests)</w:t>
+        <w:t xml:space="preserve">1. </w:t>
+      </w:r>
+      <w:proofErr w:type="spellStart"/>
+      <w:r>
+        <w:rPr>
+          <w:b/>
+          <w:bCs/>
+          <w:color w:val="000000"/>
+        </w:rPr>
+        <w:t>SchedulingValidatorTest</w:t>
+      </w:r>
+      <w:proofErr w:type="spellEnd"/>
+      <w:r>
+        <w:rPr>
+          <w:b/>
+          <w:bCs/>
+          <w:color w:val="000000"/>
+        </w:rPr>
+        <w:t xml:space="preserve"> (10 tests)</w:t>
       </w:r>
     </w:p>
     <w:p>
@@ -12433,6 +14329,7 @@
           <w:color w:val="000000"/>
         </w:rPr>
       </w:pPr>
+      <w:proofErr w:type="spellStart"/>
       <w:r>
         <w:rPr>
           <w:rStyle w:val="HTMLCode"/>
@@ -12440,6 +14337,7 @@
         </w:rPr>
         <w:t>testOverlappingSlots</w:t>
       </w:r>
+      <w:proofErr w:type="spellEnd"/>
       <w:r>
         <w:rPr>
           <w:rFonts w:eastAsia="Times New Roman"/>
@@ -12460,6 +14358,7 @@
           <w:color w:val="000000"/>
         </w:rPr>
       </w:pPr>
+      <w:proofErr w:type="spellStart"/>
       <w:r>
         <w:rPr>
           <w:rStyle w:val="HTMLCode"/>
@@ -12467,6 +14366,7 @@
         </w:rPr>
         <w:t>testNonOverlappingSlots</w:t>
       </w:r>
+      <w:proofErr w:type="spellEnd"/>
       <w:r>
         <w:rPr>
           <w:rFonts w:eastAsia="Times New Roman"/>
@@ -12487,6 +14387,7 @@
           <w:color w:val="000000"/>
         </w:rPr>
       </w:pPr>
+      <w:proofErr w:type="spellStart"/>
       <w:r>
         <w:rPr>
           <w:rStyle w:val="HTMLCode"/>
@@ -12494,6 +14395,7 @@
         </w:rPr>
         <w:t>testPartialOverlap</w:t>
       </w:r>
+      <w:proofErr w:type="spellEnd"/>
       <w:r>
         <w:rPr>
           <w:rFonts w:eastAsia="Times New Roman"/>
@@ -12514,6 +14416,7 @@
           <w:color w:val="000000"/>
         </w:rPr>
       </w:pPr>
+      <w:proofErr w:type="spellStart"/>
       <w:r>
         <w:rPr>
           <w:rStyle w:val="HTMLCode"/>
@@ -12521,6 +14424,7 @@
         </w:rPr>
         <w:t>testOperatingHoursValid</w:t>
       </w:r>
+      <w:proofErr w:type="spellEnd"/>
       <w:r>
         <w:rPr>
           <w:rFonts w:eastAsia="Times New Roman"/>
@@ -12541,6 +14445,7 @@
           <w:color w:val="000000"/>
         </w:rPr>
       </w:pPr>
+      <w:proofErr w:type="spellStart"/>
       <w:r>
         <w:rPr>
           <w:rStyle w:val="HTMLCode"/>
@@ -12548,13 +14453,23 @@
         </w:rPr>
         <w:t>testOperatingHoursTooEarly</w:t>
       </w:r>
-      <w:r>
-        <w:rPr>
-          <w:rFonts w:eastAsia="Times New Roman"/>
-          <w:color w:val="000000"/>
-        </w:rPr>
-        <w:t xml:space="preserve"> – Session starting at 05:00 throws InvalidBookingException</w:t>
-      </w:r>
+      <w:proofErr w:type="spellEnd"/>
+      <w:r>
+        <w:rPr>
+          <w:rFonts w:eastAsia="Times New Roman"/>
+          <w:color w:val="000000"/>
+        </w:rPr>
+        <w:t xml:space="preserve"> – Session starting at 05:00 throws </w:t>
+      </w:r>
+      <w:proofErr w:type="spellStart"/>
+      <w:r>
+        <w:rPr>
+          <w:rFonts w:eastAsia="Times New Roman"/>
+          <w:color w:val="000000"/>
+        </w:rPr>
+        <w:t>InvalidBookingException</w:t>
+      </w:r>
+      <w:proofErr w:type="spellEnd"/>
     </w:p>
     <w:p>
       <w:pPr>
@@ -12568,6 +14483,7 @@
           <w:color w:val="000000"/>
         </w:rPr>
       </w:pPr>
+      <w:proofErr w:type="spellStart"/>
       <w:r>
         <w:rPr>
           <w:rStyle w:val="HTMLCode"/>
@@ -12575,13 +14491,23 @@
         </w:rPr>
         <w:t>testOperatingHoursTooLate</w:t>
       </w:r>
-      <w:r>
-        <w:rPr>
-          <w:rFonts w:eastAsia="Times New Roman"/>
-          <w:color w:val="000000"/>
-        </w:rPr>
-        <w:t xml:space="preserve"> – Session ending at 23:00 throws InvalidBookingException</w:t>
-      </w:r>
+      <w:proofErr w:type="spellEnd"/>
+      <w:r>
+        <w:rPr>
+          <w:rFonts w:eastAsia="Times New Roman"/>
+          <w:color w:val="000000"/>
+        </w:rPr>
+        <w:t xml:space="preserve"> – Session ending at 23:00 throws </w:t>
+      </w:r>
+      <w:proofErr w:type="spellStart"/>
+      <w:r>
+        <w:rPr>
+          <w:rFonts w:eastAsia="Times New Roman"/>
+          <w:color w:val="000000"/>
+        </w:rPr>
+        <w:t>InvalidBookingException</w:t>
+      </w:r>
+      <w:proofErr w:type="spellEnd"/>
     </w:p>
     <w:p>
       <w:pPr>
@@ -12595,6 +14521,7 @@
           <w:color w:val="000000"/>
         </w:rPr>
       </w:pPr>
+      <w:proofErr w:type="spellStart"/>
       <w:r>
         <w:rPr>
           <w:rStyle w:val="HTMLCode"/>
@@ -12602,6 +14529,7 @@
         </w:rPr>
         <w:t>testRoomClashDetected</w:t>
       </w:r>
+      <w:proofErr w:type="spellEnd"/>
       <w:r>
         <w:rPr>
           <w:rFonts w:eastAsia="Times New Roman"/>
@@ -12622,6 +14550,7 @@
           <w:color w:val="000000"/>
         </w:rPr>
       </w:pPr>
+      <w:proofErr w:type="spellStart"/>
       <w:r>
         <w:rPr>
           <w:rStyle w:val="HTMLCode"/>
@@ -12629,6 +14558,7 @@
         </w:rPr>
         <w:t>testNoClashDifferentRoom</w:t>
       </w:r>
+      <w:proofErr w:type="spellEnd"/>
       <w:r>
         <w:rPr>
           <w:rFonts w:eastAsia="Times New Roman"/>
@@ -12649,6 +14579,7 @@
           <w:color w:val="000000"/>
         </w:rPr>
       </w:pPr>
+      <w:proofErr w:type="spellStart"/>
       <w:r>
         <w:rPr>
           <w:rStyle w:val="HTMLCode"/>
@@ -12656,6 +14587,7 @@
         </w:rPr>
         <w:t>testInstructorClashDetected</w:t>
       </w:r>
+      <w:proofErr w:type="spellEnd"/>
       <w:r>
         <w:rPr>
           <w:rFonts w:eastAsia="Times New Roman"/>
@@ -12676,6 +14608,7 @@
           <w:color w:val="000000"/>
         </w:rPr>
       </w:pPr>
+      <w:proofErr w:type="spellStart"/>
       <w:r>
         <w:rPr>
           <w:rStyle w:val="HTMLCode"/>
@@ -12683,20 +14616,23 @@
         </w:rPr>
         <w:t>testCapacityExceeded</w:t>
       </w:r>
-      <w:r>
-        <w:rPr>
-          <w:rFonts w:eastAsia="Times New Roman"/>
-          <w:color w:val="000000"/>
-        </w:rPr>
-        <w:t xml:space="preserve"> – </w:t>
-      </w:r>
-      <w:r>
-        <w:rPr>
-          <w:rFonts w:eastAsia="Times New Roman"/>
-          <w:color w:val="000000"/>
-        </w:rPr>
-        <w:t>Bookings at max capacity throws InvalidBookingException</w:t>
-      </w:r>
+      <w:proofErr w:type="spellEnd"/>
+      <w:r>
+        <w:rPr>
+          <w:rFonts w:eastAsia="Times New Roman"/>
+          <w:color w:val="000000"/>
+        </w:rPr>
+        <w:t xml:space="preserve"> – Bookings at max capacity throws </w:t>
+      </w:r>
+      <w:proofErr w:type="spellStart"/>
+      <w:r>
+        <w:rPr>
+          <w:rFonts w:eastAsia="Times New Roman"/>
+          <w:color w:val="000000"/>
+        </w:rPr>
+        <w:t>InvalidBookingException</w:t>
+      </w:r>
+      <w:proofErr w:type="spellEnd"/>
     </w:p>
     <w:p>
       <w:pPr>
@@ -12711,7 +14647,26 @@
           <w:bCs/>
           <w:color w:val="000000"/>
         </w:rPr>
-        <w:t>2. PaymentStrategyTest (7 tests)</w:t>
+        <w:lastRenderedPageBreak/>
+        <w:t xml:space="preserve">2. </w:t>
+      </w:r>
+      <w:proofErr w:type="spellStart"/>
+      <w:r>
+        <w:rPr>
+          <w:b/>
+          <w:bCs/>
+          <w:color w:val="000000"/>
+        </w:rPr>
+        <w:t>PaymentStrategyTest</w:t>
+      </w:r>
+      <w:proofErr w:type="spellEnd"/>
+      <w:r>
+        <w:rPr>
+          <w:b/>
+          <w:bCs/>
+          <w:color w:val="000000"/>
+        </w:rPr>
+        <w:t xml:space="preserve"> (7 tests)</w:t>
       </w:r>
     </w:p>
     <w:p>
@@ -12726,6 +14681,7 @@
           <w:color w:val="000000"/>
         </w:rPr>
       </w:pPr>
+      <w:proofErr w:type="spellStart"/>
       <w:r>
         <w:rPr>
           <w:rStyle w:val="HTMLCode"/>
@@ -12733,6 +14689,7 @@
         </w:rPr>
         <w:t>testCardPaymentFee</w:t>
       </w:r>
+      <w:proofErr w:type="spellEnd"/>
       <w:r>
         <w:rPr>
           <w:rFonts w:eastAsia="Times New Roman"/>
@@ -12753,6 +14710,7 @@
           <w:color w:val="000000"/>
         </w:rPr>
       </w:pPr>
+      <w:proofErr w:type="spellStart"/>
       <w:r>
         <w:rPr>
           <w:rStyle w:val="HTMLCode"/>
@@ -12760,6 +14718,7 @@
         </w:rPr>
         <w:t>testCashPaymentFee</w:t>
       </w:r>
+      <w:proofErr w:type="spellEnd"/>
       <w:r>
         <w:rPr>
           <w:rFonts w:eastAsia="Times New Roman"/>
@@ -12780,6 +14739,7 @@
           <w:color w:val="000000"/>
         </w:rPr>
       </w:pPr>
+      <w:proofErr w:type="spellStart"/>
       <w:r>
         <w:rPr>
           <w:rStyle w:val="HTMLCode"/>
@@ -12787,6 +14747,7 @@
         </w:rPr>
         <w:t>testBankTransferFee</w:t>
       </w:r>
+      <w:proofErr w:type="spellEnd"/>
       <w:r>
         <w:rPr>
           <w:rFonts w:eastAsia="Times New Roman"/>
@@ -12807,6 +14768,7 @@
           <w:color w:val="000000"/>
         </w:rPr>
       </w:pPr>
+      <w:proofErr w:type="spellStart"/>
       <w:r>
         <w:rPr>
           <w:rStyle w:val="HTMLCode"/>
@@ -12814,6 +14776,7 @@
         </w:rPr>
         <w:t>testDigitalWalletFee</w:t>
       </w:r>
+      <w:proofErr w:type="spellEnd"/>
       <w:r>
         <w:rPr>
           <w:rFonts w:eastAsia="Times New Roman"/>
@@ -12834,6 +14797,7 @@
           <w:color w:val="000000"/>
         </w:rPr>
       </w:pPr>
+      <w:proofErr w:type="spellStart"/>
       <w:r>
         <w:rPr>
           <w:rStyle w:val="HTMLCode"/>
@@ -12841,6 +14805,7 @@
         </w:rPr>
         <w:t>testCardPaymentExecution</w:t>
       </w:r>
+      <w:proofErr w:type="spellEnd"/>
       <w:r>
         <w:rPr>
           <w:rFonts w:eastAsia="Times New Roman"/>
@@ -12861,6 +14826,7 @@
           <w:color w:val="000000"/>
         </w:rPr>
       </w:pPr>
+      <w:proofErr w:type="spellStart"/>
       <w:r>
         <w:rPr>
           <w:rStyle w:val="HTMLCode"/>
@@ -12868,6 +14834,7 @@
         </w:rPr>
         <w:t>testStrategySwapAtRuntime</w:t>
       </w:r>
+      <w:proofErr w:type="spellEnd"/>
       <w:r>
         <w:rPr>
           <w:rFonts w:eastAsia="Times New Roman"/>
@@ -12888,6 +14855,7 @@
           <w:color w:val="000000"/>
         </w:rPr>
       </w:pPr>
+      <w:proofErr w:type="spellStart"/>
       <w:r>
         <w:rPr>
           <w:rStyle w:val="HTMLCode"/>
@@ -12895,13 +14863,23 @@
         </w:rPr>
         <w:t>testPaymentWithInsufficientFunds</w:t>
       </w:r>
-      <w:r>
-        <w:rPr>
-          <w:rFonts w:eastAsia="Times New Roman"/>
-          <w:color w:val="000000"/>
-        </w:rPr>
-        <w:t xml:space="preserve"> – Throws InsufficientFundsException</w:t>
-      </w:r>
+      <w:proofErr w:type="spellEnd"/>
+      <w:r>
+        <w:rPr>
+          <w:rFonts w:eastAsia="Times New Roman"/>
+          <w:color w:val="000000"/>
+        </w:rPr>
+        <w:t xml:space="preserve"> – Throws </w:t>
+      </w:r>
+      <w:proofErr w:type="spellStart"/>
+      <w:r>
+        <w:rPr>
+          <w:rFonts w:eastAsia="Times New Roman"/>
+          <w:color w:val="000000"/>
+        </w:rPr>
+        <w:t>InsufficientFundsException</w:t>
+      </w:r>
+      <w:proofErr w:type="spellEnd"/>
     </w:p>
     <w:p>
       <w:pPr>
@@ -12916,7 +14894,25 @@
           <w:bCs/>
           <w:color w:val="000000"/>
         </w:rPr>
-        <w:t>3. ExceptionVerificationTest (3 tests)</w:t>
+        <w:t xml:space="preserve">3. </w:t>
+      </w:r>
+      <w:proofErr w:type="spellStart"/>
+      <w:r>
+        <w:rPr>
+          <w:b/>
+          <w:bCs/>
+          <w:color w:val="000000"/>
+        </w:rPr>
+        <w:t>ExceptionVerificationTest</w:t>
+      </w:r>
+      <w:proofErr w:type="spellEnd"/>
+      <w:r>
+        <w:rPr>
+          <w:b/>
+          <w:bCs/>
+          <w:color w:val="000000"/>
+        </w:rPr>
+        <w:t xml:space="preserve"> (3 tests)</w:t>
       </w:r>
     </w:p>
     <w:p>
@@ -12931,6 +14927,7 @@
           <w:color w:val="000000"/>
         </w:rPr>
       </w:pPr>
+      <w:proofErr w:type="spellStart"/>
       <w:r>
         <w:rPr>
           <w:rStyle w:val="HTMLCode"/>
@@ -12938,6 +14935,7 @@
         </w:rPr>
         <w:t>testUnauthorizedAccessThrown</w:t>
       </w:r>
+      <w:proofErr w:type="spellEnd"/>
       <w:r>
         <w:rPr>
           <w:rFonts w:eastAsia="Times New Roman"/>
@@ -12958,6 +14956,7 @@
           <w:color w:val="000000"/>
         </w:rPr>
       </w:pPr>
+      <w:proofErr w:type="spellStart"/>
       <w:r>
         <w:rPr>
           <w:rStyle w:val="HTMLCode"/>
@@ -12965,6 +14964,7 @@
         </w:rPr>
         <w:t>testDuplicateDataThrown</w:t>
       </w:r>
+      <w:proofErr w:type="spellEnd"/>
       <w:r>
         <w:rPr>
           <w:rFonts w:eastAsia="Times New Roman"/>
@@ -12985,6 +14985,7 @@
           <w:color w:val="000000"/>
         </w:rPr>
       </w:pPr>
+      <w:proofErr w:type="spellStart"/>
       <w:r>
         <w:rPr>
           <w:rStyle w:val="HTMLCode"/>
@@ -12992,6 +14993,7 @@
         </w:rPr>
         <w:t>testPaymentFailedThrown</w:t>
       </w:r>
+      <w:proofErr w:type="spellEnd"/>
       <w:r>
         <w:rPr>
           <w:rFonts w:eastAsia="Times New Roman"/>
@@ -13013,7 +15015,25 @@
           <w:bCs/>
           <w:color w:val="000000"/>
         </w:rPr>
-        <w:t>4. MaintenanceWorkflowTest (3 tests)</w:t>
+        <w:t xml:space="preserve">4. </w:t>
+      </w:r>
+      <w:proofErr w:type="spellStart"/>
+      <w:r>
+        <w:rPr>
+          <w:b/>
+          <w:bCs/>
+          <w:color w:val="000000"/>
+        </w:rPr>
+        <w:t>MaintenanceWorkflowTest</w:t>
+      </w:r>
+      <w:proofErr w:type="spellEnd"/>
+      <w:r>
+        <w:rPr>
+          <w:b/>
+          <w:bCs/>
+          <w:color w:val="000000"/>
+        </w:rPr>
+        <w:t xml:space="preserve"> (3 tests)</w:t>
       </w:r>
     </w:p>
     <w:p>
@@ -13028,6 +15048,7 @@
           <w:color w:val="000000"/>
         </w:rPr>
       </w:pPr>
+      <w:proofErr w:type="spellStart"/>
       <w:r>
         <w:rPr>
           <w:rStyle w:val="HTMLCode"/>
@@ -13035,6 +15056,7 @@
         </w:rPr>
         <w:t>testCreateRequest</w:t>
       </w:r>
+      <w:proofErr w:type="spellEnd"/>
       <w:r>
         <w:rPr>
           <w:rFonts w:eastAsia="Times New Roman"/>
@@ -13055,6 +15077,7 @@
           <w:color w:val="000000"/>
         </w:rPr>
       </w:pPr>
+      <w:proofErr w:type="spellStart"/>
       <w:r>
         <w:rPr>
           <w:rStyle w:val="HTMLCode"/>
@@ -13062,26 +15085,13 @@
         </w:rPr>
         <w:t>testAssignRequest</w:t>
       </w:r>
-      <w:r>
-        <w:rPr>
-          <w:rFonts w:eastAsia="Times New Roman"/>
-          <w:color w:val="000000"/>
-        </w:rPr>
-        <w:t xml:space="preserve"> – PENDING </w:t>
-      </w:r>
-      <w:r>
-        <w:rPr>
-          <w:rFonts w:eastAsia="Times New Roman"/>
-          <w:color w:val="000000"/>
-        </w:rPr>
-        <w:t>→</w:t>
-      </w:r>
-      <w:r>
-        <w:rPr>
-          <w:rFonts w:eastAsia="Times New Roman"/>
-          <w:color w:val="000000"/>
-        </w:rPr>
-        <w:t xml:space="preserve"> ASSIGNED transition works correctly</w:t>
+      <w:proofErr w:type="spellEnd"/>
+      <w:r>
+        <w:rPr>
+          <w:rFonts w:eastAsia="Times New Roman"/>
+          <w:color w:val="000000"/>
+        </w:rPr>
+        <w:t xml:space="preserve"> – PENDING → ASSIGNED transition works correctly</w:t>
       </w:r>
     </w:p>
     <w:p>
@@ -13096,6 +15106,7 @@
           <w:color w:val="000000"/>
         </w:rPr>
       </w:pPr>
+      <w:proofErr w:type="spellStart"/>
       <w:r>
         <w:rPr>
           <w:rStyle w:val="HTMLCode"/>
@@ -13103,26 +15114,13 @@
         </w:rPr>
         <w:t>testCompleteRequest</w:t>
       </w:r>
-      <w:r>
-        <w:rPr>
-          <w:rFonts w:eastAsia="Times New Roman"/>
-          <w:color w:val="000000"/>
-        </w:rPr>
-        <w:t xml:space="preserve"> – ASSIGNED </w:t>
-      </w:r>
-      <w:r>
-        <w:rPr>
-          <w:rFonts w:eastAsia="Times New Roman"/>
-          <w:color w:val="000000"/>
-        </w:rPr>
-        <w:t>→</w:t>
-      </w:r>
-      <w:r>
-        <w:rPr>
-          <w:rFonts w:eastAsia="Times New Roman"/>
-          <w:color w:val="000000"/>
-        </w:rPr>
-        <w:t xml:space="preserve"> COMPLETED transition works correctly</w:t>
+      <w:proofErr w:type="spellEnd"/>
+      <w:r>
+        <w:rPr>
+          <w:rFonts w:eastAsia="Times New Roman"/>
+          <w:color w:val="000000"/>
+        </w:rPr>
+        <w:t xml:space="preserve"> – ASSIGNED → COMPLETED transition works correctly</w:t>
       </w:r>
     </w:p>
     <w:p>
@@ -13138,7 +15136,25 @@
           <w:bCs/>
           <w:color w:val="000000"/>
         </w:rPr>
-        <w:t>5. RepositoryTest (3 tests)</w:t>
+        <w:t xml:space="preserve">5. </w:t>
+      </w:r>
+      <w:proofErr w:type="spellStart"/>
+      <w:r>
+        <w:rPr>
+          <w:b/>
+          <w:bCs/>
+          <w:color w:val="000000"/>
+        </w:rPr>
+        <w:t>RepositoryTest</w:t>
+      </w:r>
+      <w:proofErr w:type="spellEnd"/>
+      <w:r>
+        <w:rPr>
+          <w:b/>
+          <w:bCs/>
+          <w:color w:val="000000"/>
+        </w:rPr>
+        <w:t xml:space="preserve"> (3 tests)</w:t>
       </w:r>
     </w:p>
     <w:p>
@@ -13153,6 +15169,7 @@
           <w:color w:val="000000"/>
         </w:rPr>
       </w:pPr>
+      <w:proofErr w:type="spellStart"/>
       <w:r>
         <w:rPr>
           <w:rStyle w:val="HTMLCode"/>
@@ -13160,19 +15177,13 @@
         </w:rPr>
         <w:t>testSaveAndFindById</w:t>
       </w:r>
-      <w:r>
-        <w:rPr>
-          <w:rFonts w:eastAsia="Times New Roman"/>
-          <w:color w:val="000000"/>
-        </w:rPr>
-        <w:t xml:space="preserve"> – </w:t>
-      </w:r>
-      <w:r>
-        <w:rPr>
-          <w:rFonts w:eastAsia="Times New Roman"/>
-          <w:color w:val="000000"/>
-        </w:rPr>
-        <w:t>Save entity and retrieve by ID</w:t>
+      <w:proofErr w:type="spellEnd"/>
+      <w:r>
+        <w:rPr>
+          <w:rFonts w:eastAsia="Times New Roman"/>
+          <w:color w:val="000000"/>
+        </w:rPr>
+        <w:t xml:space="preserve"> – Save entity and retrieve by ID</w:t>
       </w:r>
     </w:p>
     <w:p>
@@ -13187,6 +15198,7 @@
           <w:color w:val="000000"/>
         </w:rPr>
       </w:pPr>
+      <w:proofErr w:type="spellStart"/>
       <w:r>
         <w:rPr>
           <w:rStyle w:val="HTMLCode"/>
@@ -13194,13 +15206,23 @@
         </w:rPr>
         <w:t>testDuplicateSaveThrowsException</w:t>
       </w:r>
-      <w:r>
-        <w:rPr>
-          <w:rFonts w:eastAsia="Times New Roman"/>
-          <w:color w:val="000000"/>
-        </w:rPr>
-        <w:t xml:space="preserve"> – Saving duplicate ID throws DuplicateDataException</w:t>
-      </w:r>
+      <w:proofErr w:type="spellEnd"/>
+      <w:r>
+        <w:rPr>
+          <w:rFonts w:eastAsia="Times New Roman"/>
+          <w:color w:val="000000"/>
+        </w:rPr>
+        <w:t xml:space="preserve"> – Saving duplicate ID throws </w:t>
+      </w:r>
+      <w:proofErr w:type="spellStart"/>
+      <w:r>
+        <w:rPr>
+          <w:rFonts w:eastAsia="Times New Roman"/>
+          <w:color w:val="000000"/>
+        </w:rPr>
+        <w:t>DuplicateDataException</w:t>
+      </w:r>
+      <w:proofErr w:type="spellEnd"/>
     </w:p>
     <w:p>
       <w:pPr>
@@ -13214,6 +15236,7 @@
           <w:color w:val="000000"/>
         </w:rPr>
       </w:pPr>
+      <w:proofErr w:type="spellStart"/>
       <w:r>
         <w:rPr>
           <w:rStyle w:val="HTMLCode"/>
@@ -13221,6 +15244,7 @@
         </w:rPr>
         <w:t>testFindByPredicate</w:t>
       </w:r>
+      <w:proofErr w:type="spellEnd"/>
       <w:r>
         <w:rPr>
           <w:rFonts w:eastAsia="Times New Roman"/>
@@ -13280,8 +15304,9 @@
           <w:sz w:val="18"/>
           <w:szCs w:val="18"/>
         </w:rPr>
-        <w:t xml:space="preserve">package com.iwfc.repository; import com.iwfc.exception.DuplicateDataException; import com.iwfc.model.Identifiable; import java.util.*; import java.util.function.Function; import java.util.function.Predicate; import java.util.stream.Collectors; </w:t>
-      </w:r>
+        <w:t xml:space="preserve">package </w:t>
+      </w:r>
+      <w:proofErr w:type="spellStart"/>
       <w:r>
         <w:rPr>
           <w:rFonts w:ascii="Courier New" w:eastAsia="Times New Roman" w:hAnsi="Courier New" w:cs="Courier New"/>
@@ -13289,8 +15314,9 @@
           <w:sz w:val="18"/>
           <w:szCs w:val="18"/>
         </w:rPr>
-        <w:t xml:space="preserve">public class Repository&lt;T extends Identifiable&gt; { private final Map&lt;String, T&gt; items = new HashMap&lt;&gt;(); public Optional&lt;T&gt; findById(String id) { return Optional.ofNullable(items.get(id)); } public List&lt;T&gt; findAll() { return new ArrayList&lt;&gt;(items.values()); } public void save(T item) throws DuplicateDataException { if (items.containsKey(item.getId())) { throw new DuplicateDataException( "An item with ID " + item.getId() + " already exists."); } items.put(item.getId(), item); } public void update(T item) { </w:t>
-      </w:r>
+        <w:t>com.iwfc.repository</w:t>
+      </w:r>
+      <w:proofErr w:type="spellEnd"/>
       <w:r>
         <w:rPr>
           <w:rFonts w:ascii="Courier New" w:eastAsia="Times New Roman" w:hAnsi="Courier New" w:cs="Courier New"/>
@@ -13298,7 +15324,567 @@
           <w:sz w:val="18"/>
           <w:szCs w:val="18"/>
         </w:rPr>
-        <w:t xml:space="preserve">items.put(item.getId(), item); } public void delete(String id) { items.remove(id); } public List&lt;T&gt; findBy(Predicate&lt;T&gt; criteria) { return items.values().stream() .filter(criteria) .collect(Collectors.toList()); } public &lt;R&gt; List&lt;R&gt; mapTo(Function&lt;T, R&gt; mapper) { return items.values().stream() .map(mapper) .collect(Collectors.toList()); } } </w:t>
+        <w:t xml:space="preserve">; import </w:t>
+      </w:r>
+      <w:proofErr w:type="spellStart"/>
+      <w:r>
+        <w:rPr>
+          <w:rFonts w:ascii="Courier New" w:eastAsia="Times New Roman" w:hAnsi="Courier New" w:cs="Courier New"/>
+          <w:color w:val="000000"/>
+          <w:sz w:val="18"/>
+          <w:szCs w:val="18"/>
+        </w:rPr>
+        <w:t>com.iwfc.exception.DuplicateDataException</w:t>
+      </w:r>
+      <w:proofErr w:type="spellEnd"/>
+      <w:r>
+        <w:rPr>
+          <w:rFonts w:ascii="Courier New" w:eastAsia="Times New Roman" w:hAnsi="Courier New" w:cs="Courier New"/>
+          <w:color w:val="000000"/>
+          <w:sz w:val="18"/>
+          <w:szCs w:val="18"/>
+        </w:rPr>
+        <w:t xml:space="preserve">; import </w:t>
+      </w:r>
+      <w:proofErr w:type="spellStart"/>
+      <w:r>
+        <w:rPr>
+          <w:rFonts w:ascii="Courier New" w:eastAsia="Times New Roman" w:hAnsi="Courier New" w:cs="Courier New"/>
+          <w:color w:val="000000"/>
+          <w:sz w:val="18"/>
+          <w:szCs w:val="18"/>
+        </w:rPr>
+        <w:t>com.iwfc.model.Identifiable</w:t>
+      </w:r>
+      <w:proofErr w:type="spellEnd"/>
+      <w:r>
+        <w:rPr>
+          <w:rFonts w:ascii="Courier New" w:eastAsia="Times New Roman" w:hAnsi="Courier New" w:cs="Courier New"/>
+          <w:color w:val="000000"/>
+          <w:sz w:val="18"/>
+          <w:szCs w:val="18"/>
+        </w:rPr>
+        <w:t xml:space="preserve">; import </w:t>
+      </w:r>
+      <w:proofErr w:type="spellStart"/>
+      <w:r>
+        <w:rPr>
+          <w:rFonts w:ascii="Courier New" w:eastAsia="Times New Roman" w:hAnsi="Courier New" w:cs="Courier New"/>
+          <w:color w:val="000000"/>
+          <w:sz w:val="18"/>
+          <w:szCs w:val="18"/>
+        </w:rPr>
+        <w:t>java.util</w:t>
+      </w:r>
+      <w:proofErr w:type="spellEnd"/>
+      <w:r>
+        <w:rPr>
+          <w:rFonts w:ascii="Courier New" w:eastAsia="Times New Roman" w:hAnsi="Courier New" w:cs="Courier New"/>
+          <w:color w:val="000000"/>
+          <w:sz w:val="18"/>
+          <w:szCs w:val="18"/>
+        </w:rPr>
+        <w:t xml:space="preserve">.*; import </w:t>
+      </w:r>
+      <w:proofErr w:type="spellStart"/>
+      <w:r>
+        <w:rPr>
+          <w:rFonts w:ascii="Courier New" w:eastAsia="Times New Roman" w:hAnsi="Courier New" w:cs="Courier New"/>
+          <w:color w:val="000000"/>
+          <w:sz w:val="18"/>
+          <w:szCs w:val="18"/>
+        </w:rPr>
+        <w:t>java.util.function.Function</w:t>
+      </w:r>
+      <w:proofErr w:type="spellEnd"/>
+      <w:r>
+        <w:rPr>
+          <w:rFonts w:ascii="Courier New" w:eastAsia="Times New Roman" w:hAnsi="Courier New" w:cs="Courier New"/>
+          <w:color w:val="000000"/>
+          <w:sz w:val="18"/>
+          <w:szCs w:val="18"/>
+        </w:rPr>
+        <w:t xml:space="preserve">; import </w:t>
+      </w:r>
+      <w:proofErr w:type="spellStart"/>
+      <w:r>
+        <w:rPr>
+          <w:rFonts w:ascii="Courier New" w:eastAsia="Times New Roman" w:hAnsi="Courier New" w:cs="Courier New"/>
+          <w:color w:val="000000"/>
+          <w:sz w:val="18"/>
+          <w:szCs w:val="18"/>
+        </w:rPr>
+        <w:t>java.util.function.Predicate</w:t>
+      </w:r>
+      <w:proofErr w:type="spellEnd"/>
+      <w:r>
+        <w:rPr>
+          <w:rFonts w:ascii="Courier New" w:eastAsia="Times New Roman" w:hAnsi="Courier New" w:cs="Courier New"/>
+          <w:color w:val="000000"/>
+          <w:sz w:val="18"/>
+          <w:szCs w:val="18"/>
+        </w:rPr>
+        <w:t xml:space="preserve">; import </w:t>
+      </w:r>
+      <w:proofErr w:type="spellStart"/>
+      <w:r>
+        <w:rPr>
+          <w:rFonts w:ascii="Courier New" w:eastAsia="Times New Roman" w:hAnsi="Courier New" w:cs="Courier New"/>
+          <w:color w:val="000000"/>
+          <w:sz w:val="18"/>
+          <w:szCs w:val="18"/>
+        </w:rPr>
+        <w:t>java.util.stream.Collectors</w:t>
+      </w:r>
+      <w:proofErr w:type="spellEnd"/>
+      <w:r>
+        <w:rPr>
+          <w:rFonts w:ascii="Courier New" w:eastAsia="Times New Roman" w:hAnsi="Courier New" w:cs="Courier New"/>
+          <w:color w:val="000000"/>
+          <w:sz w:val="18"/>
+          <w:szCs w:val="18"/>
+        </w:rPr>
+        <w:t xml:space="preserve">; public class Repository&lt;T extends Identifiable&gt; { private final Map&lt;String, T&gt; items = new HashMap&lt;&gt;(); public Optional&lt;T&gt; </w:t>
+      </w:r>
+      <w:proofErr w:type="spellStart"/>
+      <w:r>
+        <w:rPr>
+          <w:rFonts w:ascii="Courier New" w:eastAsia="Times New Roman" w:hAnsi="Courier New" w:cs="Courier New"/>
+          <w:color w:val="000000"/>
+          <w:sz w:val="18"/>
+          <w:szCs w:val="18"/>
+        </w:rPr>
+        <w:t>findById</w:t>
+      </w:r>
+      <w:proofErr w:type="spellEnd"/>
+      <w:r>
+        <w:rPr>
+          <w:rFonts w:ascii="Courier New" w:eastAsia="Times New Roman" w:hAnsi="Courier New" w:cs="Courier New"/>
+          <w:color w:val="000000"/>
+          <w:sz w:val="18"/>
+          <w:szCs w:val="18"/>
+        </w:rPr>
+        <w:t xml:space="preserve">(String id) { return </w:t>
+      </w:r>
+      <w:proofErr w:type="spellStart"/>
+      <w:r>
+        <w:rPr>
+          <w:rFonts w:ascii="Courier New" w:eastAsia="Times New Roman" w:hAnsi="Courier New" w:cs="Courier New"/>
+          <w:color w:val="000000"/>
+          <w:sz w:val="18"/>
+          <w:szCs w:val="18"/>
+        </w:rPr>
+        <w:t>Optional.ofNullable</w:t>
+      </w:r>
+      <w:proofErr w:type="spellEnd"/>
+      <w:r>
+        <w:rPr>
+          <w:rFonts w:ascii="Courier New" w:eastAsia="Times New Roman" w:hAnsi="Courier New" w:cs="Courier New"/>
+          <w:color w:val="000000"/>
+          <w:sz w:val="18"/>
+          <w:szCs w:val="18"/>
+        </w:rPr>
+        <w:t>(</w:t>
+      </w:r>
+      <w:proofErr w:type="spellStart"/>
+      <w:r>
+        <w:rPr>
+          <w:rFonts w:ascii="Courier New" w:eastAsia="Times New Roman" w:hAnsi="Courier New" w:cs="Courier New"/>
+          <w:color w:val="000000"/>
+          <w:sz w:val="18"/>
+          <w:szCs w:val="18"/>
+        </w:rPr>
+        <w:t>items.get</w:t>
+      </w:r>
+      <w:proofErr w:type="spellEnd"/>
+      <w:r>
+        <w:rPr>
+          <w:rFonts w:ascii="Courier New" w:eastAsia="Times New Roman" w:hAnsi="Courier New" w:cs="Courier New"/>
+          <w:color w:val="000000"/>
+          <w:sz w:val="18"/>
+          <w:szCs w:val="18"/>
+        </w:rPr>
+        <w:t xml:space="preserve">(id)); } public List&lt;T&gt; </w:t>
+      </w:r>
+      <w:proofErr w:type="spellStart"/>
+      <w:r>
+        <w:rPr>
+          <w:rFonts w:ascii="Courier New" w:eastAsia="Times New Roman" w:hAnsi="Courier New" w:cs="Courier New"/>
+          <w:color w:val="000000"/>
+          <w:sz w:val="18"/>
+          <w:szCs w:val="18"/>
+        </w:rPr>
+        <w:t>findAll</w:t>
+      </w:r>
+      <w:proofErr w:type="spellEnd"/>
+      <w:r>
+        <w:rPr>
+          <w:rFonts w:ascii="Courier New" w:eastAsia="Times New Roman" w:hAnsi="Courier New" w:cs="Courier New"/>
+          <w:color w:val="000000"/>
+          <w:sz w:val="18"/>
+          <w:szCs w:val="18"/>
+        </w:rPr>
+        <w:t xml:space="preserve">() { return new </w:t>
+      </w:r>
+      <w:proofErr w:type="spellStart"/>
+      <w:r>
+        <w:rPr>
+          <w:rFonts w:ascii="Courier New" w:eastAsia="Times New Roman" w:hAnsi="Courier New" w:cs="Courier New"/>
+          <w:color w:val="000000"/>
+          <w:sz w:val="18"/>
+          <w:szCs w:val="18"/>
+        </w:rPr>
+        <w:t>ArrayList</w:t>
+      </w:r>
+      <w:proofErr w:type="spellEnd"/>
+      <w:r>
+        <w:rPr>
+          <w:rFonts w:ascii="Courier New" w:eastAsia="Times New Roman" w:hAnsi="Courier New" w:cs="Courier New"/>
+          <w:color w:val="000000"/>
+          <w:sz w:val="18"/>
+          <w:szCs w:val="18"/>
+        </w:rPr>
+        <w:t>&lt;&gt;(</w:t>
+      </w:r>
+      <w:proofErr w:type="spellStart"/>
+      <w:r>
+        <w:rPr>
+          <w:rFonts w:ascii="Courier New" w:eastAsia="Times New Roman" w:hAnsi="Courier New" w:cs="Courier New"/>
+          <w:color w:val="000000"/>
+          <w:sz w:val="18"/>
+          <w:szCs w:val="18"/>
+        </w:rPr>
+        <w:t>items.values</w:t>
+      </w:r>
+      <w:proofErr w:type="spellEnd"/>
+      <w:r>
+        <w:rPr>
+          <w:rFonts w:ascii="Courier New" w:eastAsia="Times New Roman" w:hAnsi="Courier New" w:cs="Courier New"/>
+          <w:color w:val="000000"/>
+          <w:sz w:val="18"/>
+          <w:szCs w:val="18"/>
+        </w:rPr>
+        <w:t xml:space="preserve">()); } public void save(T item) throws </w:t>
+      </w:r>
+      <w:proofErr w:type="spellStart"/>
+      <w:r>
+        <w:rPr>
+          <w:rFonts w:ascii="Courier New" w:eastAsia="Times New Roman" w:hAnsi="Courier New" w:cs="Courier New"/>
+          <w:color w:val="000000"/>
+          <w:sz w:val="18"/>
+          <w:szCs w:val="18"/>
+        </w:rPr>
+        <w:t>DuplicateDataException</w:t>
+      </w:r>
+      <w:proofErr w:type="spellEnd"/>
+      <w:r>
+        <w:rPr>
+          <w:rFonts w:ascii="Courier New" w:eastAsia="Times New Roman" w:hAnsi="Courier New" w:cs="Courier New"/>
+          <w:color w:val="000000"/>
+          <w:sz w:val="18"/>
+          <w:szCs w:val="18"/>
+        </w:rPr>
+        <w:t xml:space="preserve"> { if (</w:t>
+      </w:r>
+      <w:proofErr w:type="spellStart"/>
+      <w:r>
+        <w:rPr>
+          <w:rFonts w:ascii="Courier New" w:eastAsia="Times New Roman" w:hAnsi="Courier New" w:cs="Courier New"/>
+          <w:color w:val="000000"/>
+          <w:sz w:val="18"/>
+          <w:szCs w:val="18"/>
+        </w:rPr>
+        <w:t>items.containsKey</w:t>
+      </w:r>
+      <w:proofErr w:type="spellEnd"/>
+      <w:r>
+        <w:rPr>
+          <w:rFonts w:ascii="Courier New" w:eastAsia="Times New Roman" w:hAnsi="Courier New" w:cs="Courier New"/>
+          <w:color w:val="000000"/>
+          <w:sz w:val="18"/>
+          <w:szCs w:val="18"/>
+        </w:rPr>
+        <w:t>(</w:t>
+      </w:r>
+      <w:proofErr w:type="spellStart"/>
+      <w:r>
+        <w:rPr>
+          <w:rFonts w:ascii="Courier New" w:eastAsia="Times New Roman" w:hAnsi="Courier New" w:cs="Courier New"/>
+          <w:color w:val="000000"/>
+          <w:sz w:val="18"/>
+          <w:szCs w:val="18"/>
+        </w:rPr>
+        <w:t>item.getId</w:t>
+      </w:r>
+      <w:proofErr w:type="spellEnd"/>
+      <w:r>
+        <w:rPr>
+          <w:rFonts w:ascii="Courier New" w:eastAsia="Times New Roman" w:hAnsi="Courier New" w:cs="Courier New"/>
+          <w:color w:val="000000"/>
+          <w:sz w:val="18"/>
+          <w:szCs w:val="18"/>
+        </w:rPr>
+        <w:t xml:space="preserve">())) { throw new </w:t>
+      </w:r>
+      <w:proofErr w:type="spellStart"/>
+      <w:r>
+        <w:rPr>
+          <w:rFonts w:ascii="Courier New" w:eastAsia="Times New Roman" w:hAnsi="Courier New" w:cs="Courier New"/>
+          <w:color w:val="000000"/>
+          <w:sz w:val="18"/>
+          <w:szCs w:val="18"/>
+        </w:rPr>
+        <w:t>DuplicateDataException</w:t>
+      </w:r>
+      <w:proofErr w:type="spellEnd"/>
+      <w:r>
+        <w:rPr>
+          <w:rFonts w:ascii="Courier New" w:eastAsia="Times New Roman" w:hAnsi="Courier New" w:cs="Courier New"/>
+          <w:color w:val="000000"/>
+          <w:sz w:val="18"/>
+          <w:szCs w:val="18"/>
+        </w:rPr>
+        <w:t xml:space="preserve">( "An item with ID " + </w:t>
+      </w:r>
+      <w:proofErr w:type="spellStart"/>
+      <w:r>
+        <w:rPr>
+          <w:rFonts w:ascii="Courier New" w:eastAsia="Times New Roman" w:hAnsi="Courier New" w:cs="Courier New"/>
+          <w:color w:val="000000"/>
+          <w:sz w:val="18"/>
+          <w:szCs w:val="18"/>
+        </w:rPr>
+        <w:t>item.getId</w:t>
+      </w:r>
+      <w:proofErr w:type="spellEnd"/>
+      <w:r>
+        <w:rPr>
+          <w:rFonts w:ascii="Courier New" w:eastAsia="Times New Roman" w:hAnsi="Courier New" w:cs="Courier New"/>
+          <w:color w:val="000000"/>
+          <w:sz w:val="18"/>
+          <w:szCs w:val="18"/>
+        </w:rPr>
+        <w:t xml:space="preserve">() + " already exists."); } </w:t>
+      </w:r>
+      <w:proofErr w:type="spellStart"/>
+      <w:r>
+        <w:rPr>
+          <w:rFonts w:ascii="Courier New" w:eastAsia="Times New Roman" w:hAnsi="Courier New" w:cs="Courier New"/>
+          <w:color w:val="000000"/>
+          <w:sz w:val="18"/>
+          <w:szCs w:val="18"/>
+        </w:rPr>
+        <w:t>items.put</w:t>
+      </w:r>
+      <w:proofErr w:type="spellEnd"/>
+      <w:r>
+        <w:rPr>
+          <w:rFonts w:ascii="Courier New" w:eastAsia="Times New Roman" w:hAnsi="Courier New" w:cs="Courier New"/>
+          <w:color w:val="000000"/>
+          <w:sz w:val="18"/>
+          <w:szCs w:val="18"/>
+        </w:rPr>
+        <w:t>(</w:t>
+      </w:r>
+      <w:proofErr w:type="spellStart"/>
+      <w:r>
+        <w:rPr>
+          <w:rFonts w:ascii="Courier New" w:eastAsia="Times New Roman" w:hAnsi="Courier New" w:cs="Courier New"/>
+          <w:color w:val="000000"/>
+          <w:sz w:val="18"/>
+          <w:szCs w:val="18"/>
+        </w:rPr>
+        <w:t>item.getId</w:t>
+      </w:r>
+      <w:proofErr w:type="spellEnd"/>
+      <w:r>
+        <w:rPr>
+          <w:rFonts w:ascii="Courier New" w:eastAsia="Times New Roman" w:hAnsi="Courier New" w:cs="Courier New"/>
+          <w:color w:val="000000"/>
+          <w:sz w:val="18"/>
+          <w:szCs w:val="18"/>
+        </w:rPr>
+        <w:t xml:space="preserve">(), item); } public void update(T item) { </w:t>
+      </w:r>
+      <w:proofErr w:type="spellStart"/>
+      <w:r>
+        <w:rPr>
+          <w:rFonts w:ascii="Courier New" w:eastAsia="Times New Roman" w:hAnsi="Courier New" w:cs="Courier New"/>
+          <w:color w:val="000000"/>
+          <w:sz w:val="18"/>
+          <w:szCs w:val="18"/>
+        </w:rPr>
+        <w:t>items.put</w:t>
+      </w:r>
+      <w:proofErr w:type="spellEnd"/>
+      <w:r>
+        <w:rPr>
+          <w:rFonts w:ascii="Courier New" w:eastAsia="Times New Roman" w:hAnsi="Courier New" w:cs="Courier New"/>
+          <w:color w:val="000000"/>
+          <w:sz w:val="18"/>
+          <w:szCs w:val="18"/>
+        </w:rPr>
+        <w:t>(</w:t>
+      </w:r>
+      <w:proofErr w:type="spellStart"/>
+      <w:r>
+        <w:rPr>
+          <w:rFonts w:ascii="Courier New" w:eastAsia="Times New Roman" w:hAnsi="Courier New" w:cs="Courier New"/>
+          <w:color w:val="000000"/>
+          <w:sz w:val="18"/>
+          <w:szCs w:val="18"/>
+        </w:rPr>
+        <w:t>item.getId</w:t>
+      </w:r>
+      <w:proofErr w:type="spellEnd"/>
+      <w:r>
+        <w:rPr>
+          <w:rFonts w:ascii="Courier New" w:eastAsia="Times New Roman" w:hAnsi="Courier New" w:cs="Courier New"/>
+          <w:color w:val="000000"/>
+          <w:sz w:val="18"/>
+          <w:szCs w:val="18"/>
+        </w:rPr>
+        <w:t xml:space="preserve">(), item); } public void delete(String id) { </w:t>
+      </w:r>
+      <w:proofErr w:type="spellStart"/>
+      <w:r>
+        <w:rPr>
+          <w:rFonts w:ascii="Courier New" w:eastAsia="Times New Roman" w:hAnsi="Courier New" w:cs="Courier New"/>
+          <w:color w:val="000000"/>
+          <w:sz w:val="18"/>
+          <w:szCs w:val="18"/>
+        </w:rPr>
+        <w:t>items.remove</w:t>
+      </w:r>
+      <w:proofErr w:type="spellEnd"/>
+      <w:r>
+        <w:rPr>
+          <w:rFonts w:ascii="Courier New" w:eastAsia="Times New Roman" w:hAnsi="Courier New" w:cs="Courier New"/>
+          <w:color w:val="000000"/>
+          <w:sz w:val="18"/>
+          <w:szCs w:val="18"/>
+        </w:rPr>
+        <w:t xml:space="preserve">(id); } public List&lt;T&gt; </w:t>
+      </w:r>
+      <w:proofErr w:type="spellStart"/>
+      <w:r>
+        <w:rPr>
+          <w:rFonts w:ascii="Courier New" w:eastAsia="Times New Roman" w:hAnsi="Courier New" w:cs="Courier New"/>
+          <w:color w:val="000000"/>
+          <w:sz w:val="18"/>
+          <w:szCs w:val="18"/>
+        </w:rPr>
+        <w:t>findBy</w:t>
+      </w:r>
+      <w:proofErr w:type="spellEnd"/>
+      <w:r>
+        <w:rPr>
+          <w:rFonts w:ascii="Courier New" w:eastAsia="Times New Roman" w:hAnsi="Courier New" w:cs="Courier New"/>
+          <w:color w:val="000000"/>
+          <w:sz w:val="18"/>
+          <w:szCs w:val="18"/>
+        </w:rPr>
+        <w:t xml:space="preserve">(Predicate&lt;T&gt; criteria) { return </w:t>
+      </w:r>
+      <w:proofErr w:type="spellStart"/>
+      <w:r>
+        <w:rPr>
+          <w:rFonts w:ascii="Courier New" w:eastAsia="Times New Roman" w:hAnsi="Courier New" w:cs="Courier New"/>
+          <w:color w:val="000000"/>
+          <w:sz w:val="18"/>
+          <w:szCs w:val="18"/>
+        </w:rPr>
+        <w:t>items.values</w:t>
+      </w:r>
+      <w:proofErr w:type="spellEnd"/>
+      <w:r>
+        <w:rPr>
+          <w:rFonts w:ascii="Courier New" w:eastAsia="Times New Roman" w:hAnsi="Courier New" w:cs="Courier New"/>
+          <w:color w:val="000000"/>
+          <w:sz w:val="18"/>
+          <w:szCs w:val="18"/>
+        </w:rPr>
+        <w:t>().stream() .filter(criteria) .collect(</w:t>
+      </w:r>
+      <w:proofErr w:type="spellStart"/>
+      <w:r>
+        <w:rPr>
+          <w:rFonts w:ascii="Courier New" w:eastAsia="Times New Roman" w:hAnsi="Courier New" w:cs="Courier New"/>
+          <w:color w:val="000000"/>
+          <w:sz w:val="18"/>
+          <w:szCs w:val="18"/>
+        </w:rPr>
+        <w:t>Collectors.toList</w:t>
+      </w:r>
+      <w:proofErr w:type="spellEnd"/>
+      <w:r>
+        <w:rPr>
+          <w:rFonts w:ascii="Courier New" w:eastAsia="Times New Roman" w:hAnsi="Courier New" w:cs="Courier New"/>
+          <w:color w:val="000000"/>
+          <w:sz w:val="18"/>
+          <w:szCs w:val="18"/>
+        </w:rPr>
+        <w:t xml:space="preserve">()); } public &lt;R&gt; List&lt;R&gt; </w:t>
+      </w:r>
+      <w:proofErr w:type="spellStart"/>
+      <w:r>
+        <w:rPr>
+          <w:rFonts w:ascii="Courier New" w:eastAsia="Times New Roman" w:hAnsi="Courier New" w:cs="Courier New"/>
+          <w:color w:val="000000"/>
+          <w:sz w:val="18"/>
+          <w:szCs w:val="18"/>
+        </w:rPr>
+        <w:t>mapTo</w:t>
+      </w:r>
+      <w:proofErr w:type="spellEnd"/>
+      <w:r>
+        <w:rPr>
+          <w:rFonts w:ascii="Courier New" w:eastAsia="Times New Roman" w:hAnsi="Courier New" w:cs="Courier New"/>
+          <w:color w:val="000000"/>
+          <w:sz w:val="18"/>
+          <w:szCs w:val="18"/>
+        </w:rPr>
+        <w:t xml:space="preserve">(Function&lt;T, R&gt; mapper) { return </w:t>
+      </w:r>
+      <w:proofErr w:type="spellStart"/>
+      <w:r>
+        <w:rPr>
+          <w:rFonts w:ascii="Courier New" w:eastAsia="Times New Roman" w:hAnsi="Courier New" w:cs="Courier New"/>
+          <w:color w:val="000000"/>
+          <w:sz w:val="18"/>
+          <w:szCs w:val="18"/>
+        </w:rPr>
+        <w:t>items.values</w:t>
+      </w:r>
+      <w:proofErr w:type="spellEnd"/>
+      <w:r>
+        <w:rPr>
+          <w:rFonts w:ascii="Courier New" w:eastAsia="Times New Roman" w:hAnsi="Courier New" w:cs="Courier New"/>
+          <w:color w:val="000000"/>
+          <w:sz w:val="18"/>
+          <w:szCs w:val="18"/>
+        </w:rPr>
+        <w:t>().stream() .map(mapper) .collect(</w:t>
+      </w:r>
+      <w:proofErr w:type="spellStart"/>
+      <w:r>
+        <w:rPr>
+          <w:rFonts w:ascii="Courier New" w:eastAsia="Times New Roman" w:hAnsi="Courier New" w:cs="Courier New"/>
+          <w:color w:val="000000"/>
+          <w:sz w:val="18"/>
+          <w:szCs w:val="18"/>
+        </w:rPr>
+        <w:t>Collectors.toList</w:t>
+      </w:r>
+      <w:proofErr w:type="spellEnd"/>
+      <w:r>
+        <w:rPr>
+          <w:rFonts w:ascii="Courier New" w:eastAsia="Times New Roman" w:hAnsi="Courier New" w:cs="Courier New"/>
+          <w:color w:val="000000"/>
+          <w:sz w:val="18"/>
+          <w:szCs w:val="18"/>
+        </w:rPr>
+        <w:t xml:space="preserve">()); } } </w:t>
       </w:r>
     </w:p>
     <w:p>
@@ -13314,7 +15900,26 @@
           <w:bCs/>
           <w:color w:val="000000"/>
         </w:rPr>
-        <w:t>C.2 – IWFCException (Abstract Base)</w:t>
+        <w:lastRenderedPageBreak/>
+        <w:t xml:space="preserve">C.2 – </w:t>
+      </w:r>
+      <w:proofErr w:type="spellStart"/>
+      <w:r>
+        <w:rPr>
+          <w:b/>
+          <w:bCs/>
+          <w:color w:val="000000"/>
+        </w:rPr>
+        <w:t>IWFCException</w:t>
+      </w:r>
+      <w:proofErr w:type="spellEnd"/>
+      <w:r>
+        <w:rPr>
+          <w:b/>
+          <w:bCs/>
+          <w:color w:val="000000"/>
+        </w:rPr>
+        <w:t xml:space="preserve"> (Abstract Base)</w:t>
       </w:r>
     </w:p>
     <w:p>
@@ -13336,8 +15941,10 @@
           <w:sz w:val="18"/>
           <w:szCs w:val="18"/>
         </w:rPr>
-        <w:t xml:space="preserve">package com.iwfc.exception; import java.time.LocalDateTime; public abstract class IWFCException extends Exception { </w:t>
-      </w:r>
+        <w:t xml:space="preserve">package </w:t>
+      </w:r>
+      <w:proofErr w:type="spellStart"/>
+      <w:proofErr w:type="gramStart"/>
       <w:r>
         <w:rPr>
           <w:rFonts w:ascii="Courier New" w:eastAsia="Times New Roman" w:hAnsi="Courier New" w:cs="Courier New"/>
@@ -13345,7 +15952,548 @@
           <w:sz w:val="18"/>
           <w:szCs w:val="18"/>
         </w:rPr>
-        <w:t xml:space="preserve">private final String errorCode; private final LocalDateTime timestamp; public IWFCException(String message, String errorCode) { super(message); this.errorCode = errorCode; this.timestamp = LocalDateTime.now(); } public String getErrorCode() { return errorCode; } public LocalDateTime getTimestamp() { return timestamp; } public abstract String getUserFriendlyMessage(); } </w:t>
+        <w:t>com.iwfc</w:t>
+      </w:r>
+      <w:proofErr w:type="gramEnd"/>
+      <w:r>
+        <w:rPr>
+          <w:rFonts w:ascii="Courier New" w:eastAsia="Times New Roman" w:hAnsi="Courier New" w:cs="Courier New"/>
+          <w:color w:val="000000"/>
+          <w:sz w:val="18"/>
+          <w:szCs w:val="18"/>
+        </w:rPr>
+        <w:t>.exception</w:t>
+      </w:r>
+      <w:proofErr w:type="spellEnd"/>
+      <w:r>
+        <w:rPr>
+          <w:rFonts w:ascii="Courier New" w:eastAsia="Times New Roman" w:hAnsi="Courier New" w:cs="Courier New"/>
+          <w:color w:val="000000"/>
+          <w:sz w:val="18"/>
+          <w:szCs w:val="18"/>
+        </w:rPr>
+        <w:t xml:space="preserve">; import </w:t>
+      </w:r>
+      <w:proofErr w:type="spellStart"/>
+      <w:proofErr w:type="gramStart"/>
+      <w:r>
+        <w:rPr>
+          <w:rFonts w:ascii="Courier New" w:eastAsia="Times New Roman" w:hAnsi="Courier New" w:cs="Courier New"/>
+          <w:color w:val="000000"/>
+          <w:sz w:val="18"/>
+          <w:szCs w:val="18"/>
+        </w:rPr>
+        <w:t>java.time</w:t>
+      </w:r>
+      <w:proofErr w:type="gramEnd"/>
+      <w:r>
+        <w:rPr>
+          <w:rFonts w:ascii="Courier New" w:eastAsia="Times New Roman" w:hAnsi="Courier New" w:cs="Courier New"/>
+          <w:color w:val="000000"/>
+          <w:sz w:val="18"/>
+          <w:szCs w:val="18"/>
+        </w:rPr>
+        <w:t>.LocalDateTime</w:t>
+      </w:r>
+      <w:proofErr w:type="spellEnd"/>
+      <w:r>
+        <w:rPr>
+          <w:rFonts w:ascii="Courier New" w:eastAsia="Times New Roman" w:hAnsi="Courier New" w:cs="Courier New"/>
+          <w:color w:val="000000"/>
+          <w:sz w:val="18"/>
+          <w:szCs w:val="18"/>
+        </w:rPr>
+        <w:t xml:space="preserve">; public abstract class </w:t>
+      </w:r>
+      <w:proofErr w:type="spellStart"/>
+      <w:r>
+        <w:rPr>
+          <w:rFonts w:ascii="Courier New" w:eastAsia="Times New Roman" w:hAnsi="Courier New" w:cs="Courier New"/>
+          <w:color w:val="000000"/>
+          <w:sz w:val="18"/>
+          <w:szCs w:val="18"/>
+        </w:rPr>
+        <w:t>IWFCException</w:t>
+      </w:r>
+      <w:proofErr w:type="spellEnd"/>
+      <w:r>
+        <w:rPr>
+          <w:rFonts w:ascii="Courier New" w:eastAsia="Times New Roman" w:hAnsi="Courier New" w:cs="Courier New"/>
+          <w:color w:val="000000"/>
+          <w:sz w:val="18"/>
+          <w:szCs w:val="18"/>
+        </w:rPr>
+        <w:t xml:space="preserve"> extends Exception </w:t>
+      </w:r>
+      <w:proofErr w:type="gramStart"/>
+      <w:r>
+        <w:rPr>
+          <w:rFonts w:ascii="Courier New" w:eastAsia="Times New Roman" w:hAnsi="Courier New" w:cs="Courier New"/>
+          <w:color w:val="000000"/>
+          <w:sz w:val="18"/>
+          <w:szCs w:val="18"/>
+        </w:rPr>
+        <w:t>{ private</w:t>
+      </w:r>
+      <w:proofErr w:type="gramEnd"/>
+      <w:r>
+        <w:rPr>
+          <w:rFonts w:ascii="Courier New" w:eastAsia="Times New Roman" w:hAnsi="Courier New" w:cs="Courier New"/>
+          <w:color w:val="000000"/>
+          <w:sz w:val="18"/>
+          <w:szCs w:val="18"/>
+        </w:rPr>
+        <w:t xml:space="preserve"> final String </w:t>
+      </w:r>
+      <w:proofErr w:type="spellStart"/>
+      <w:r>
+        <w:rPr>
+          <w:rFonts w:ascii="Courier New" w:eastAsia="Times New Roman" w:hAnsi="Courier New" w:cs="Courier New"/>
+          <w:color w:val="000000"/>
+          <w:sz w:val="18"/>
+          <w:szCs w:val="18"/>
+        </w:rPr>
+        <w:t>errorCode</w:t>
+      </w:r>
+      <w:proofErr w:type="spellEnd"/>
+      <w:r>
+        <w:rPr>
+          <w:rFonts w:ascii="Courier New" w:eastAsia="Times New Roman" w:hAnsi="Courier New" w:cs="Courier New"/>
+          <w:color w:val="000000"/>
+          <w:sz w:val="18"/>
+          <w:szCs w:val="18"/>
+        </w:rPr>
+        <w:t xml:space="preserve">; private final </w:t>
+      </w:r>
+      <w:proofErr w:type="spellStart"/>
+      <w:r>
+        <w:rPr>
+          <w:rFonts w:ascii="Courier New" w:eastAsia="Times New Roman" w:hAnsi="Courier New" w:cs="Courier New"/>
+          <w:color w:val="000000"/>
+          <w:sz w:val="18"/>
+          <w:szCs w:val="18"/>
+        </w:rPr>
+        <w:t>LocalDateTime</w:t>
+      </w:r>
+      <w:proofErr w:type="spellEnd"/>
+      <w:r>
+        <w:rPr>
+          <w:rFonts w:ascii="Courier New" w:eastAsia="Times New Roman" w:hAnsi="Courier New" w:cs="Courier New"/>
+          <w:color w:val="000000"/>
+          <w:sz w:val="18"/>
+          <w:szCs w:val="18"/>
+        </w:rPr>
+        <w:t xml:space="preserve"> timestamp; public </w:t>
+      </w:r>
+      <w:proofErr w:type="spellStart"/>
+      <w:proofErr w:type="gramStart"/>
+      <w:r>
+        <w:rPr>
+          <w:rFonts w:ascii="Courier New" w:eastAsia="Times New Roman" w:hAnsi="Courier New" w:cs="Courier New"/>
+          <w:color w:val="000000"/>
+          <w:sz w:val="18"/>
+          <w:szCs w:val="18"/>
+        </w:rPr>
+        <w:t>IWFCException</w:t>
+      </w:r>
+      <w:proofErr w:type="spellEnd"/>
+      <w:r>
+        <w:rPr>
+          <w:rFonts w:ascii="Courier New" w:eastAsia="Times New Roman" w:hAnsi="Courier New" w:cs="Courier New"/>
+          <w:color w:val="000000"/>
+          <w:sz w:val="18"/>
+          <w:szCs w:val="18"/>
+        </w:rPr>
+        <w:t>(</w:t>
+      </w:r>
+      <w:proofErr w:type="gramEnd"/>
+      <w:r>
+        <w:rPr>
+          <w:rFonts w:ascii="Courier New" w:eastAsia="Times New Roman" w:hAnsi="Courier New" w:cs="Courier New"/>
+          <w:color w:val="000000"/>
+          <w:sz w:val="18"/>
+          <w:szCs w:val="18"/>
+        </w:rPr>
+        <w:t xml:space="preserve">String message, String </w:t>
+      </w:r>
+      <w:proofErr w:type="spellStart"/>
+      <w:r>
+        <w:rPr>
+          <w:rFonts w:ascii="Courier New" w:eastAsia="Times New Roman" w:hAnsi="Courier New" w:cs="Courier New"/>
+          <w:color w:val="000000"/>
+          <w:sz w:val="18"/>
+          <w:szCs w:val="18"/>
+        </w:rPr>
+        <w:t>errorCode</w:t>
+      </w:r>
+      <w:proofErr w:type="spellEnd"/>
+      <w:r>
+        <w:rPr>
+          <w:rFonts w:ascii="Courier New" w:eastAsia="Times New Roman" w:hAnsi="Courier New" w:cs="Courier New"/>
+          <w:color w:val="000000"/>
+          <w:sz w:val="18"/>
+          <w:szCs w:val="18"/>
+        </w:rPr>
+        <w:t xml:space="preserve">) </w:t>
+      </w:r>
+      <w:proofErr w:type="gramStart"/>
+      <w:r>
+        <w:rPr>
+          <w:rFonts w:ascii="Courier New" w:eastAsia="Times New Roman" w:hAnsi="Courier New" w:cs="Courier New"/>
+          <w:color w:val="000000"/>
+          <w:sz w:val="18"/>
+          <w:szCs w:val="18"/>
+        </w:rPr>
+        <w:t>{ super</w:t>
+      </w:r>
+      <w:proofErr w:type="gramEnd"/>
+      <w:r>
+        <w:rPr>
+          <w:rFonts w:ascii="Courier New" w:eastAsia="Times New Roman" w:hAnsi="Courier New" w:cs="Courier New"/>
+          <w:color w:val="000000"/>
+          <w:sz w:val="18"/>
+          <w:szCs w:val="18"/>
+        </w:rPr>
+        <w:t xml:space="preserve">(message); </w:t>
+      </w:r>
+      <w:proofErr w:type="spellStart"/>
+      <w:proofErr w:type="gramStart"/>
+      <w:r>
+        <w:rPr>
+          <w:rFonts w:ascii="Courier New" w:eastAsia="Times New Roman" w:hAnsi="Courier New" w:cs="Courier New"/>
+          <w:color w:val="000000"/>
+          <w:sz w:val="18"/>
+          <w:szCs w:val="18"/>
+        </w:rPr>
+        <w:t>this.errorCode</w:t>
+      </w:r>
+      <w:proofErr w:type="spellEnd"/>
+      <w:proofErr w:type="gramEnd"/>
+      <w:r>
+        <w:rPr>
+          <w:rFonts w:ascii="Courier New" w:eastAsia="Times New Roman" w:hAnsi="Courier New" w:cs="Courier New"/>
+          <w:color w:val="000000"/>
+          <w:sz w:val="18"/>
+          <w:szCs w:val="18"/>
+        </w:rPr>
+        <w:t xml:space="preserve"> = </w:t>
+      </w:r>
+      <w:proofErr w:type="spellStart"/>
+      <w:r>
+        <w:rPr>
+          <w:rFonts w:ascii="Courier New" w:eastAsia="Times New Roman" w:hAnsi="Courier New" w:cs="Courier New"/>
+          <w:color w:val="000000"/>
+          <w:sz w:val="18"/>
+          <w:szCs w:val="18"/>
+        </w:rPr>
+        <w:t>errorCode</w:t>
+      </w:r>
+      <w:proofErr w:type="spellEnd"/>
+      <w:r>
+        <w:rPr>
+          <w:rFonts w:ascii="Courier New" w:eastAsia="Times New Roman" w:hAnsi="Courier New" w:cs="Courier New"/>
+          <w:color w:val="000000"/>
+          <w:sz w:val="18"/>
+          <w:szCs w:val="18"/>
+        </w:rPr>
+        <w:t xml:space="preserve">; </w:t>
+      </w:r>
+      <w:proofErr w:type="spellStart"/>
+      <w:proofErr w:type="gramStart"/>
+      <w:r>
+        <w:rPr>
+          <w:rFonts w:ascii="Courier New" w:eastAsia="Times New Roman" w:hAnsi="Courier New" w:cs="Courier New"/>
+          <w:color w:val="000000"/>
+          <w:sz w:val="18"/>
+          <w:szCs w:val="18"/>
+        </w:rPr>
+        <w:t>this.timestamp</w:t>
+      </w:r>
+      <w:proofErr w:type="spellEnd"/>
+      <w:proofErr w:type="gramEnd"/>
+      <w:r>
+        <w:rPr>
+          <w:rFonts w:ascii="Courier New" w:eastAsia="Times New Roman" w:hAnsi="Courier New" w:cs="Courier New"/>
+          <w:color w:val="000000"/>
+          <w:sz w:val="18"/>
+          <w:szCs w:val="18"/>
+        </w:rPr>
+        <w:t xml:space="preserve"> = </w:t>
+      </w:r>
+      <w:proofErr w:type="spellStart"/>
+      <w:proofErr w:type="gramStart"/>
+      <w:r>
+        <w:rPr>
+          <w:rFonts w:ascii="Courier New" w:eastAsia="Times New Roman" w:hAnsi="Courier New" w:cs="Courier New"/>
+          <w:color w:val="000000"/>
+          <w:sz w:val="18"/>
+          <w:szCs w:val="18"/>
+        </w:rPr>
+        <w:t>LocalDateTime.now</w:t>
+      </w:r>
+      <w:proofErr w:type="spellEnd"/>
+      <w:r>
+        <w:rPr>
+          <w:rFonts w:ascii="Courier New" w:eastAsia="Times New Roman" w:hAnsi="Courier New" w:cs="Courier New"/>
+          <w:color w:val="000000"/>
+          <w:sz w:val="18"/>
+          <w:szCs w:val="18"/>
+        </w:rPr>
+        <w:t>(</w:t>
+      </w:r>
+      <w:proofErr w:type="gramEnd"/>
+      <w:r>
+        <w:rPr>
+          <w:rFonts w:ascii="Courier New" w:eastAsia="Times New Roman" w:hAnsi="Courier New" w:cs="Courier New"/>
+          <w:color w:val="000000"/>
+          <w:sz w:val="18"/>
+          <w:szCs w:val="18"/>
+        </w:rPr>
+        <w:t>)</w:t>
+      </w:r>
+      <w:proofErr w:type="gramStart"/>
+      <w:r>
+        <w:rPr>
+          <w:rFonts w:ascii="Courier New" w:eastAsia="Times New Roman" w:hAnsi="Courier New" w:cs="Courier New"/>
+          <w:color w:val="000000"/>
+          <w:sz w:val="18"/>
+          <w:szCs w:val="18"/>
+        </w:rPr>
+        <w:t>; }</w:t>
+      </w:r>
+      <w:proofErr w:type="gramEnd"/>
+      <w:r>
+        <w:rPr>
+          <w:rFonts w:ascii="Courier New" w:eastAsia="Times New Roman" w:hAnsi="Courier New" w:cs="Courier New"/>
+          <w:color w:val="000000"/>
+          <w:sz w:val="18"/>
+          <w:szCs w:val="18"/>
+        </w:rPr>
+        <w:t xml:space="preserve"> public String </w:t>
+      </w:r>
+      <w:proofErr w:type="spellStart"/>
+      <w:proofErr w:type="gramStart"/>
+      <w:r>
+        <w:rPr>
+          <w:rFonts w:ascii="Courier New" w:eastAsia="Times New Roman" w:hAnsi="Courier New" w:cs="Courier New"/>
+          <w:color w:val="000000"/>
+          <w:sz w:val="18"/>
+          <w:szCs w:val="18"/>
+        </w:rPr>
+        <w:t>getErrorCode</w:t>
+      </w:r>
+      <w:proofErr w:type="spellEnd"/>
+      <w:r>
+        <w:rPr>
+          <w:rFonts w:ascii="Courier New" w:eastAsia="Times New Roman" w:hAnsi="Courier New" w:cs="Courier New"/>
+          <w:color w:val="000000"/>
+          <w:sz w:val="18"/>
+          <w:szCs w:val="18"/>
+        </w:rPr>
+        <w:t>(</w:t>
+      </w:r>
+      <w:proofErr w:type="gramEnd"/>
+      <w:r>
+        <w:rPr>
+          <w:rFonts w:ascii="Courier New" w:eastAsia="Times New Roman" w:hAnsi="Courier New" w:cs="Courier New"/>
+          <w:color w:val="000000"/>
+          <w:sz w:val="18"/>
+          <w:szCs w:val="18"/>
+        </w:rPr>
+        <w:t xml:space="preserve">) </w:t>
+      </w:r>
+      <w:proofErr w:type="gramStart"/>
+      <w:r>
+        <w:rPr>
+          <w:rFonts w:ascii="Courier New" w:eastAsia="Times New Roman" w:hAnsi="Courier New" w:cs="Courier New"/>
+          <w:color w:val="000000"/>
+          <w:sz w:val="18"/>
+          <w:szCs w:val="18"/>
+        </w:rPr>
+        <w:t>{ return</w:t>
+      </w:r>
+      <w:proofErr w:type="gramEnd"/>
+      <w:r>
+        <w:rPr>
+          <w:rFonts w:ascii="Courier New" w:eastAsia="Times New Roman" w:hAnsi="Courier New" w:cs="Courier New"/>
+          <w:color w:val="000000"/>
+          <w:sz w:val="18"/>
+          <w:szCs w:val="18"/>
+        </w:rPr>
+        <w:t xml:space="preserve"> </w:t>
+      </w:r>
+      <w:proofErr w:type="spellStart"/>
+      <w:r>
+        <w:rPr>
+          <w:rFonts w:ascii="Courier New" w:eastAsia="Times New Roman" w:hAnsi="Courier New" w:cs="Courier New"/>
+          <w:color w:val="000000"/>
+          <w:sz w:val="18"/>
+          <w:szCs w:val="18"/>
+        </w:rPr>
+        <w:t>errorCode</w:t>
+      </w:r>
+      <w:proofErr w:type="spellEnd"/>
+      <w:proofErr w:type="gramStart"/>
+      <w:r>
+        <w:rPr>
+          <w:rFonts w:ascii="Courier New" w:eastAsia="Times New Roman" w:hAnsi="Courier New" w:cs="Courier New"/>
+          <w:color w:val="000000"/>
+          <w:sz w:val="18"/>
+          <w:szCs w:val="18"/>
+        </w:rPr>
+        <w:t>; }</w:t>
+      </w:r>
+      <w:proofErr w:type="gramEnd"/>
+      <w:r>
+        <w:rPr>
+          <w:rFonts w:ascii="Courier New" w:eastAsia="Times New Roman" w:hAnsi="Courier New" w:cs="Courier New"/>
+          <w:color w:val="000000"/>
+          <w:sz w:val="18"/>
+          <w:szCs w:val="18"/>
+        </w:rPr>
+        <w:t xml:space="preserve"> public </w:t>
+      </w:r>
+      <w:proofErr w:type="spellStart"/>
+      <w:r>
+        <w:rPr>
+          <w:rFonts w:ascii="Courier New" w:eastAsia="Times New Roman" w:hAnsi="Courier New" w:cs="Courier New"/>
+          <w:color w:val="000000"/>
+          <w:sz w:val="18"/>
+          <w:szCs w:val="18"/>
+        </w:rPr>
+        <w:t>LocalDateTime</w:t>
+      </w:r>
+      <w:proofErr w:type="spellEnd"/>
+      <w:r>
+        <w:rPr>
+          <w:rFonts w:ascii="Courier New" w:eastAsia="Times New Roman" w:hAnsi="Courier New" w:cs="Courier New"/>
+          <w:color w:val="000000"/>
+          <w:sz w:val="18"/>
+          <w:szCs w:val="18"/>
+        </w:rPr>
+        <w:t xml:space="preserve"> </w:t>
+      </w:r>
+      <w:proofErr w:type="spellStart"/>
+      <w:proofErr w:type="gramStart"/>
+      <w:r>
+        <w:rPr>
+          <w:rFonts w:ascii="Courier New" w:eastAsia="Times New Roman" w:hAnsi="Courier New" w:cs="Courier New"/>
+          <w:color w:val="000000"/>
+          <w:sz w:val="18"/>
+          <w:szCs w:val="18"/>
+        </w:rPr>
+        <w:t>getTimestamp</w:t>
+      </w:r>
+      <w:proofErr w:type="spellEnd"/>
+      <w:r>
+        <w:rPr>
+          <w:rFonts w:ascii="Courier New" w:eastAsia="Times New Roman" w:hAnsi="Courier New" w:cs="Courier New"/>
+          <w:color w:val="000000"/>
+          <w:sz w:val="18"/>
+          <w:szCs w:val="18"/>
+        </w:rPr>
+        <w:t>(</w:t>
+      </w:r>
+      <w:proofErr w:type="gramEnd"/>
+      <w:r>
+        <w:rPr>
+          <w:rFonts w:ascii="Courier New" w:eastAsia="Times New Roman" w:hAnsi="Courier New" w:cs="Courier New"/>
+          <w:color w:val="000000"/>
+          <w:sz w:val="18"/>
+          <w:szCs w:val="18"/>
+        </w:rPr>
+        <w:t xml:space="preserve">) </w:t>
+      </w:r>
+      <w:proofErr w:type="gramStart"/>
+      <w:r>
+        <w:rPr>
+          <w:rFonts w:ascii="Courier New" w:eastAsia="Times New Roman" w:hAnsi="Courier New" w:cs="Courier New"/>
+          <w:color w:val="000000"/>
+          <w:sz w:val="18"/>
+          <w:szCs w:val="18"/>
+        </w:rPr>
+        <w:t>{ return</w:t>
+      </w:r>
+      <w:proofErr w:type="gramEnd"/>
+      <w:r>
+        <w:rPr>
+          <w:rFonts w:ascii="Courier New" w:eastAsia="Times New Roman" w:hAnsi="Courier New" w:cs="Courier New"/>
+          <w:color w:val="000000"/>
+          <w:sz w:val="18"/>
+          <w:szCs w:val="18"/>
+        </w:rPr>
+        <w:t xml:space="preserve"> timestamp</w:t>
+      </w:r>
+      <w:proofErr w:type="gramStart"/>
+      <w:r>
+        <w:rPr>
+          <w:rFonts w:ascii="Courier New" w:eastAsia="Times New Roman" w:hAnsi="Courier New" w:cs="Courier New"/>
+          <w:color w:val="000000"/>
+          <w:sz w:val="18"/>
+          <w:szCs w:val="18"/>
+        </w:rPr>
+        <w:t>; }</w:t>
+      </w:r>
+      <w:proofErr w:type="gramEnd"/>
+      <w:r>
+        <w:rPr>
+          <w:rFonts w:ascii="Courier New" w:eastAsia="Times New Roman" w:hAnsi="Courier New" w:cs="Courier New"/>
+          <w:color w:val="000000"/>
+          <w:sz w:val="18"/>
+          <w:szCs w:val="18"/>
+        </w:rPr>
+        <w:t xml:space="preserve"> public abstract String </w:t>
+      </w:r>
+      <w:proofErr w:type="spellStart"/>
+      <w:proofErr w:type="gramStart"/>
+      <w:r>
+        <w:rPr>
+          <w:rFonts w:ascii="Courier New" w:eastAsia="Times New Roman" w:hAnsi="Courier New" w:cs="Courier New"/>
+          <w:color w:val="000000"/>
+          <w:sz w:val="18"/>
+          <w:szCs w:val="18"/>
+        </w:rPr>
+        <w:t>getUserFriendlyMessage</w:t>
+      </w:r>
+      <w:proofErr w:type="spellEnd"/>
+      <w:r>
+        <w:rPr>
+          <w:rFonts w:ascii="Courier New" w:eastAsia="Times New Roman" w:hAnsi="Courier New" w:cs="Courier New"/>
+          <w:color w:val="000000"/>
+          <w:sz w:val="18"/>
+          <w:szCs w:val="18"/>
+        </w:rPr>
+        <w:t>(</w:t>
+      </w:r>
+      <w:proofErr w:type="gramEnd"/>
+      <w:r>
+        <w:rPr>
+          <w:rFonts w:ascii="Courier New" w:eastAsia="Times New Roman" w:hAnsi="Courier New" w:cs="Courier New"/>
+          <w:color w:val="000000"/>
+          <w:sz w:val="18"/>
+          <w:szCs w:val="18"/>
+        </w:rPr>
+        <w:t>)</w:t>
+      </w:r>
+      <w:proofErr w:type="gramStart"/>
+      <w:r>
+        <w:rPr>
+          <w:rFonts w:ascii="Courier New" w:eastAsia="Times New Roman" w:hAnsi="Courier New" w:cs="Courier New"/>
+          <w:color w:val="000000"/>
+          <w:sz w:val="18"/>
+          <w:szCs w:val="18"/>
+        </w:rPr>
+        <w:t>; }</w:t>
+      </w:r>
+      <w:proofErr w:type="gramEnd"/>
+      <w:r>
+        <w:rPr>
+          <w:rFonts w:ascii="Courier New" w:eastAsia="Times New Roman" w:hAnsi="Courier New" w:cs="Courier New"/>
+          <w:color w:val="000000"/>
+          <w:sz w:val="18"/>
+          <w:szCs w:val="18"/>
+        </w:rPr>
+        <w:t xml:space="preserve"> </w:t>
       </w:r>
     </w:p>
     <w:p>
@@ -13361,7 +16509,25 @@
           <w:bCs/>
           <w:color w:val="000000"/>
         </w:rPr>
-        <w:t>C.3 – PaymentStrategy Interface</w:t>
+        <w:t xml:space="preserve">C.3 – </w:t>
+      </w:r>
+      <w:proofErr w:type="spellStart"/>
+      <w:r>
+        <w:rPr>
+          <w:b/>
+          <w:bCs/>
+          <w:color w:val="000000"/>
+        </w:rPr>
+        <w:t>PaymentStrategy</w:t>
+      </w:r>
+      <w:proofErr w:type="spellEnd"/>
+      <w:r>
+        <w:rPr>
+          <w:b/>
+          <w:bCs/>
+          <w:color w:val="000000"/>
+        </w:rPr>
+        <w:t xml:space="preserve"> Interface</w:t>
       </w:r>
     </w:p>
     <w:p>
@@ -13383,8 +16549,10 @@
           <w:sz w:val="18"/>
           <w:szCs w:val="18"/>
         </w:rPr>
-        <w:t xml:space="preserve">package com.iwfc.pattern.payment; import com.iwfc.exception.PaymentFailedException; </w:t>
-      </w:r>
+        <w:t xml:space="preserve">package </w:t>
+      </w:r>
+      <w:proofErr w:type="spellStart"/>
+      <w:proofErr w:type="gramStart"/>
       <w:r>
         <w:rPr>
           <w:rFonts w:ascii="Courier New" w:eastAsia="Times New Roman" w:hAnsi="Courier New" w:cs="Courier New"/>
@@ -13392,7 +16560,293 @@
           <w:sz w:val="18"/>
           <w:szCs w:val="18"/>
         </w:rPr>
-        <w:t xml:space="preserve">public interface PaymentStrategy { PaymentResult pay(double amount, PaymentContext ctx) throws PaymentFailedException; String getMethodName(); double calculateProcessingFee(double amount); } </w:t>
+        <w:t>com.iwfc</w:t>
+      </w:r>
+      <w:proofErr w:type="gramEnd"/>
+      <w:r>
+        <w:rPr>
+          <w:rFonts w:ascii="Courier New" w:eastAsia="Times New Roman" w:hAnsi="Courier New" w:cs="Courier New"/>
+          <w:color w:val="000000"/>
+          <w:sz w:val="18"/>
+          <w:szCs w:val="18"/>
+        </w:rPr>
+        <w:t>.</w:t>
+      </w:r>
+      <w:proofErr w:type="gramStart"/>
+      <w:r>
+        <w:rPr>
+          <w:rFonts w:ascii="Courier New" w:eastAsia="Times New Roman" w:hAnsi="Courier New" w:cs="Courier New"/>
+          <w:color w:val="000000"/>
+          <w:sz w:val="18"/>
+          <w:szCs w:val="18"/>
+        </w:rPr>
+        <w:t>pattern.payment</w:t>
+      </w:r>
+      <w:proofErr w:type="spellEnd"/>
+      <w:proofErr w:type="gramEnd"/>
+      <w:r>
+        <w:rPr>
+          <w:rFonts w:ascii="Courier New" w:eastAsia="Times New Roman" w:hAnsi="Courier New" w:cs="Courier New"/>
+          <w:color w:val="000000"/>
+          <w:sz w:val="18"/>
+          <w:szCs w:val="18"/>
+        </w:rPr>
+        <w:t xml:space="preserve">; import </w:t>
+      </w:r>
+      <w:proofErr w:type="spellStart"/>
+      <w:proofErr w:type="gramStart"/>
+      <w:r>
+        <w:rPr>
+          <w:rFonts w:ascii="Courier New" w:eastAsia="Times New Roman" w:hAnsi="Courier New" w:cs="Courier New"/>
+          <w:color w:val="000000"/>
+          <w:sz w:val="18"/>
+          <w:szCs w:val="18"/>
+        </w:rPr>
+        <w:t>com.iwfc</w:t>
+      </w:r>
+      <w:proofErr w:type="gramEnd"/>
+      <w:r>
+        <w:rPr>
+          <w:rFonts w:ascii="Courier New" w:eastAsia="Times New Roman" w:hAnsi="Courier New" w:cs="Courier New"/>
+          <w:color w:val="000000"/>
+          <w:sz w:val="18"/>
+          <w:szCs w:val="18"/>
+        </w:rPr>
+        <w:t>.</w:t>
+      </w:r>
+      <w:proofErr w:type="gramStart"/>
+      <w:r>
+        <w:rPr>
+          <w:rFonts w:ascii="Courier New" w:eastAsia="Times New Roman" w:hAnsi="Courier New" w:cs="Courier New"/>
+          <w:color w:val="000000"/>
+          <w:sz w:val="18"/>
+          <w:szCs w:val="18"/>
+        </w:rPr>
+        <w:t>exception.PaymentFailedException</w:t>
+      </w:r>
+      <w:proofErr w:type="spellEnd"/>
+      <w:proofErr w:type="gramEnd"/>
+      <w:r>
+        <w:rPr>
+          <w:rFonts w:ascii="Courier New" w:eastAsia="Times New Roman" w:hAnsi="Courier New" w:cs="Courier New"/>
+          <w:color w:val="000000"/>
+          <w:sz w:val="18"/>
+          <w:szCs w:val="18"/>
+        </w:rPr>
+        <w:t xml:space="preserve">; public interface </w:t>
+      </w:r>
+      <w:proofErr w:type="spellStart"/>
+      <w:r>
+        <w:rPr>
+          <w:rFonts w:ascii="Courier New" w:eastAsia="Times New Roman" w:hAnsi="Courier New" w:cs="Courier New"/>
+          <w:color w:val="000000"/>
+          <w:sz w:val="18"/>
+          <w:szCs w:val="18"/>
+        </w:rPr>
+        <w:t>PaymentStrategy</w:t>
+      </w:r>
+      <w:proofErr w:type="spellEnd"/>
+      <w:r>
+        <w:rPr>
+          <w:rFonts w:ascii="Courier New" w:eastAsia="Times New Roman" w:hAnsi="Courier New" w:cs="Courier New"/>
+          <w:color w:val="000000"/>
+          <w:sz w:val="18"/>
+          <w:szCs w:val="18"/>
+        </w:rPr>
+        <w:t xml:space="preserve"> </w:t>
+      </w:r>
+      <w:proofErr w:type="gramStart"/>
+      <w:r>
+        <w:rPr>
+          <w:rFonts w:ascii="Courier New" w:eastAsia="Times New Roman" w:hAnsi="Courier New" w:cs="Courier New"/>
+          <w:color w:val="000000"/>
+          <w:sz w:val="18"/>
+          <w:szCs w:val="18"/>
+        </w:rPr>
+        <w:t xml:space="preserve">{ </w:t>
+      </w:r>
+      <w:proofErr w:type="spellStart"/>
+      <w:r>
+        <w:rPr>
+          <w:rFonts w:ascii="Courier New" w:eastAsia="Times New Roman" w:hAnsi="Courier New" w:cs="Courier New"/>
+          <w:color w:val="000000"/>
+          <w:sz w:val="18"/>
+          <w:szCs w:val="18"/>
+        </w:rPr>
+        <w:t>PaymentResult</w:t>
+      </w:r>
+      <w:proofErr w:type="spellEnd"/>
+      <w:proofErr w:type="gramEnd"/>
+      <w:r>
+        <w:rPr>
+          <w:rFonts w:ascii="Courier New" w:eastAsia="Times New Roman" w:hAnsi="Courier New" w:cs="Courier New"/>
+          <w:color w:val="000000"/>
+          <w:sz w:val="18"/>
+          <w:szCs w:val="18"/>
+        </w:rPr>
+        <w:t xml:space="preserve"> </w:t>
+      </w:r>
+      <w:proofErr w:type="gramStart"/>
+      <w:r>
+        <w:rPr>
+          <w:rFonts w:ascii="Courier New" w:eastAsia="Times New Roman" w:hAnsi="Courier New" w:cs="Courier New"/>
+          <w:color w:val="000000"/>
+          <w:sz w:val="18"/>
+          <w:szCs w:val="18"/>
+        </w:rPr>
+        <w:t>pay(</w:t>
+      </w:r>
+      <w:proofErr w:type="gramEnd"/>
+      <w:r>
+        <w:rPr>
+          <w:rFonts w:ascii="Courier New" w:eastAsia="Times New Roman" w:hAnsi="Courier New" w:cs="Courier New"/>
+          <w:color w:val="000000"/>
+          <w:sz w:val="18"/>
+          <w:szCs w:val="18"/>
+        </w:rPr>
+        <w:t xml:space="preserve">double amount, </w:t>
+      </w:r>
+      <w:proofErr w:type="spellStart"/>
+      <w:r>
+        <w:rPr>
+          <w:rFonts w:ascii="Courier New" w:eastAsia="Times New Roman" w:hAnsi="Courier New" w:cs="Courier New"/>
+          <w:color w:val="000000"/>
+          <w:sz w:val="18"/>
+          <w:szCs w:val="18"/>
+        </w:rPr>
+        <w:t>PaymentContext</w:t>
+      </w:r>
+      <w:proofErr w:type="spellEnd"/>
+      <w:r>
+        <w:rPr>
+          <w:rFonts w:ascii="Courier New" w:eastAsia="Times New Roman" w:hAnsi="Courier New" w:cs="Courier New"/>
+          <w:color w:val="000000"/>
+          <w:sz w:val="18"/>
+          <w:szCs w:val="18"/>
+        </w:rPr>
+        <w:t xml:space="preserve"> </w:t>
+      </w:r>
+      <w:proofErr w:type="spellStart"/>
+      <w:r>
+        <w:rPr>
+          <w:rFonts w:ascii="Courier New" w:eastAsia="Times New Roman" w:hAnsi="Courier New" w:cs="Courier New"/>
+          <w:color w:val="000000"/>
+          <w:sz w:val="18"/>
+          <w:szCs w:val="18"/>
+        </w:rPr>
+        <w:t>ctx</w:t>
+      </w:r>
+      <w:proofErr w:type="spellEnd"/>
+      <w:r>
+        <w:rPr>
+          <w:rFonts w:ascii="Courier New" w:eastAsia="Times New Roman" w:hAnsi="Courier New" w:cs="Courier New"/>
+          <w:color w:val="000000"/>
+          <w:sz w:val="18"/>
+          <w:szCs w:val="18"/>
+        </w:rPr>
+        <w:t xml:space="preserve">) throws </w:t>
+      </w:r>
+      <w:proofErr w:type="spellStart"/>
+      <w:r>
+        <w:rPr>
+          <w:rFonts w:ascii="Courier New" w:eastAsia="Times New Roman" w:hAnsi="Courier New" w:cs="Courier New"/>
+          <w:color w:val="000000"/>
+          <w:sz w:val="18"/>
+          <w:szCs w:val="18"/>
+        </w:rPr>
+        <w:t>PaymentFailedException</w:t>
+      </w:r>
+      <w:proofErr w:type="spellEnd"/>
+      <w:r>
+        <w:rPr>
+          <w:rFonts w:ascii="Courier New" w:eastAsia="Times New Roman" w:hAnsi="Courier New" w:cs="Courier New"/>
+          <w:color w:val="000000"/>
+          <w:sz w:val="18"/>
+          <w:szCs w:val="18"/>
+        </w:rPr>
+        <w:t xml:space="preserve">; String </w:t>
+      </w:r>
+      <w:proofErr w:type="spellStart"/>
+      <w:proofErr w:type="gramStart"/>
+      <w:r>
+        <w:rPr>
+          <w:rFonts w:ascii="Courier New" w:eastAsia="Times New Roman" w:hAnsi="Courier New" w:cs="Courier New"/>
+          <w:color w:val="000000"/>
+          <w:sz w:val="18"/>
+          <w:szCs w:val="18"/>
+        </w:rPr>
+        <w:t>getMethodName</w:t>
+      </w:r>
+      <w:proofErr w:type="spellEnd"/>
+      <w:r>
+        <w:rPr>
+          <w:rFonts w:ascii="Courier New" w:eastAsia="Times New Roman" w:hAnsi="Courier New" w:cs="Courier New"/>
+          <w:color w:val="000000"/>
+          <w:sz w:val="18"/>
+          <w:szCs w:val="18"/>
+        </w:rPr>
+        <w:t>(</w:t>
+      </w:r>
+      <w:proofErr w:type="gramEnd"/>
+      <w:r>
+        <w:rPr>
+          <w:rFonts w:ascii="Courier New" w:eastAsia="Times New Roman" w:hAnsi="Courier New" w:cs="Courier New"/>
+          <w:color w:val="000000"/>
+          <w:sz w:val="18"/>
+          <w:szCs w:val="18"/>
+        </w:rPr>
+        <w:t xml:space="preserve">); double </w:t>
+      </w:r>
+      <w:proofErr w:type="spellStart"/>
+      <w:proofErr w:type="gramStart"/>
+      <w:r>
+        <w:rPr>
+          <w:rFonts w:ascii="Courier New" w:eastAsia="Times New Roman" w:hAnsi="Courier New" w:cs="Courier New"/>
+          <w:color w:val="000000"/>
+          <w:sz w:val="18"/>
+          <w:szCs w:val="18"/>
+        </w:rPr>
+        <w:t>calculateProcessingFee</w:t>
+      </w:r>
+      <w:proofErr w:type="spellEnd"/>
+      <w:r>
+        <w:rPr>
+          <w:rFonts w:ascii="Courier New" w:eastAsia="Times New Roman" w:hAnsi="Courier New" w:cs="Courier New"/>
+          <w:color w:val="000000"/>
+          <w:sz w:val="18"/>
+          <w:szCs w:val="18"/>
+        </w:rPr>
+        <w:t>(</w:t>
+      </w:r>
+      <w:proofErr w:type="gramEnd"/>
+      <w:r>
+        <w:rPr>
+          <w:rFonts w:ascii="Courier New" w:eastAsia="Times New Roman" w:hAnsi="Courier New" w:cs="Courier New"/>
+          <w:color w:val="000000"/>
+          <w:sz w:val="18"/>
+          <w:szCs w:val="18"/>
+        </w:rPr>
+        <w:t>double amount)</w:t>
+      </w:r>
+      <w:proofErr w:type="gramStart"/>
+      <w:r>
+        <w:rPr>
+          <w:rFonts w:ascii="Courier New" w:eastAsia="Times New Roman" w:hAnsi="Courier New" w:cs="Courier New"/>
+          <w:color w:val="000000"/>
+          <w:sz w:val="18"/>
+          <w:szCs w:val="18"/>
+        </w:rPr>
+        <w:t>; }</w:t>
+      </w:r>
+      <w:proofErr w:type="gramEnd"/>
+      <w:r>
+        <w:rPr>
+          <w:rFonts w:ascii="Courier New" w:eastAsia="Times New Roman" w:hAnsi="Courier New" w:cs="Courier New"/>
+          <w:color w:val="000000"/>
+          <w:sz w:val="18"/>
+          <w:szCs w:val="18"/>
+        </w:rPr>
+        <w:t xml:space="preserve"> </w:t>
       </w:r>
     </w:p>
     <w:p>
@@ -13408,7 +16862,25 @@
           <w:bCs/>
           <w:color w:val="000000"/>
         </w:rPr>
-        <w:t>C.4 – EventListener&lt;T&gt; (Observer Interface)</w:t>
+        <w:t xml:space="preserve">C.4 – </w:t>
+      </w:r>
+      <w:proofErr w:type="spellStart"/>
+      <w:r>
+        <w:rPr>
+          <w:b/>
+          <w:bCs/>
+          <w:color w:val="000000"/>
+        </w:rPr>
+        <w:t>EventListener</w:t>
+      </w:r>
+      <w:proofErr w:type="spellEnd"/>
+      <w:r>
+        <w:rPr>
+          <w:b/>
+          <w:bCs/>
+          <w:color w:val="000000"/>
+        </w:rPr>
+        <w:t>&lt;T&gt; (Observer Interface)</w:t>
       </w:r>
     </w:p>
     <w:p>
@@ -13430,7 +16902,149 @@
           <w:sz w:val="18"/>
           <w:szCs w:val="18"/>
         </w:rPr>
-        <w:t xml:space="preserve">package com.iwfc.pattern; public interface EventListener&lt;T&gt; { void onEvent(String eventType, T data); } </w:t>
+        <w:t xml:space="preserve">package </w:t>
+      </w:r>
+      <w:proofErr w:type="spellStart"/>
+      <w:proofErr w:type="gramStart"/>
+      <w:r>
+        <w:rPr>
+          <w:rFonts w:ascii="Courier New" w:eastAsia="Times New Roman" w:hAnsi="Courier New" w:cs="Courier New"/>
+          <w:color w:val="000000"/>
+          <w:sz w:val="18"/>
+          <w:szCs w:val="18"/>
+        </w:rPr>
+        <w:t>com.iwfc</w:t>
+      </w:r>
+      <w:proofErr w:type="gramEnd"/>
+      <w:r>
+        <w:rPr>
+          <w:rFonts w:ascii="Courier New" w:eastAsia="Times New Roman" w:hAnsi="Courier New" w:cs="Courier New"/>
+          <w:color w:val="000000"/>
+          <w:sz w:val="18"/>
+          <w:szCs w:val="18"/>
+        </w:rPr>
+        <w:t>.pattern</w:t>
+      </w:r>
+      <w:proofErr w:type="spellEnd"/>
+      <w:r>
+        <w:rPr>
+          <w:rFonts w:ascii="Courier New" w:eastAsia="Times New Roman" w:hAnsi="Courier New" w:cs="Courier New"/>
+          <w:color w:val="000000"/>
+          <w:sz w:val="18"/>
+          <w:szCs w:val="18"/>
+        </w:rPr>
+        <w:t xml:space="preserve">; public interface </w:t>
+      </w:r>
+      <w:proofErr w:type="spellStart"/>
+      <w:r>
+        <w:rPr>
+          <w:rFonts w:ascii="Courier New" w:eastAsia="Times New Roman" w:hAnsi="Courier New" w:cs="Courier New"/>
+          <w:color w:val="000000"/>
+          <w:sz w:val="18"/>
+          <w:szCs w:val="18"/>
+        </w:rPr>
+        <w:t>EventListener</w:t>
+      </w:r>
+      <w:proofErr w:type="spellEnd"/>
+      <w:r>
+        <w:rPr>
+          <w:rFonts w:ascii="Courier New" w:eastAsia="Times New Roman" w:hAnsi="Courier New" w:cs="Courier New"/>
+          <w:color w:val="000000"/>
+          <w:sz w:val="18"/>
+          <w:szCs w:val="18"/>
+        </w:rPr>
+        <w:t xml:space="preserve">&lt;T&gt; </w:t>
+      </w:r>
+      <w:proofErr w:type="gramStart"/>
+      <w:r>
+        <w:rPr>
+          <w:rFonts w:ascii="Courier New" w:eastAsia="Times New Roman" w:hAnsi="Courier New" w:cs="Courier New"/>
+          <w:color w:val="000000"/>
+          <w:sz w:val="18"/>
+          <w:szCs w:val="18"/>
+        </w:rPr>
+        <w:t>{ void</w:t>
+      </w:r>
+      <w:proofErr w:type="gramEnd"/>
+      <w:r>
+        <w:rPr>
+          <w:rFonts w:ascii="Courier New" w:eastAsia="Times New Roman" w:hAnsi="Courier New" w:cs="Courier New"/>
+          <w:color w:val="000000"/>
+          <w:sz w:val="18"/>
+          <w:szCs w:val="18"/>
+        </w:rPr>
+        <w:t xml:space="preserve"> </w:t>
+      </w:r>
+      <w:proofErr w:type="spellStart"/>
+      <w:proofErr w:type="gramStart"/>
+      <w:r>
+        <w:rPr>
+          <w:rFonts w:ascii="Courier New" w:eastAsia="Times New Roman" w:hAnsi="Courier New" w:cs="Courier New"/>
+          <w:color w:val="000000"/>
+          <w:sz w:val="18"/>
+          <w:szCs w:val="18"/>
+        </w:rPr>
+        <w:t>onEvent</w:t>
+      </w:r>
+      <w:proofErr w:type="spellEnd"/>
+      <w:r>
+        <w:rPr>
+          <w:rFonts w:ascii="Courier New" w:eastAsia="Times New Roman" w:hAnsi="Courier New" w:cs="Courier New"/>
+          <w:color w:val="000000"/>
+          <w:sz w:val="18"/>
+          <w:szCs w:val="18"/>
+        </w:rPr>
+        <w:t>(</w:t>
+      </w:r>
+      <w:proofErr w:type="gramEnd"/>
+      <w:r>
+        <w:rPr>
+          <w:rFonts w:ascii="Courier New" w:eastAsia="Times New Roman" w:hAnsi="Courier New" w:cs="Courier New"/>
+          <w:color w:val="000000"/>
+          <w:sz w:val="18"/>
+          <w:szCs w:val="18"/>
+        </w:rPr>
+        <w:t xml:space="preserve">String </w:t>
+      </w:r>
+      <w:proofErr w:type="spellStart"/>
+      <w:r>
+        <w:rPr>
+          <w:rFonts w:ascii="Courier New" w:eastAsia="Times New Roman" w:hAnsi="Courier New" w:cs="Courier New"/>
+          <w:color w:val="000000"/>
+          <w:sz w:val="18"/>
+          <w:szCs w:val="18"/>
+        </w:rPr>
+        <w:t>eventType</w:t>
+      </w:r>
+      <w:proofErr w:type="spellEnd"/>
+      <w:r>
+        <w:rPr>
+          <w:rFonts w:ascii="Courier New" w:eastAsia="Times New Roman" w:hAnsi="Courier New" w:cs="Courier New"/>
+          <w:color w:val="000000"/>
+          <w:sz w:val="18"/>
+          <w:szCs w:val="18"/>
+        </w:rPr>
+        <w:t>, T data)</w:t>
+      </w:r>
+      <w:proofErr w:type="gramStart"/>
+      <w:r>
+        <w:rPr>
+          <w:rFonts w:ascii="Courier New" w:eastAsia="Times New Roman" w:hAnsi="Courier New" w:cs="Courier New"/>
+          <w:color w:val="000000"/>
+          <w:sz w:val="18"/>
+          <w:szCs w:val="18"/>
+        </w:rPr>
+        <w:t>; }</w:t>
+      </w:r>
+      <w:proofErr w:type="gramEnd"/>
+      <w:r>
+        <w:rPr>
+          <w:rFonts w:ascii="Courier New" w:eastAsia="Times New Roman" w:hAnsi="Courier New" w:cs="Courier New"/>
+          <w:color w:val="000000"/>
+          <w:sz w:val="18"/>
+          <w:szCs w:val="18"/>
+        </w:rPr>
+        <w:t xml:space="preserve"> </w:t>
       </w:r>
     </w:p>
     <w:p>
@@ -13446,7 +17060,25 @@
           <w:bCs/>
           <w:color w:val="000000"/>
         </w:rPr>
-        <w:t>C.5 – DataStore Singleton (Excerpt)</w:t>
+        <w:t xml:space="preserve">C.5 – </w:t>
+      </w:r>
+      <w:proofErr w:type="spellStart"/>
+      <w:r>
+        <w:rPr>
+          <w:b/>
+          <w:bCs/>
+          <w:color w:val="000000"/>
+        </w:rPr>
+        <w:t>DataStore</w:t>
+      </w:r>
+      <w:proofErr w:type="spellEnd"/>
+      <w:r>
+        <w:rPr>
+          <w:b/>
+          <w:bCs/>
+          <w:color w:val="000000"/>
+        </w:rPr>
+        <w:t xml:space="preserve"> Singleton (Excerpt)</w:t>
       </w:r>
     </w:p>
     <w:p>
@@ -13468,8 +17100,9 @@
           <w:sz w:val="18"/>
           <w:szCs w:val="18"/>
         </w:rPr>
-        <w:t xml:space="preserve">package com.iwfc.pattern; public class DataStore { private static volatile DataStore instance; private final Repository&lt;User&gt; users; </w:t>
-      </w:r>
+        <w:t xml:space="preserve">package </w:t>
+      </w:r>
+      <w:proofErr w:type="spellStart"/>
       <w:r>
         <w:rPr>
           <w:rFonts w:ascii="Courier New" w:eastAsia="Times New Roman" w:hAnsi="Courier New" w:cs="Courier New"/>
@@ -13477,8 +17110,9 @@
           <w:sz w:val="18"/>
           <w:szCs w:val="18"/>
         </w:rPr>
-        <w:t xml:space="preserve">private final Repository&lt;Equipment&gt; equipment; private final Repository&lt;FitnessSession&gt; sessions; // ... additional repositories private DataStore() { this.users = new Repository&lt;&gt;(); this.equipment = new Repository&lt;&gt;(); this.sessions = new Repository&lt;&gt;(); // ... initialise remaining repositories initSeedData(); } public static synchronized DataStore getInstance() { if (instance == null) { instance = new DataStore(); } return instance; } public static synchronized void resetInstance() { instance = null; } </w:t>
-      </w:r>
+        <w:t>com.iwfc.pattern</w:t>
+      </w:r>
+      <w:proofErr w:type="spellEnd"/>
       <w:r>
         <w:rPr>
           <w:rFonts w:ascii="Courier New" w:eastAsia="Times New Roman" w:hAnsi="Courier New" w:cs="Courier New"/>
@@ -13486,7 +17120,247 @@
           <w:sz w:val="18"/>
           <w:szCs w:val="18"/>
         </w:rPr>
-        <w:t xml:space="preserve">// ... seed data population methods } </w:t>
+        <w:t xml:space="preserve">; public class </w:t>
+      </w:r>
+      <w:proofErr w:type="spellStart"/>
+      <w:r>
+        <w:rPr>
+          <w:rFonts w:ascii="Courier New" w:eastAsia="Times New Roman" w:hAnsi="Courier New" w:cs="Courier New"/>
+          <w:color w:val="000000"/>
+          <w:sz w:val="18"/>
+          <w:szCs w:val="18"/>
+        </w:rPr>
+        <w:t>DataStore</w:t>
+      </w:r>
+      <w:proofErr w:type="spellEnd"/>
+      <w:r>
+        <w:rPr>
+          <w:rFonts w:ascii="Courier New" w:eastAsia="Times New Roman" w:hAnsi="Courier New" w:cs="Courier New"/>
+          <w:color w:val="000000"/>
+          <w:sz w:val="18"/>
+          <w:szCs w:val="18"/>
+        </w:rPr>
+        <w:t xml:space="preserve"> { private static volatile </w:t>
+      </w:r>
+      <w:proofErr w:type="spellStart"/>
+      <w:r>
+        <w:rPr>
+          <w:rFonts w:ascii="Courier New" w:eastAsia="Times New Roman" w:hAnsi="Courier New" w:cs="Courier New"/>
+          <w:color w:val="000000"/>
+          <w:sz w:val="18"/>
+          <w:szCs w:val="18"/>
+        </w:rPr>
+        <w:t>DataStore</w:t>
+      </w:r>
+      <w:proofErr w:type="spellEnd"/>
+      <w:r>
+        <w:rPr>
+          <w:rFonts w:ascii="Courier New" w:eastAsia="Times New Roman" w:hAnsi="Courier New" w:cs="Courier New"/>
+          <w:color w:val="000000"/>
+          <w:sz w:val="18"/>
+          <w:szCs w:val="18"/>
+        </w:rPr>
+        <w:t xml:space="preserve"> instance; private final Repository&lt;User&gt; users; private final Repository&lt;Equipment&gt; equipment; private final Repository&lt;</w:t>
+      </w:r>
+      <w:proofErr w:type="spellStart"/>
+      <w:r>
+        <w:rPr>
+          <w:rFonts w:ascii="Courier New" w:eastAsia="Times New Roman" w:hAnsi="Courier New" w:cs="Courier New"/>
+          <w:color w:val="000000"/>
+          <w:sz w:val="18"/>
+          <w:szCs w:val="18"/>
+        </w:rPr>
+        <w:t>FitnessSession</w:t>
+      </w:r>
+      <w:proofErr w:type="spellEnd"/>
+      <w:r>
+        <w:rPr>
+          <w:rFonts w:ascii="Courier New" w:eastAsia="Times New Roman" w:hAnsi="Courier New" w:cs="Courier New"/>
+          <w:color w:val="000000"/>
+          <w:sz w:val="18"/>
+          <w:szCs w:val="18"/>
+        </w:rPr>
+        <w:t xml:space="preserve">&gt; sessions; // ... additional repositories private </w:t>
+      </w:r>
+      <w:proofErr w:type="spellStart"/>
+      <w:r>
+        <w:rPr>
+          <w:rFonts w:ascii="Courier New" w:eastAsia="Times New Roman" w:hAnsi="Courier New" w:cs="Courier New"/>
+          <w:color w:val="000000"/>
+          <w:sz w:val="18"/>
+          <w:szCs w:val="18"/>
+        </w:rPr>
+        <w:t>DataStore</w:t>
+      </w:r>
+      <w:proofErr w:type="spellEnd"/>
+      <w:r>
+        <w:rPr>
+          <w:rFonts w:ascii="Courier New" w:eastAsia="Times New Roman" w:hAnsi="Courier New" w:cs="Courier New"/>
+          <w:color w:val="000000"/>
+          <w:sz w:val="18"/>
+          <w:szCs w:val="18"/>
+        </w:rPr>
+        <w:t xml:space="preserve">() { </w:t>
+      </w:r>
+      <w:proofErr w:type="spellStart"/>
+      <w:r>
+        <w:rPr>
+          <w:rFonts w:ascii="Courier New" w:eastAsia="Times New Roman" w:hAnsi="Courier New" w:cs="Courier New"/>
+          <w:color w:val="000000"/>
+          <w:sz w:val="18"/>
+          <w:szCs w:val="18"/>
+        </w:rPr>
+        <w:t>this.users</w:t>
+      </w:r>
+      <w:proofErr w:type="spellEnd"/>
+      <w:r>
+        <w:rPr>
+          <w:rFonts w:ascii="Courier New" w:eastAsia="Times New Roman" w:hAnsi="Courier New" w:cs="Courier New"/>
+          <w:color w:val="000000"/>
+          <w:sz w:val="18"/>
+          <w:szCs w:val="18"/>
+        </w:rPr>
+        <w:t xml:space="preserve"> = new Repository&lt;&gt;(); </w:t>
+      </w:r>
+      <w:proofErr w:type="spellStart"/>
+      <w:r>
+        <w:rPr>
+          <w:rFonts w:ascii="Courier New" w:eastAsia="Times New Roman" w:hAnsi="Courier New" w:cs="Courier New"/>
+          <w:color w:val="000000"/>
+          <w:sz w:val="18"/>
+          <w:szCs w:val="18"/>
+        </w:rPr>
+        <w:t>this.equipment</w:t>
+      </w:r>
+      <w:proofErr w:type="spellEnd"/>
+      <w:r>
+        <w:rPr>
+          <w:rFonts w:ascii="Courier New" w:eastAsia="Times New Roman" w:hAnsi="Courier New" w:cs="Courier New"/>
+          <w:color w:val="000000"/>
+          <w:sz w:val="18"/>
+          <w:szCs w:val="18"/>
+        </w:rPr>
+        <w:t xml:space="preserve"> = new Repository&lt;&gt;(); </w:t>
+      </w:r>
+      <w:proofErr w:type="spellStart"/>
+      <w:r>
+        <w:rPr>
+          <w:rFonts w:ascii="Courier New" w:eastAsia="Times New Roman" w:hAnsi="Courier New" w:cs="Courier New"/>
+          <w:color w:val="000000"/>
+          <w:sz w:val="18"/>
+          <w:szCs w:val="18"/>
+        </w:rPr>
+        <w:t>this.sessions</w:t>
+      </w:r>
+      <w:proofErr w:type="spellEnd"/>
+      <w:r>
+        <w:rPr>
+          <w:rFonts w:ascii="Courier New" w:eastAsia="Times New Roman" w:hAnsi="Courier New" w:cs="Courier New"/>
+          <w:color w:val="000000"/>
+          <w:sz w:val="18"/>
+          <w:szCs w:val="18"/>
+        </w:rPr>
+        <w:t xml:space="preserve"> = new Repository&lt;&gt;(); // ... initialise remaining repositories </w:t>
+      </w:r>
+      <w:proofErr w:type="spellStart"/>
+      <w:r>
+        <w:rPr>
+          <w:rFonts w:ascii="Courier New" w:eastAsia="Times New Roman" w:hAnsi="Courier New" w:cs="Courier New"/>
+          <w:color w:val="000000"/>
+          <w:sz w:val="18"/>
+          <w:szCs w:val="18"/>
+        </w:rPr>
+        <w:t>initSeedData</w:t>
+      </w:r>
+      <w:proofErr w:type="spellEnd"/>
+      <w:r>
+        <w:rPr>
+          <w:rFonts w:ascii="Courier New" w:eastAsia="Times New Roman" w:hAnsi="Courier New" w:cs="Courier New"/>
+          <w:color w:val="000000"/>
+          <w:sz w:val="18"/>
+          <w:szCs w:val="18"/>
+        </w:rPr>
+        <w:t xml:space="preserve">(); } public static synchronized </w:t>
+      </w:r>
+      <w:proofErr w:type="spellStart"/>
+      <w:r>
+        <w:rPr>
+          <w:rFonts w:ascii="Courier New" w:eastAsia="Times New Roman" w:hAnsi="Courier New" w:cs="Courier New"/>
+          <w:color w:val="000000"/>
+          <w:sz w:val="18"/>
+          <w:szCs w:val="18"/>
+        </w:rPr>
+        <w:t>DataStore</w:t>
+      </w:r>
+      <w:proofErr w:type="spellEnd"/>
+      <w:r>
+        <w:rPr>
+          <w:rFonts w:ascii="Courier New" w:eastAsia="Times New Roman" w:hAnsi="Courier New" w:cs="Courier New"/>
+          <w:color w:val="000000"/>
+          <w:sz w:val="18"/>
+          <w:szCs w:val="18"/>
+        </w:rPr>
+        <w:t xml:space="preserve"> </w:t>
+      </w:r>
+      <w:proofErr w:type="spellStart"/>
+      <w:r>
+        <w:rPr>
+          <w:rFonts w:ascii="Courier New" w:eastAsia="Times New Roman" w:hAnsi="Courier New" w:cs="Courier New"/>
+          <w:color w:val="000000"/>
+          <w:sz w:val="18"/>
+          <w:szCs w:val="18"/>
+        </w:rPr>
+        <w:t>getInstance</w:t>
+      </w:r>
+      <w:proofErr w:type="spellEnd"/>
+      <w:r>
+        <w:rPr>
+          <w:rFonts w:ascii="Courier New" w:eastAsia="Times New Roman" w:hAnsi="Courier New" w:cs="Courier New"/>
+          <w:color w:val="000000"/>
+          <w:sz w:val="18"/>
+          <w:szCs w:val="18"/>
+        </w:rPr>
+        <w:t xml:space="preserve">() { if (instance == null) { instance = new </w:t>
+      </w:r>
+      <w:proofErr w:type="spellStart"/>
+      <w:r>
+        <w:rPr>
+          <w:rFonts w:ascii="Courier New" w:eastAsia="Times New Roman" w:hAnsi="Courier New" w:cs="Courier New"/>
+          <w:color w:val="000000"/>
+          <w:sz w:val="18"/>
+          <w:szCs w:val="18"/>
+        </w:rPr>
+        <w:t>DataStore</w:t>
+      </w:r>
+      <w:proofErr w:type="spellEnd"/>
+      <w:r>
+        <w:rPr>
+          <w:rFonts w:ascii="Courier New" w:eastAsia="Times New Roman" w:hAnsi="Courier New" w:cs="Courier New"/>
+          <w:color w:val="000000"/>
+          <w:sz w:val="18"/>
+          <w:szCs w:val="18"/>
+        </w:rPr>
+        <w:t xml:space="preserve">(); } return instance; } public static synchronized void </w:t>
+      </w:r>
+      <w:proofErr w:type="spellStart"/>
+      <w:r>
+        <w:rPr>
+          <w:rFonts w:ascii="Courier New" w:eastAsia="Times New Roman" w:hAnsi="Courier New" w:cs="Courier New"/>
+          <w:color w:val="000000"/>
+          <w:sz w:val="18"/>
+          <w:szCs w:val="18"/>
+        </w:rPr>
+        <w:t>resetInstance</w:t>
+      </w:r>
+      <w:proofErr w:type="spellEnd"/>
+      <w:r>
+        <w:rPr>
+          <w:rFonts w:ascii="Courier New" w:eastAsia="Times New Roman" w:hAnsi="Courier New" w:cs="Courier New"/>
+          <w:color w:val="000000"/>
+          <w:sz w:val="18"/>
+          <w:szCs w:val="18"/>
+        </w:rPr>
+        <w:t xml:space="preserve">() { instance = null; } // ... seed data population methods } </w:t>
       </w:r>
     </w:p>
     <w:p>
@@ -13572,16 +17446,7 @@
           <w:color w:val="555555"/>
         </w:rPr>
         <w:br/>
-        <w:t>Member Dashboard Screenshot – showing a member’</w:t>
-      </w:r>
-      <w:r>
-        <w:rPr>
-          <w:rFonts w:eastAsia="Times New Roman"/>
-          <w:i/>
-          <w:iCs/>
-          <w:color w:val="555555"/>
-        </w:rPr>
-        <w:t xml:space="preserve">s view with their booked sessions, fitness plan enrolments, body measurement chart, and upcoming schedule. </w:t>
+        <w:t xml:space="preserve">Member Dashboard Screenshot – showing a member’s view with their booked sessions, fitness plan enrolments, body measurement chart, and upcoming schedule. </w:t>
       </w:r>
     </w:p>
     <w:p>
@@ -13606,6 +17471,7 @@
           <w:iCs/>
           <w:color w:val="555555"/>
         </w:rPr>
+        <w:lastRenderedPageBreak/>
         <w:t>[INSERT ADDITIONAL SCREENSHOT 2]</w:t>
       </w:r>
       <w:r>
@@ -13686,7 +17552,27 @@
           <w:color w:val="555555"/>
         </w:rPr>
         <w:br/>
-        <w:t xml:space="preserve">Console Application Screenshot – showing the ConsoleApp text-based menu running in a terminal, demonstrating that the system works without the JavaFX GUI. </w:t>
+        <w:t xml:space="preserve">Console Application Screenshot – showing the </w:t>
+      </w:r>
+      <w:proofErr w:type="spellStart"/>
+      <w:r>
+        <w:rPr>
+          <w:rFonts w:eastAsia="Times New Roman"/>
+          <w:i/>
+          <w:iCs/>
+          <w:color w:val="555555"/>
+        </w:rPr>
+        <w:t>ConsoleApp</w:t>
+      </w:r>
+      <w:proofErr w:type="spellEnd"/>
+      <w:r>
+        <w:rPr>
+          <w:rFonts w:eastAsia="Times New Roman"/>
+          <w:i/>
+          <w:iCs/>
+          <w:color w:val="555555"/>
+        </w:rPr>
+        <w:t xml:space="preserve"> text-based menu running in a terminal, demonstrating that the system works without the JavaFX GUI. </w:t>
       </w:r>
     </w:p>
     <w:p>
